--- a/method/study 1/experimenter (blinded)/german/Study 1 Condition Assignment Sheet.docx
+++ b/method/study 1/experimenter (blinded)/german/Study 1 Condition Assignment Sheet.docx
@@ -270,23 +270,25 @@
           <w:tcPr>
             <w:tcW w:w="939" w:type="dxa"/>
             <w:noWrap/>
-            <w:hideMark/>
-          </w:tcPr>
-          <w:p>
-            <w:pPr>
-              <w:rPr>
-                <w:b/>
-                <w:bCs/>
-                <w:sz w:val="16"/>
-                <w:szCs w:val="16"/>
-              </w:rPr>
-            </w:pPr>
-            <w:r>
-              <w:rPr>
-                <w:b/>
-                <w:bCs/>
-                <w:sz w:val="16"/>
-                <w:szCs w:val="16"/>
+            <w:vAlign w:val="center"/>
+            <w:hideMark/>
+          </w:tcPr>
+          <w:p>
+            <w:pPr>
+              <w:jc w:val="center"/>
+              <w:rPr>
+                <w:b/>
+                <w:bCs/>
+                <w:sz w:val="20"/>
+                <w:szCs w:val="20"/>
+              </w:rPr>
+            </w:pPr>
+            <w:r>
+              <w:rPr>
+                <w:b/>
+                <w:bCs/>
+                <w:sz w:val="20"/>
+                <w:szCs w:val="20"/>
               </w:rPr>
               <w:t>1</w:t>
             </w:r>
@@ -315,7 +317,7 @@
                 <w:sz w:val="16"/>
                 <w:szCs w:val="16"/>
               </w:rPr>
-              <w:t>Versuchen Sie bei Ihrer ersten Aufgabe, in den nächsten fünf Minuten an einen BERG zu denken. Ich bin in fünf Minuten zurück.</w:t>
+              <w:t>Versuchen Sie bei Ihrer ersten Aufgabe in den nächsten fünf Minuten an einen BERG zu denken. Ich bin in fünf Minuten zurück.</w:t>
             </w:r>
           </w:p>
         </w:tc>
@@ -332,16 +334,16 @@
               <w:rPr>
                 <w:rFonts w:cstheme="minorHAnsi"/>
                 <w:color w:val="000000"/>
-                <w:sz w:val="16"/>
-                <w:szCs w:val="16"/>
-              </w:rPr>
-            </w:pPr>
-            <w:r>
-              <w:rPr>
-                <w:rFonts w:cstheme="minorHAnsi"/>
-                <w:color w:val="000000"/>
-                <w:sz w:val="16"/>
-                <w:szCs w:val="16"/>
+                <w:sz w:val="20"/>
+                <w:szCs w:val="20"/>
+              </w:rPr>
+            </w:pPr>
+            <w:r>
+              <w:rPr>
+                <w:rFonts w:cstheme="minorHAnsi"/>
+                <w:color w:val="000000"/>
+                <w:sz w:val="20"/>
+                <w:szCs w:val="20"/>
               </w:rPr>
               <w:t>1</w:t>
             </w:r>
@@ -360,16 +362,16 @@
               <w:rPr>
                 <w:rFonts w:cstheme="minorHAnsi"/>
                 <w:color w:val="000000"/>
-                <w:sz w:val="16"/>
-                <w:szCs w:val="16"/>
-              </w:rPr>
-            </w:pPr>
-            <w:r>
-              <w:rPr>
-                <w:rFonts w:cstheme="minorHAnsi"/>
-                <w:color w:val="000000"/>
-                <w:sz w:val="16"/>
-                <w:szCs w:val="16"/>
+                <w:sz w:val="20"/>
+                <w:szCs w:val="20"/>
+              </w:rPr>
+            </w:pPr>
+            <w:r>
+              <w:rPr>
+                <w:rFonts w:cstheme="minorHAnsi"/>
+                <w:color w:val="000000"/>
+                <w:sz w:val="20"/>
+                <w:szCs w:val="20"/>
               </w:rPr>
               <w:t>1</w:t>
             </w:r>
@@ -406,23 +408,25 @@
           <w:tcPr>
             <w:tcW w:w="939" w:type="dxa"/>
             <w:noWrap/>
-            <w:hideMark/>
-          </w:tcPr>
-          <w:p>
-            <w:pPr>
-              <w:rPr>
-                <w:b/>
-                <w:bCs/>
-                <w:sz w:val="16"/>
-                <w:szCs w:val="16"/>
-              </w:rPr>
-            </w:pPr>
-            <w:r>
-              <w:rPr>
-                <w:b/>
-                <w:bCs/>
-                <w:sz w:val="16"/>
-                <w:szCs w:val="16"/>
+            <w:vAlign w:val="center"/>
+            <w:hideMark/>
+          </w:tcPr>
+          <w:p>
+            <w:pPr>
+              <w:jc w:val="center"/>
+              <w:rPr>
+                <w:b/>
+                <w:bCs/>
+                <w:sz w:val="20"/>
+                <w:szCs w:val="20"/>
+              </w:rPr>
+            </w:pPr>
+            <w:r>
+              <w:rPr>
+                <w:b/>
+                <w:bCs/>
+                <w:sz w:val="20"/>
+                <w:szCs w:val="20"/>
               </w:rPr>
               <w:t>2</w:t>
             </w:r>
@@ -451,7 +455,7 @@
                 <w:sz w:val="16"/>
                 <w:szCs w:val="16"/>
               </w:rPr>
-              <w:t>Versuchen Sie bei Ihrer ersten Aufgabe, in den nächsten fünf Minuten an ein KIND zu denken. Ich bin in fünf Minuten zurück.</w:t>
+              <w:t>Versuchen Sie bei Ihrer ersten Aufgabe in den nächsten fünf Minuten an ein KIND zu denken. Ich bin in fünf Minuten zurück.</w:t>
             </w:r>
           </w:p>
         </w:tc>
@@ -468,16 +472,16 @@
               <w:rPr>
                 <w:rFonts w:cstheme="minorHAnsi"/>
                 <w:color w:val="000000"/>
-                <w:sz w:val="16"/>
-                <w:szCs w:val="16"/>
-              </w:rPr>
-            </w:pPr>
-            <w:r>
-              <w:rPr>
-                <w:rFonts w:cstheme="minorHAnsi"/>
-                <w:color w:val="000000"/>
-                <w:sz w:val="16"/>
-                <w:szCs w:val="16"/>
+                <w:sz w:val="20"/>
+                <w:szCs w:val="20"/>
+              </w:rPr>
+            </w:pPr>
+            <w:r>
+              <w:rPr>
+                <w:rFonts w:cstheme="minorHAnsi"/>
+                <w:color w:val="000000"/>
+                <w:sz w:val="20"/>
+                <w:szCs w:val="20"/>
               </w:rPr>
               <w:t>2</w:t>
             </w:r>
@@ -496,16 +500,16 @@
               <w:rPr>
                 <w:rFonts w:cstheme="minorHAnsi"/>
                 <w:color w:val="000000"/>
-                <w:sz w:val="16"/>
-                <w:szCs w:val="16"/>
-              </w:rPr>
-            </w:pPr>
-            <w:r>
-              <w:rPr>
-                <w:rFonts w:cstheme="minorHAnsi"/>
-                <w:color w:val="000000"/>
-                <w:sz w:val="16"/>
-                <w:szCs w:val="16"/>
+                <w:sz w:val="20"/>
+                <w:szCs w:val="20"/>
+              </w:rPr>
+            </w:pPr>
+            <w:r>
+              <w:rPr>
+                <w:rFonts w:cstheme="minorHAnsi"/>
+                <w:color w:val="000000"/>
+                <w:sz w:val="20"/>
+                <w:szCs w:val="20"/>
               </w:rPr>
               <w:t>1</w:t>
             </w:r>
@@ -542,23 +546,25 @@
           <w:tcPr>
             <w:tcW w:w="939" w:type="dxa"/>
             <w:noWrap/>
-            <w:hideMark/>
-          </w:tcPr>
-          <w:p>
-            <w:pPr>
-              <w:rPr>
-                <w:b/>
-                <w:bCs/>
-                <w:sz w:val="16"/>
-                <w:szCs w:val="16"/>
-              </w:rPr>
-            </w:pPr>
-            <w:r>
-              <w:rPr>
-                <w:b/>
-                <w:bCs/>
-                <w:sz w:val="16"/>
-                <w:szCs w:val="16"/>
+            <w:vAlign w:val="center"/>
+            <w:hideMark/>
+          </w:tcPr>
+          <w:p>
+            <w:pPr>
+              <w:jc w:val="center"/>
+              <w:rPr>
+                <w:b/>
+                <w:bCs/>
+                <w:sz w:val="20"/>
+                <w:szCs w:val="20"/>
+              </w:rPr>
+            </w:pPr>
+            <w:r>
+              <w:rPr>
+                <w:b/>
+                <w:bCs/>
+                <w:sz w:val="20"/>
+                <w:szCs w:val="20"/>
               </w:rPr>
               <w:t>3</w:t>
             </w:r>
@@ -587,7 +593,7 @@
                 <w:sz w:val="16"/>
                 <w:szCs w:val="16"/>
               </w:rPr>
-              <w:t>Versuchen Sie bei Ihrer ersten Aufgabe, in den nächsten fünf Minuten NICHT an ein KIND zu denken. Ich bin in fünf Minuten zurück.</w:t>
+              <w:t>Versuchen Sie bei Ihrer ersten Aufgabe in den nächsten fünf Minuten NICHT an ein KIND zu denken. Ich bin in fünf Minuten zurück.</w:t>
             </w:r>
           </w:p>
         </w:tc>
@@ -604,16 +610,16 @@
               <w:rPr>
                 <w:rFonts w:cstheme="minorHAnsi"/>
                 <w:color w:val="000000"/>
-                <w:sz w:val="16"/>
-                <w:szCs w:val="16"/>
-              </w:rPr>
-            </w:pPr>
-            <w:r>
-              <w:rPr>
-                <w:rFonts w:cstheme="minorHAnsi"/>
-                <w:color w:val="000000"/>
-                <w:sz w:val="16"/>
-                <w:szCs w:val="16"/>
+                <w:sz w:val="20"/>
+                <w:szCs w:val="20"/>
+              </w:rPr>
+            </w:pPr>
+            <w:r>
+              <w:rPr>
+                <w:rFonts w:cstheme="minorHAnsi"/>
+                <w:color w:val="000000"/>
+                <w:sz w:val="20"/>
+                <w:szCs w:val="20"/>
               </w:rPr>
               <w:t>2</w:t>
             </w:r>
@@ -632,16 +638,16 @@
               <w:rPr>
                 <w:rFonts w:cstheme="minorHAnsi"/>
                 <w:color w:val="000000"/>
-                <w:sz w:val="16"/>
-                <w:szCs w:val="16"/>
-              </w:rPr>
-            </w:pPr>
-            <w:r>
-              <w:rPr>
-                <w:rFonts w:cstheme="minorHAnsi"/>
-                <w:color w:val="000000"/>
-                <w:sz w:val="16"/>
-                <w:szCs w:val="16"/>
+                <w:sz w:val="20"/>
+                <w:szCs w:val="20"/>
+              </w:rPr>
+            </w:pPr>
+            <w:r>
+              <w:rPr>
+                <w:rFonts w:cstheme="minorHAnsi"/>
+                <w:color w:val="000000"/>
+                <w:sz w:val="20"/>
+                <w:szCs w:val="20"/>
               </w:rPr>
               <w:t>1</w:t>
             </w:r>
@@ -678,23 +684,25 @@
           <w:tcPr>
             <w:tcW w:w="939" w:type="dxa"/>
             <w:noWrap/>
-            <w:hideMark/>
-          </w:tcPr>
-          <w:p>
-            <w:pPr>
-              <w:rPr>
-                <w:b/>
-                <w:bCs/>
-                <w:sz w:val="16"/>
-                <w:szCs w:val="16"/>
-              </w:rPr>
-            </w:pPr>
-            <w:r>
-              <w:rPr>
-                <w:b/>
-                <w:bCs/>
-                <w:sz w:val="16"/>
-                <w:szCs w:val="16"/>
+            <w:vAlign w:val="center"/>
+            <w:hideMark/>
+          </w:tcPr>
+          <w:p>
+            <w:pPr>
+              <w:jc w:val="center"/>
+              <w:rPr>
+                <w:b/>
+                <w:bCs/>
+                <w:sz w:val="20"/>
+                <w:szCs w:val="20"/>
+              </w:rPr>
+            </w:pPr>
+            <w:r>
+              <w:rPr>
+                <w:b/>
+                <w:bCs/>
+                <w:sz w:val="20"/>
+                <w:szCs w:val="20"/>
               </w:rPr>
               <w:t>4</w:t>
             </w:r>
@@ -723,7 +731,7 @@
                 <w:sz w:val="16"/>
                 <w:szCs w:val="16"/>
               </w:rPr>
-              <w:t>Versuchen Sie bei Ihrer ersten Aufgabe, in den nächsten fünf Minuten an ein HAUS zu denken. Ich bin in fünf Minuten zurück.</w:t>
+              <w:t>Versuchen Sie bei Ihrer ersten Aufgabe in den nächsten fünf Minuten an ein HAUS zu denken. Ich bin in fünf Minuten zurück.</w:t>
             </w:r>
           </w:p>
         </w:tc>
@@ -740,16 +748,16 @@
               <w:rPr>
                 <w:rFonts w:cstheme="minorHAnsi"/>
                 <w:color w:val="000000"/>
-                <w:sz w:val="16"/>
-                <w:szCs w:val="16"/>
-              </w:rPr>
-            </w:pPr>
-            <w:r>
-              <w:rPr>
-                <w:rFonts w:cstheme="minorHAnsi"/>
-                <w:color w:val="000000"/>
-                <w:sz w:val="16"/>
-                <w:szCs w:val="16"/>
+                <w:sz w:val="20"/>
+                <w:szCs w:val="20"/>
+              </w:rPr>
+            </w:pPr>
+            <w:r>
+              <w:rPr>
+                <w:rFonts w:cstheme="minorHAnsi"/>
+                <w:color w:val="000000"/>
+                <w:sz w:val="20"/>
+                <w:szCs w:val="20"/>
               </w:rPr>
               <w:t>2</w:t>
             </w:r>
@@ -768,16 +776,16 @@
               <w:rPr>
                 <w:rFonts w:cstheme="minorHAnsi"/>
                 <w:color w:val="000000"/>
-                <w:sz w:val="16"/>
-                <w:szCs w:val="16"/>
-              </w:rPr>
-            </w:pPr>
-            <w:r>
-              <w:rPr>
-                <w:rFonts w:cstheme="minorHAnsi"/>
-                <w:color w:val="000000"/>
-                <w:sz w:val="16"/>
-                <w:szCs w:val="16"/>
+                <w:sz w:val="20"/>
+                <w:szCs w:val="20"/>
+              </w:rPr>
+            </w:pPr>
+            <w:r>
+              <w:rPr>
+                <w:rFonts w:cstheme="minorHAnsi"/>
+                <w:color w:val="000000"/>
+                <w:sz w:val="20"/>
+                <w:szCs w:val="20"/>
               </w:rPr>
               <w:t>2</w:t>
             </w:r>
@@ -814,23 +822,25 @@
           <w:tcPr>
             <w:tcW w:w="939" w:type="dxa"/>
             <w:noWrap/>
-            <w:hideMark/>
-          </w:tcPr>
-          <w:p>
-            <w:pPr>
-              <w:rPr>
-                <w:b/>
-                <w:bCs/>
-                <w:sz w:val="16"/>
-                <w:szCs w:val="16"/>
-              </w:rPr>
-            </w:pPr>
-            <w:r>
-              <w:rPr>
-                <w:b/>
-                <w:bCs/>
-                <w:sz w:val="16"/>
-                <w:szCs w:val="16"/>
+            <w:vAlign w:val="center"/>
+            <w:hideMark/>
+          </w:tcPr>
+          <w:p>
+            <w:pPr>
+              <w:jc w:val="center"/>
+              <w:rPr>
+                <w:b/>
+                <w:bCs/>
+                <w:sz w:val="20"/>
+                <w:szCs w:val="20"/>
+              </w:rPr>
+            </w:pPr>
+            <w:r>
+              <w:rPr>
+                <w:b/>
+                <w:bCs/>
+                <w:sz w:val="20"/>
+                <w:szCs w:val="20"/>
               </w:rPr>
               <w:t>5</w:t>
             </w:r>
@@ -859,7 +869,7 @@
                 <w:sz w:val="16"/>
                 <w:szCs w:val="16"/>
               </w:rPr>
-              <w:t>Versuchen Sie bei Ihrer ersten Aufgabe, in den nächsten fünf Minuten NICHT an ein AUTO zu denken. Ich bin in fünf Minuten zurück.</w:t>
+              <w:t>Versuchen Sie bei Ihrer ersten Aufgabe in den nächsten fünf Minuten NICHT an ein AUTO zu denken. Ich bin in fünf Minuten zurück.</w:t>
             </w:r>
           </w:p>
         </w:tc>
@@ -876,16 +886,16 @@
               <w:rPr>
                 <w:rFonts w:cstheme="minorHAnsi"/>
                 <w:color w:val="000000"/>
-                <w:sz w:val="16"/>
-                <w:szCs w:val="16"/>
-              </w:rPr>
-            </w:pPr>
-            <w:r>
-              <w:rPr>
-                <w:rFonts w:cstheme="minorHAnsi"/>
-                <w:color w:val="000000"/>
-                <w:sz w:val="16"/>
-                <w:szCs w:val="16"/>
+                <w:sz w:val="20"/>
+                <w:szCs w:val="20"/>
+              </w:rPr>
+            </w:pPr>
+            <w:r>
+              <w:rPr>
+                <w:rFonts w:cstheme="minorHAnsi"/>
+                <w:color w:val="000000"/>
+                <w:sz w:val="20"/>
+                <w:szCs w:val="20"/>
               </w:rPr>
               <w:t>1</w:t>
             </w:r>
@@ -904,16 +914,16 @@
               <w:rPr>
                 <w:rFonts w:cstheme="minorHAnsi"/>
                 <w:color w:val="000000"/>
-                <w:sz w:val="16"/>
-                <w:szCs w:val="16"/>
-              </w:rPr>
-            </w:pPr>
-            <w:r>
-              <w:rPr>
-                <w:rFonts w:cstheme="minorHAnsi"/>
-                <w:color w:val="000000"/>
-                <w:sz w:val="16"/>
-                <w:szCs w:val="16"/>
+                <w:sz w:val="20"/>
+                <w:szCs w:val="20"/>
+              </w:rPr>
+            </w:pPr>
+            <w:r>
+              <w:rPr>
+                <w:rFonts w:cstheme="minorHAnsi"/>
+                <w:color w:val="000000"/>
+                <w:sz w:val="20"/>
+                <w:szCs w:val="20"/>
               </w:rPr>
               <w:t>2</w:t>
             </w:r>
@@ -950,23 +960,25 @@
           <w:tcPr>
             <w:tcW w:w="939" w:type="dxa"/>
             <w:noWrap/>
-            <w:hideMark/>
-          </w:tcPr>
-          <w:p>
-            <w:pPr>
-              <w:rPr>
-                <w:b/>
-                <w:bCs/>
-                <w:sz w:val="16"/>
-                <w:szCs w:val="16"/>
-              </w:rPr>
-            </w:pPr>
-            <w:r>
-              <w:rPr>
-                <w:b/>
-                <w:bCs/>
-                <w:sz w:val="16"/>
-                <w:szCs w:val="16"/>
+            <w:vAlign w:val="center"/>
+            <w:hideMark/>
+          </w:tcPr>
+          <w:p>
+            <w:pPr>
+              <w:jc w:val="center"/>
+              <w:rPr>
+                <w:b/>
+                <w:bCs/>
+                <w:sz w:val="20"/>
+                <w:szCs w:val="20"/>
+              </w:rPr>
+            </w:pPr>
+            <w:r>
+              <w:rPr>
+                <w:b/>
+                <w:bCs/>
+                <w:sz w:val="20"/>
+                <w:szCs w:val="20"/>
               </w:rPr>
               <w:t>6</w:t>
             </w:r>
@@ -995,7 +1007,7 @@
                 <w:sz w:val="16"/>
                 <w:szCs w:val="16"/>
               </w:rPr>
-              <w:t>Versuchen Sie bei Ihrer ersten Aufgabe, in den nächsten fünf Minuten an ein HAUS zu denken. Ich bin in fünf Minuten zurück.</w:t>
+              <w:t>Versuchen Sie bei Ihrer ersten Aufgabe in den nächsten fünf Minuten an ein HAUS zu denken. Ich bin in fünf Minuten zurück.</w:t>
             </w:r>
           </w:p>
         </w:tc>
@@ -1012,16 +1024,16 @@
               <w:rPr>
                 <w:rFonts w:cstheme="minorHAnsi"/>
                 <w:color w:val="000000"/>
-                <w:sz w:val="16"/>
-                <w:szCs w:val="16"/>
-              </w:rPr>
-            </w:pPr>
-            <w:r>
-              <w:rPr>
-                <w:rFonts w:cstheme="minorHAnsi"/>
-                <w:color w:val="000000"/>
-                <w:sz w:val="16"/>
-                <w:szCs w:val="16"/>
+                <w:sz w:val="20"/>
+                <w:szCs w:val="20"/>
+              </w:rPr>
+            </w:pPr>
+            <w:r>
+              <w:rPr>
+                <w:rFonts w:cstheme="minorHAnsi"/>
+                <w:color w:val="000000"/>
+                <w:sz w:val="20"/>
+                <w:szCs w:val="20"/>
               </w:rPr>
               <w:t>2</w:t>
             </w:r>
@@ -1040,16 +1052,16 @@
               <w:rPr>
                 <w:rFonts w:cstheme="minorHAnsi"/>
                 <w:color w:val="000000"/>
-                <w:sz w:val="16"/>
-                <w:szCs w:val="16"/>
-              </w:rPr>
-            </w:pPr>
-            <w:r>
-              <w:rPr>
-                <w:rFonts w:cstheme="minorHAnsi"/>
-                <w:color w:val="000000"/>
-                <w:sz w:val="16"/>
-                <w:szCs w:val="16"/>
+                <w:sz w:val="20"/>
+                <w:szCs w:val="20"/>
+              </w:rPr>
+            </w:pPr>
+            <w:r>
+              <w:rPr>
+                <w:rFonts w:cstheme="minorHAnsi"/>
+                <w:color w:val="000000"/>
+                <w:sz w:val="20"/>
+                <w:szCs w:val="20"/>
               </w:rPr>
               <w:t>2</w:t>
             </w:r>
@@ -1086,23 +1098,25 @@
           <w:tcPr>
             <w:tcW w:w="939" w:type="dxa"/>
             <w:noWrap/>
-            <w:hideMark/>
-          </w:tcPr>
-          <w:p>
-            <w:pPr>
-              <w:rPr>
-                <w:b/>
-                <w:bCs/>
-                <w:sz w:val="16"/>
-                <w:szCs w:val="16"/>
-              </w:rPr>
-            </w:pPr>
-            <w:r>
-              <w:rPr>
-                <w:b/>
-                <w:bCs/>
-                <w:sz w:val="16"/>
-                <w:szCs w:val="16"/>
+            <w:vAlign w:val="center"/>
+            <w:hideMark/>
+          </w:tcPr>
+          <w:p>
+            <w:pPr>
+              <w:jc w:val="center"/>
+              <w:rPr>
+                <w:b/>
+                <w:bCs/>
+                <w:sz w:val="20"/>
+                <w:szCs w:val="20"/>
+              </w:rPr>
+            </w:pPr>
+            <w:r>
+              <w:rPr>
+                <w:b/>
+                <w:bCs/>
+                <w:sz w:val="20"/>
+                <w:szCs w:val="20"/>
               </w:rPr>
               <w:t>7</w:t>
             </w:r>
@@ -1131,7 +1145,7 @@
                 <w:sz w:val="16"/>
                 <w:szCs w:val="16"/>
               </w:rPr>
-              <w:t>Versuchen Sie bei Ihrer ersten Aufgabe, in den nächsten fünf Minuten an einen BERG zu denken. Ich bin in fünf Minuten zurück.</w:t>
+              <w:t>Versuchen Sie bei Ihrer ersten Aufgabe in den nächsten fünf Minuten an einen BERG zu denken. Ich bin in fünf Minuten zurück.</w:t>
             </w:r>
           </w:p>
         </w:tc>
@@ -1148,16 +1162,16 @@
               <w:rPr>
                 <w:rFonts w:cstheme="minorHAnsi"/>
                 <w:color w:val="000000"/>
-                <w:sz w:val="16"/>
-                <w:szCs w:val="16"/>
-              </w:rPr>
-            </w:pPr>
-            <w:r>
-              <w:rPr>
-                <w:rFonts w:cstheme="minorHAnsi"/>
-                <w:color w:val="000000"/>
-                <w:sz w:val="16"/>
-                <w:szCs w:val="16"/>
+                <w:sz w:val="20"/>
+                <w:szCs w:val="20"/>
+              </w:rPr>
+            </w:pPr>
+            <w:r>
+              <w:rPr>
+                <w:rFonts w:cstheme="minorHAnsi"/>
+                <w:color w:val="000000"/>
+                <w:sz w:val="20"/>
+                <w:szCs w:val="20"/>
               </w:rPr>
               <w:t>1</w:t>
             </w:r>
@@ -1176,16 +1190,16 @@
               <w:rPr>
                 <w:rFonts w:cstheme="minorHAnsi"/>
                 <w:color w:val="000000"/>
-                <w:sz w:val="16"/>
-                <w:szCs w:val="16"/>
-              </w:rPr>
-            </w:pPr>
-            <w:r>
-              <w:rPr>
-                <w:rFonts w:cstheme="minorHAnsi"/>
-                <w:color w:val="000000"/>
-                <w:sz w:val="16"/>
-                <w:szCs w:val="16"/>
+                <w:sz w:val="20"/>
+                <w:szCs w:val="20"/>
+              </w:rPr>
+            </w:pPr>
+            <w:r>
+              <w:rPr>
+                <w:rFonts w:cstheme="minorHAnsi"/>
+                <w:color w:val="000000"/>
+                <w:sz w:val="20"/>
+                <w:szCs w:val="20"/>
               </w:rPr>
               <w:t>1</w:t>
             </w:r>
@@ -1222,23 +1236,25 @@
           <w:tcPr>
             <w:tcW w:w="939" w:type="dxa"/>
             <w:noWrap/>
-            <w:hideMark/>
-          </w:tcPr>
-          <w:p>
-            <w:pPr>
-              <w:rPr>
-                <w:b/>
-                <w:bCs/>
-                <w:sz w:val="16"/>
-                <w:szCs w:val="16"/>
-              </w:rPr>
-            </w:pPr>
-            <w:r>
-              <w:rPr>
-                <w:b/>
-                <w:bCs/>
-                <w:sz w:val="16"/>
-                <w:szCs w:val="16"/>
+            <w:vAlign w:val="center"/>
+            <w:hideMark/>
+          </w:tcPr>
+          <w:p>
+            <w:pPr>
+              <w:jc w:val="center"/>
+              <w:rPr>
+                <w:b/>
+                <w:bCs/>
+                <w:sz w:val="20"/>
+                <w:szCs w:val="20"/>
+              </w:rPr>
+            </w:pPr>
+            <w:r>
+              <w:rPr>
+                <w:b/>
+                <w:bCs/>
+                <w:sz w:val="20"/>
+                <w:szCs w:val="20"/>
               </w:rPr>
               <w:t>8</w:t>
             </w:r>
@@ -1267,7 +1283,7 @@
                 <w:sz w:val="16"/>
                 <w:szCs w:val="16"/>
               </w:rPr>
-              <w:t>Versuchen Sie bei Ihrer ersten Aufgabe, in den nächsten fünf Minuten NICHT an ein KIND zu denken. Ich bin in fünf Minuten zurück.</w:t>
+              <w:t>Versuchen Sie bei Ihrer ersten Aufgabe in den nächsten fünf Minuten NICHT an ein KIND zu denken. Ich bin in fünf Minuten zurück.</w:t>
             </w:r>
           </w:p>
         </w:tc>
@@ -1284,16 +1300,16 @@
               <w:rPr>
                 <w:rFonts w:cstheme="minorHAnsi"/>
                 <w:color w:val="000000"/>
-                <w:sz w:val="16"/>
-                <w:szCs w:val="16"/>
-              </w:rPr>
-            </w:pPr>
-            <w:r>
-              <w:rPr>
-                <w:rFonts w:cstheme="minorHAnsi"/>
-                <w:color w:val="000000"/>
-                <w:sz w:val="16"/>
-                <w:szCs w:val="16"/>
+                <w:sz w:val="20"/>
+                <w:szCs w:val="20"/>
+              </w:rPr>
+            </w:pPr>
+            <w:r>
+              <w:rPr>
+                <w:rFonts w:cstheme="minorHAnsi"/>
+                <w:color w:val="000000"/>
+                <w:sz w:val="20"/>
+                <w:szCs w:val="20"/>
               </w:rPr>
               <w:t>2</w:t>
             </w:r>
@@ -1312,16 +1328,16 @@
               <w:rPr>
                 <w:rFonts w:cstheme="minorHAnsi"/>
                 <w:color w:val="000000"/>
-                <w:sz w:val="16"/>
-                <w:szCs w:val="16"/>
-              </w:rPr>
-            </w:pPr>
-            <w:r>
-              <w:rPr>
-                <w:rFonts w:cstheme="minorHAnsi"/>
-                <w:color w:val="000000"/>
-                <w:sz w:val="16"/>
-                <w:szCs w:val="16"/>
+                <w:sz w:val="20"/>
+                <w:szCs w:val="20"/>
+              </w:rPr>
+            </w:pPr>
+            <w:r>
+              <w:rPr>
+                <w:rFonts w:cstheme="minorHAnsi"/>
+                <w:color w:val="000000"/>
+                <w:sz w:val="20"/>
+                <w:szCs w:val="20"/>
               </w:rPr>
               <w:t>2</w:t>
             </w:r>
@@ -1358,23 +1374,25 @@
           <w:tcPr>
             <w:tcW w:w="939" w:type="dxa"/>
             <w:noWrap/>
-            <w:hideMark/>
-          </w:tcPr>
-          <w:p>
-            <w:pPr>
-              <w:rPr>
-                <w:b/>
-                <w:bCs/>
-                <w:sz w:val="16"/>
-                <w:szCs w:val="16"/>
-              </w:rPr>
-            </w:pPr>
-            <w:r>
-              <w:rPr>
-                <w:b/>
-                <w:bCs/>
-                <w:sz w:val="16"/>
-                <w:szCs w:val="16"/>
+            <w:vAlign w:val="center"/>
+            <w:hideMark/>
+          </w:tcPr>
+          <w:p>
+            <w:pPr>
+              <w:jc w:val="center"/>
+              <w:rPr>
+                <w:b/>
+                <w:bCs/>
+                <w:sz w:val="20"/>
+                <w:szCs w:val="20"/>
+              </w:rPr>
+            </w:pPr>
+            <w:r>
+              <w:rPr>
+                <w:b/>
+                <w:bCs/>
+                <w:sz w:val="20"/>
+                <w:szCs w:val="20"/>
               </w:rPr>
               <w:t>9</w:t>
             </w:r>
@@ -1403,7 +1421,7 @@
                 <w:sz w:val="16"/>
                 <w:szCs w:val="16"/>
               </w:rPr>
-              <w:t>Versuchen Sie bei Ihrer ersten Aufgabe, in den nächsten fünf Minuten an ein HAUS zu denken. Ich bin in fünf Minuten zurück.</w:t>
+              <w:t>Versuchen Sie bei Ihrer ersten Aufgabe in den nächsten fünf Minuten an ein HAUS zu denken. Ich bin in fünf Minuten zurück.</w:t>
             </w:r>
           </w:p>
         </w:tc>
@@ -1420,16 +1438,16 @@
               <w:rPr>
                 <w:rFonts w:cstheme="minorHAnsi"/>
                 <w:color w:val="000000"/>
-                <w:sz w:val="16"/>
-                <w:szCs w:val="16"/>
-              </w:rPr>
-            </w:pPr>
-            <w:r>
-              <w:rPr>
-                <w:rFonts w:cstheme="minorHAnsi"/>
-                <w:color w:val="000000"/>
-                <w:sz w:val="16"/>
-                <w:szCs w:val="16"/>
+                <w:sz w:val="20"/>
+                <w:szCs w:val="20"/>
+              </w:rPr>
+            </w:pPr>
+            <w:r>
+              <w:rPr>
+                <w:rFonts w:cstheme="minorHAnsi"/>
+                <w:color w:val="000000"/>
+                <w:sz w:val="20"/>
+                <w:szCs w:val="20"/>
               </w:rPr>
               <w:t>2</w:t>
             </w:r>
@@ -1448,16 +1466,16 @@
               <w:rPr>
                 <w:rFonts w:cstheme="minorHAnsi"/>
                 <w:color w:val="000000"/>
-                <w:sz w:val="16"/>
-                <w:szCs w:val="16"/>
-              </w:rPr>
-            </w:pPr>
-            <w:r>
-              <w:rPr>
-                <w:rFonts w:cstheme="minorHAnsi"/>
-                <w:color w:val="000000"/>
-                <w:sz w:val="16"/>
-                <w:szCs w:val="16"/>
+                <w:sz w:val="20"/>
+                <w:szCs w:val="20"/>
+              </w:rPr>
+            </w:pPr>
+            <w:r>
+              <w:rPr>
+                <w:rFonts w:cstheme="minorHAnsi"/>
+                <w:color w:val="000000"/>
+                <w:sz w:val="20"/>
+                <w:szCs w:val="20"/>
               </w:rPr>
               <w:t>1</w:t>
             </w:r>
@@ -1494,23 +1512,25 @@
           <w:tcPr>
             <w:tcW w:w="939" w:type="dxa"/>
             <w:noWrap/>
-            <w:hideMark/>
-          </w:tcPr>
-          <w:p>
-            <w:pPr>
-              <w:rPr>
-                <w:b/>
-                <w:bCs/>
-                <w:sz w:val="16"/>
-                <w:szCs w:val="16"/>
-              </w:rPr>
-            </w:pPr>
-            <w:r>
-              <w:rPr>
-                <w:b/>
-                <w:bCs/>
-                <w:sz w:val="16"/>
-                <w:szCs w:val="16"/>
+            <w:vAlign w:val="center"/>
+            <w:hideMark/>
+          </w:tcPr>
+          <w:p>
+            <w:pPr>
+              <w:jc w:val="center"/>
+              <w:rPr>
+                <w:b/>
+                <w:bCs/>
+                <w:sz w:val="20"/>
+                <w:szCs w:val="20"/>
+              </w:rPr>
+            </w:pPr>
+            <w:r>
+              <w:rPr>
+                <w:b/>
+                <w:bCs/>
+                <w:sz w:val="20"/>
+                <w:szCs w:val="20"/>
               </w:rPr>
               <w:t>10</w:t>
             </w:r>
@@ -1539,7 +1559,7 @@
                 <w:sz w:val="16"/>
                 <w:szCs w:val="16"/>
               </w:rPr>
-              <w:t>Versuchen Sie bei Ihrer ersten Aufgabe, in den nächsten fünf Minuten NICHT an ein HAUS zu denken. Ich bin in fünf Minuten zurück.</w:t>
+              <w:t>Versuchen Sie bei Ihrer ersten Aufgabe in den nächsten fünf Minuten NICHT an ein HAUS zu denken. Ich bin in fünf Minuten zurück.</w:t>
             </w:r>
           </w:p>
         </w:tc>
@@ -1556,16 +1576,16 @@
               <w:rPr>
                 <w:rFonts w:cstheme="minorHAnsi"/>
                 <w:color w:val="000000"/>
-                <w:sz w:val="16"/>
-                <w:szCs w:val="16"/>
-              </w:rPr>
-            </w:pPr>
-            <w:r>
-              <w:rPr>
-                <w:rFonts w:cstheme="minorHAnsi"/>
-                <w:color w:val="000000"/>
-                <w:sz w:val="16"/>
-                <w:szCs w:val="16"/>
+                <w:sz w:val="20"/>
+                <w:szCs w:val="20"/>
+              </w:rPr>
+            </w:pPr>
+            <w:r>
+              <w:rPr>
+                <w:rFonts w:cstheme="minorHAnsi"/>
+                <w:color w:val="000000"/>
+                <w:sz w:val="20"/>
+                <w:szCs w:val="20"/>
               </w:rPr>
               <w:t>2</w:t>
             </w:r>
@@ -1584,16 +1604,16 @@
               <w:rPr>
                 <w:rFonts w:cstheme="minorHAnsi"/>
                 <w:color w:val="000000"/>
-                <w:sz w:val="16"/>
-                <w:szCs w:val="16"/>
-              </w:rPr>
-            </w:pPr>
-            <w:r>
-              <w:rPr>
-                <w:rFonts w:cstheme="minorHAnsi"/>
-                <w:color w:val="000000"/>
-                <w:sz w:val="16"/>
-                <w:szCs w:val="16"/>
+                <w:sz w:val="20"/>
+                <w:szCs w:val="20"/>
+              </w:rPr>
+            </w:pPr>
+            <w:r>
+              <w:rPr>
+                <w:rFonts w:cstheme="minorHAnsi"/>
+                <w:color w:val="000000"/>
+                <w:sz w:val="20"/>
+                <w:szCs w:val="20"/>
               </w:rPr>
               <w:t>1</w:t>
             </w:r>
@@ -1630,23 +1650,25 @@
           <w:tcPr>
             <w:tcW w:w="939" w:type="dxa"/>
             <w:noWrap/>
-            <w:hideMark/>
-          </w:tcPr>
-          <w:p>
-            <w:pPr>
-              <w:rPr>
-                <w:b/>
-                <w:bCs/>
-                <w:sz w:val="16"/>
-                <w:szCs w:val="16"/>
-              </w:rPr>
-            </w:pPr>
-            <w:r>
-              <w:rPr>
-                <w:b/>
-                <w:bCs/>
-                <w:sz w:val="16"/>
-                <w:szCs w:val="16"/>
+            <w:vAlign w:val="center"/>
+            <w:hideMark/>
+          </w:tcPr>
+          <w:p>
+            <w:pPr>
+              <w:jc w:val="center"/>
+              <w:rPr>
+                <w:b/>
+                <w:bCs/>
+                <w:sz w:val="20"/>
+                <w:szCs w:val="20"/>
+              </w:rPr>
+            </w:pPr>
+            <w:r>
+              <w:rPr>
+                <w:b/>
+                <w:bCs/>
+                <w:sz w:val="20"/>
+                <w:szCs w:val="20"/>
               </w:rPr>
               <w:t>11</w:t>
             </w:r>
@@ -1675,7 +1697,7 @@
                 <w:sz w:val="16"/>
                 <w:szCs w:val="16"/>
               </w:rPr>
-              <w:t>Versuchen Sie bei Ihrer ersten Aufgabe, in den nächsten fünf Minuten NICHT an ein AUTO zu denken. Ich bin in fünf Minuten zurück.</w:t>
+              <w:t>Versuchen Sie bei Ihrer ersten Aufgabe in den nächsten fünf Minuten NICHT an ein AUTO zu denken. Ich bin in fünf Minuten zurück.</w:t>
             </w:r>
           </w:p>
         </w:tc>
@@ -1692,16 +1714,16 @@
               <w:rPr>
                 <w:rFonts w:cstheme="minorHAnsi"/>
                 <w:color w:val="000000"/>
-                <w:sz w:val="16"/>
-                <w:szCs w:val="16"/>
-              </w:rPr>
-            </w:pPr>
-            <w:r>
-              <w:rPr>
-                <w:rFonts w:cstheme="minorHAnsi"/>
-                <w:color w:val="000000"/>
-                <w:sz w:val="16"/>
-                <w:szCs w:val="16"/>
+                <w:sz w:val="20"/>
+                <w:szCs w:val="20"/>
+              </w:rPr>
+            </w:pPr>
+            <w:r>
+              <w:rPr>
+                <w:rFonts w:cstheme="minorHAnsi"/>
+                <w:color w:val="000000"/>
+                <w:sz w:val="20"/>
+                <w:szCs w:val="20"/>
               </w:rPr>
               <w:t>1</w:t>
             </w:r>
@@ -1720,16 +1742,16 @@
               <w:rPr>
                 <w:rFonts w:cstheme="minorHAnsi"/>
                 <w:color w:val="000000"/>
-                <w:sz w:val="16"/>
-                <w:szCs w:val="16"/>
-              </w:rPr>
-            </w:pPr>
-            <w:r>
-              <w:rPr>
-                <w:rFonts w:cstheme="minorHAnsi"/>
-                <w:color w:val="000000"/>
-                <w:sz w:val="16"/>
-                <w:szCs w:val="16"/>
+                <w:sz w:val="20"/>
+                <w:szCs w:val="20"/>
+              </w:rPr>
+            </w:pPr>
+            <w:r>
+              <w:rPr>
+                <w:rFonts w:cstheme="minorHAnsi"/>
+                <w:color w:val="000000"/>
+                <w:sz w:val="20"/>
+                <w:szCs w:val="20"/>
               </w:rPr>
               <w:t>2</w:t>
             </w:r>
@@ -1766,23 +1788,25 @@
           <w:tcPr>
             <w:tcW w:w="939" w:type="dxa"/>
             <w:noWrap/>
-            <w:hideMark/>
-          </w:tcPr>
-          <w:p>
-            <w:pPr>
-              <w:rPr>
-                <w:b/>
-                <w:bCs/>
-                <w:sz w:val="16"/>
-                <w:szCs w:val="16"/>
-              </w:rPr>
-            </w:pPr>
-            <w:r>
-              <w:rPr>
-                <w:b/>
-                <w:bCs/>
-                <w:sz w:val="16"/>
-                <w:szCs w:val="16"/>
+            <w:vAlign w:val="center"/>
+            <w:hideMark/>
+          </w:tcPr>
+          <w:p>
+            <w:pPr>
+              <w:jc w:val="center"/>
+              <w:rPr>
+                <w:b/>
+                <w:bCs/>
+                <w:sz w:val="20"/>
+                <w:szCs w:val="20"/>
+              </w:rPr>
+            </w:pPr>
+            <w:r>
+              <w:rPr>
+                <w:b/>
+                <w:bCs/>
+                <w:sz w:val="20"/>
+                <w:szCs w:val="20"/>
               </w:rPr>
               <w:t>12</w:t>
             </w:r>
@@ -1811,7 +1835,7 @@
                 <w:sz w:val="16"/>
                 <w:szCs w:val="16"/>
               </w:rPr>
-              <w:t>Versuchen Sie bei Ihrer ersten Aufgabe, in den nächsten fünf Minuten NICHT an ein KIND zu denken. Ich bin in fünf Minuten zurück.</w:t>
+              <w:t>Versuchen Sie bei Ihrer ersten Aufgabe in den nächsten fünf Minuten NICHT an ein KIND zu denken. Ich bin in fünf Minuten zurück.</w:t>
             </w:r>
           </w:p>
         </w:tc>
@@ -1828,16 +1852,16 @@
               <w:rPr>
                 <w:rFonts w:cstheme="minorHAnsi"/>
                 <w:color w:val="000000"/>
-                <w:sz w:val="16"/>
-                <w:szCs w:val="16"/>
-              </w:rPr>
-            </w:pPr>
-            <w:r>
-              <w:rPr>
-                <w:rFonts w:cstheme="minorHAnsi"/>
-                <w:color w:val="000000"/>
-                <w:sz w:val="16"/>
-                <w:szCs w:val="16"/>
+                <w:sz w:val="20"/>
+                <w:szCs w:val="20"/>
+              </w:rPr>
+            </w:pPr>
+            <w:r>
+              <w:rPr>
+                <w:rFonts w:cstheme="minorHAnsi"/>
+                <w:color w:val="000000"/>
+                <w:sz w:val="20"/>
+                <w:szCs w:val="20"/>
               </w:rPr>
               <w:t>2</w:t>
             </w:r>
@@ -1856,16 +1880,16 @@
               <w:rPr>
                 <w:rFonts w:cstheme="minorHAnsi"/>
                 <w:color w:val="000000"/>
-                <w:sz w:val="16"/>
-                <w:szCs w:val="16"/>
-              </w:rPr>
-            </w:pPr>
-            <w:r>
-              <w:rPr>
-                <w:rFonts w:cstheme="minorHAnsi"/>
-                <w:color w:val="000000"/>
-                <w:sz w:val="16"/>
-                <w:szCs w:val="16"/>
+                <w:sz w:val="20"/>
+                <w:szCs w:val="20"/>
+              </w:rPr>
+            </w:pPr>
+            <w:r>
+              <w:rPr>
+                <w:rFonts w:cstheme="minorHAnsi"/>
+                <w:color w:val="000000"/>
+                <w:sz w:val="20"/>
+                <w:szCs w:val="20"/>
               </w:rPr>
               <w:t>2</w:t>
             </w:r>
@@ -1902,23 +1926,25 @@
           <w:tcPr>
             <w:tcW w:w="939" w:type="dxa"/>
             <w:noWrap/>
-            <w:hideMark/>
-          </w:tcPr>
-          <w:p>
-            <w:pPr>
-              <w:rPr>
-                <w:b/>
-                <w:bCs/>
-                <w:sz w:val="16"/>
-                <w:szCs w:val="16"/>
-              </w:rPr>
-            </w:pPr>
-            <w:r>
-              <w:rPr>
-                <w:b/>
-                <w:bCs/>
-                <w:sz w:val="16"/>
-                <w:szCs w:val="16"/>
+            <w:vAlign w:val="center"/>
+            <w:hideMark/>
+          </w:tcPr>
+          <w:p>
+            <w:pPr>
+              <w:jc w:val="center"/>
+              <w:rPr>
+                <w:b/>
+                <w:bCs/>
+                <w:sz w:val="20"/>
+                <w:szCs w:val="20"/>
+              </w:rPr>
+            </w:pPr>
+            <w:r>
+              <w:rPr>
+                <w:b/>
+                <w:bCs/>
+                <w:sz w:val="20"/>
+                <w:szCs w:val="20"/>
               </w:rPr>
               <w:t>13</w:t>
             </w:r>
@@ -1947,7 +1973,7 @@
                 <w:sz w:val="16"/>
                 <w:szCs w:val="16"/>
               </w:rPr>
-              <w:t>Versuchen Sie bei Ihrer ersten Aufgabe, in den nächsten fünf Minuten NICHT an einen BERG zu denken. Ich bin in fünf Minuten zurück.</w:t>
+              <w:t>Versuchen Sie bei Ihrer ersten Aufgabe in den nächsten fünf Minuten NICHT an einen BERG zu denken. Ich bin in fünf Minuten zurück.</w:t>
             </w:r>
           </w:p>
         </w:tc>
@@ -1964,16 +1990,16 @@
               <w:rPr>
                 <w:rFonts w:cstheme="minorHAnsi"/>
                 <w:color w:val="000000"/>
-                <w:sz w:val="16"/>
-                <w:szCs w:val="16"/>
-              </w:rPr>
-            </w:pPr>
-            <w:r>
-              <w:rPr>
-                <w:rFonts w:cstheme="minorHAnsi"/>
-                <w:color w:val="000000"/>
-                <w:sz w:val="16"/>
-                <w:szCs w:val="16"/>
+                <w:sz w:val="20"/>
+                <w:szCs w:val="20"/>
+              </w:rPr>
+            </w:pPr>
+            <w:r>
+              <w:rPr>
+                <w:rFonts w:cstheme="minorHAnsi"/>
+                <w:color w:val="000000"/>
+                <w:sz w:val="20"/>
+                <w:szCs w:val="20"/>
               </w:rPr>
               <w:t>1</w:t>
             </w:r>
@@ -1992,16 +2018,16 @@
               <w:rPr>
                 <w:rFonts w:cstheme="minorHAnsi"/>
                 <w:color w:val="000000"/>
-                <w:sz w:val="16"/>
-                <w:szCs w:val="16"/>
-              </w:rPr>
-            </w:pPr>
-            <w:r>
-              <w:rPr>
-                <w:rFonts w:cstheme="minorHAnsi"/>
-                <w:color w:val="000000"/>
-                <w:sz w:val="16"/>
-                <w:szCs w:val="16"/>
+                <w:sz w:val="20"/>
+                <w:szCs w:val="20"/>
+              </w:rPr>
+            </w:pPr>
+            <w:r>
+              <w:rPr>
+                <w:rFonts w:cstheme="minorHAnsi"/>
+                <w:color w:val="000000"/>
+                <w:sz w:val="20"/>
+                <w:szCs w:val="20"/>
               </w:rPr>
               <w:t>1</w:t>
             </w:r>
@@ -2038,23 +2064,25 @@
           <w:tcPr>
             <w:tcW w:w="939" w:type="dxa"/>
             <w:noWrap/>
-            <w:hideMark/>
-          </w:tcPr>
-          <w:p>
-            <w:pPr>
-              <w:rPr>
-                <w:b/>
-                <w:bCs/>
-                <w:sz w:val="16"/>
-                <w:szCs w:val="16"/>
-              </w:rPr>
-            </w:pPr>
-            <w:r>
-              <w:rPr>
-                <w:b/>
-                <w:bCs/>
-                <w:sz w:val="16"/>
-                <w:szCs w:val="16"/>
+            <w:vAlign w:val="center"/>
+            <w:hideMark/>
+          </w:tcPr>
+          <w:p>
+            <w:pPr>
+              <w:jc w:val="center"/>
+              <w:rPr>
+                <w:b/>
+                <w:bCs/>
+                <w:sz w:val="20"/>
+                <w:szCs w:val="20"/>
+              </w:rPr>
+            </w:pPr>
+            <w:r>
+              <w:rPr>
+                <w:b/>
+                <w:bCs/>
+                <w:sz w:val="20"/>
+                <w:szCs w:val="20"/>
               </w:rPr>
               <w:t>14</w:t>
             </w:r>
@@ -2083,7 +2111,7 @@
                 <w:sz w:val="16"/>
                 <w:szCs w:val="16"/>
               </w:rPr>
-              <w:t>Versuchen Sie bei Ihrer ersten Aufgabe, in den nächsten fünf Minuten an einen BERG zu denken. Ich bin in fünf Minuten zurück.</w:t>
+              <w:t>Versuchen Sie bei Ihrer ersten Aufgabe in den nächsten fünf Minuten an einen BERG zu denken. Ich bin in fünf Minuten zurück.</w:t>
             </w:r>
           </w:p>
         </w:tc>
@@ -2100,16 +2128,16 @@
               <w:rPr>
                 <w:rFonts w:cstheme="minorHAnsi"/>
                 <w:color w:val="000000"/>
-                <w:sz w:val="16"/>
-                <w:szCs w:val="16"/>
-              </w:rPr>
-            </w:pPr>
-            <w:r>
-              <w:rPr>
-                <w:rFonts w:cstheme="minorHAnsi"/>
-                <w:color w:val="000000"/>
-                <w:sz w:val="16"/>
-                <w:szCs w:val="16"/>
+                <w:sz w:val="20"/>
+                <w:szCs w:val="20"/>
+              </w:rPr>
+            </w:pPr>
+            <w:r>
+              <w:rPr>
+                <w:rFonts w:cstheme="minorHAnsi"/>
+                <w:color w:val="000000"/>
+                <w:sz w:val="20"/>
+                <w:szCs w:val="20"/>
               </w:rPr>
               <w:t>1</w:t>
             </w:r>
@@ -2128,16 +2156,16 @@
               <w:rPr>
                 <w:rFonts w:cstheme="minorHAnsi"/>
                 <w:color w:val="000000"/>
-                <w:sz w:val="16"/>
-                <w:szCs w:val="16"/>
-              </w:rPr>
-            </w:pPr>
-            <w:r>
-              <w:rPr>
-                <w:rFonts w:cstheme="minorHAnsi"/>
-                <w:color w:val="000000"/>
-                <w:sz w:val="16"/>
-                <w:szCs w:val="16"/>
+                <w:sz w:val="20"/>
+                <w:szCs w:val="20"/>
+              </w:rPr>
+            </w:pPr>
+            <w:r>
+              <w:rPr>
+                <w:rFonts w:cstheme="minorHAnsi"/>
+                <w:color w:val="000000"/>
+                <w:sz w:val="20"/>
+                <w:szCs w:val="20"/>
               </w:rPr>
               <w:t>1</w:t>
             </w:r>
@@ -2174,23 +2202,25 @@
           <w:tcPr>
             <w:tcW w:w="939" w:type="dxa"/>
             <w:noWrap/>
-            <w:hideMark/>
-          </w:tcPr>
-          <w:p>
-            <w:pPr>
-              <w:rPr>
-                <w:b/>
-                <w:bCs/>
-                <w:sz w:val="16"/>
-                <w:szCs w:val="16"/>
-              </w:rPr>
-            </w:pPr>
-            <w:r>
-              <w:rPr>
-                <w:b/>
-                <w:bCs/>
-                <w:sz w:val="16"/>
-                <w:szCs w:val="16"/>
+            <w:vAlign w:val="center"/>
+            <w:hideMark/>
+          </w:tcPr>
+          <w:p>
+            <w:pPr>
+              <w:jc w:val="center"/>
+              <w:rPr>
+                <w:b/>
+                <w:bCs/>
+                <w:sz w:val="20"/>
+                <w:szCs w:val="20"/>
+              </w:rPr>
+            </w:pPr>
+            <w:r>
+              <w:rPr>
+                <w:b/>
+                <w:bCs/>
+                <w:sz w:val="20"/>
+                <w:szCs w:val="20"/>
               </w:rPr>
               <w:t>15</w:t>
             </w:r>
@@ -2219,7 +2249,7 @@
                 <w:sz w:val="16"/>
                 <w:szCs w:val="16"/>
               </w:rPr>
-              <w:t>Versuchen Sie bei Ihrer ersten Aufgabe, in den nächsten fünf Minuten NICHT an ein KIND zu denken. Ich bin in fünf Minuten zurück.</w:t>
+              <w:t>Versuchen Sie bei Ihrer ersten Aufgabe in den nächsten fünf Minuten NICHT an ein KIND zu denken. Ich bin in fünf Minuten zurück.</w:t>
             </w:r>
           </w:p>
         </w:tc>
@@ -2236,16 +2266,16 @@
               <w:rPr>
                 <w:rFonts w:cstheme="minorHAnsi"/>
                 <w:color w:val="000000"/>
-                <w:sz w:val="16"/>
-                <w:szCs w:val="16"/>
-              </w:rPr>
-            </w:pPr>
-            <w:r>
-              <w:rPr>
-                <w:rFonts w:cstheme="minorHAnsi"/>
-                <w:color w:val="000000"/>
-                <w:sz w:val="16"/>
-                <w:szCs w:val="16"/>
+                <w:sz w:val="20"/>
+                <w:szCs w:val="20"/>
+              </w:rPr>
+            </w:pPr>
+            <w:r>
+              <w:rPr>
+                <w:rFonts w:cstheme="minorHAnsi"/>
+                <w:color w:val="000000"/>
+                <w:sz w:val="20"/>
+                <w:szCs w:val="20"/>
               </w:rPr>
               <w:t>2</w:t>
             </w:r>
@@ -2264,16 +2294,16 @@
               <w:rPr>
                 <w:rFonts w:cstheme="minorHAnsi"/>
                 <w:color w:val="000000"/>
-                <w:sz w:val="16"/>
-                <w:szCs w:val="16"/>
-              </w:rPr>
-            </w:pPr>
-            <w:r>
-              <w:rPr>
-                <w:rFonts w:cstheme="minorHAnsi"/>
-                <w:color w:val="000000"/>
-                <w:sz w:val="16"/>
-                <w:szCs w:val="16"/>
+                <w:sz w:val="20"/>
+                <w:szCs w:val="20"/>
+              </w:rPr>
+            </w:pPr>
+            <w:r>
+              <w:rPr>
+                <w:rFonts w:cstheme="minorHAnsi"/>
+                <w:color w:val="000000"/>
+                <w:sz w:val="20"/>
+                <w:szCs w:val="20"/>
               </w:rPr>
               <w:t>1</w:t>
             </w:r>
@@ -2310,23 +2340,25 @@
           <w:tcPr>
             <w:tcW w:w="939" w:type="dxa"/>
             <w:noWrap/>
-            <w:hideMark/>
-          </w:tcPr>
-          <w:p>
-            <w:pPr>
-              <w:rPr>
-                <w:b/>
-                <w:bCs/>
-                <w:sz w:val="16"/>
-                <w:szCs w:val="16"/>
-              </w:rPr>
-            </w:pPr>
-            <w:r>
-              <w:rPr>
-                <w:b/>
-                <w:bCs/>
-                <w:sz w:val="16"/>
-                <w:szCs w:val="16"/>
+            <w:vAlign w:val="center"/>
+            <w:hideMark/>
+          </w:tcPr>
+          <w:p>
+            <w:pPr>
+              <w:jc w:val="center"/>
+              <w:rPr>
+                <w:b/>
+                <w:bCs/>
+                <w:sz w:val="20"/>
+                <w:szCs w:val="20"/>
+              </w:rPr>
+            </w:pPr>
+            <w:r>
+              <w:rPr>
+                <w:b/>
+                <w:bCs/>
+                <w:sz w:val="20"/>
+                <w:szCs w:val="20"/>
               </w:rPr>
               <w:t>16</w:t>
             </w:r>
@@ -2355,7 +2387,7 @@
                 <w:sz w:val="16"/>
                 <w:szCs w:val="16"/>
               </w:rPr>
-              <w:t>Versuchen Sie bei Ihrer ersten Aufgabe, in den nächsten fünf Minuten NICHT an ein HAUS zu denken. Ich bin in fünf Minuten zurück.</w:t>
+              <w:t>Versuchen Sie bei Ihrer ersten Aufgabe in den nächsten fünf Minuten NICHT an ein HAUS zu denken. Ich bin in fünf Minuten zurück.</w:t>
             </w:r>
           </w:p>
         </w:tc>
@@ -2372,16 +2404,16 @@
               <w:rPr>
                 <w:rFonts w:cstheme="minorHAnsi"/>
                 <w:color w:val="000000"/>
-                <w:sz w:val="16"/>
-                <w:szCs w:val="16"/>
-              </w:rPr>
-            </w:pPr>
-            <w:r>
-              <w:rPr>
-                <w:rFonts w:cstheme="minorHAnsi"/>
-                <w:color w:val="000000"/>
-                <w:sz w:val="16"/>
-                <w:szCs w:val="16"/>
+                <w:sz w:val="20"/>
+                <w:szCs w:val="20"/>
+              </w:rPr>
+            </w:pPr>
+            <w:r>
+              <w:rPr>
+                <w:rFonts w:cstheme="minorHAnsi"/>
+                <w:color w:val="000000"/>
+                <w:sz w:val="20"/>
+                <w:szCs w:val="20"/>
               </w:rPr>
               <w:t>2</w:t>
             </w:r>
@@ -2400,16 +2432,16 @@
               <w:rPr>
                 <w:rFonts w:cstheme="minorHAnsi"/>
                 <w:color w:val="000000"/>
-                <w:sz w:val="16"/>
-                <w:szCs w:val="16"/>
-              </w:rPr>
-            </w:pPr>
-            <w:r>
-              <w:rPr>
-                <w:rFonts w:cstheme="minorHAnsi"/>
-                <w:color w:val="000000"/>
-                <w:sz w:val="16"/>
-                <w:szCs w:val="16"/>
+                <w:sz w:val="20"/>
+                <w:szCs w:val="20"/>
+              </w:rPr>
+            </w:pPr>
+            <w:r>
+              <w:rPr>
+                <w:rFonts w:cstheme="minorHAnsi"/>
+                <w:color w:val="000000"/>
+                <w:sz w:val="20"/>
+                <w:szCs w:val="20"/>
               </w:rPr>
               <w:t>2</w:t>
             </w:r>
@@ -2446,23 +2478,25 @@
           <w:tcPr>
             <w:tcW w:w="939" w:type="dxa"/>
             <w:noWrap/>
-            <w:hideMark/>
-          </w:tcPr>
-          <w:p>
-            <w:pPr>
-              <w:rPr>
-                <w:b/>
-                <w:bCs/>
-                <w:sz w:val="16"/>
-                <w:szCs w:val="16"/>
-              </w:rPr>
-            </w:pPr>
-            <w:r>
-              <w:rPr>
-                <w:b/>
-                <w:bCs/>
-                <w:sz w:val="16"/>
-                <w:szCs w:val="16"/>
+            <w:vAlign w:val="center"/>
+            <w:hideMark/>
+          </w:tcPr>
+          <w:p>
+            <w:pPr>
+              <w:jc w:val="center"/>
+              <w:rPr>
+                <w:b/>
+                <w:bCs/>
+                <w:sz w:val="20"/>
+                <w:szCs w:val="20"/>
+              </w:rPr>
+            </w:pPr>
+            <w:r>
+              <w:rPr>
+                <w:b/>
+                <w:bCs/>
+                <w:sz w:val="20"/>
+                <w:szCs w:val="20"/>
               </w:rPr>
               <w:t>17</w:t>
             </w:r>
@@ -2491,7 +2525,7 @@
                 <w:sz w:val="16"/>
                 <w:szCs w:val="16"/>
               </w:rPr>
-              <w:t>Versuchen Sie bei Ihrer ersten Aufgabe, in den nächsten fünf Minuten an ein HAUS zu denken. Ich bin in fünf Minuten zurück.</w:t>
+              <w:t>Versuchen Sie bei Ihrer ersten Aufgabe in den nächsten fünf Minuten an ein HAUS zu denken. Ich bin in fünf Minuten zurück.</w:t>
             </w:r>
           </w:p>
         </w:tc>
@@ -2508,16 +2542,16 @@
               <w:rPr>
                 <w:rFonts w:cstheme="minorHAnsi"/>
                 <w:color w:val="000000"/>
-                <w:sz w:val="16"/>
-                <w:szCs w:val="16"/>
-              </w:rPr>
-            </w:pPr>
-            <w:r>
-              <w:rPr>
-                <w:rFonts w:cstheme="minorHAnsi"/>
-                <w:color w:val="000000"/>
-                <w:sz w:val="16"/>
-                <w:szCs w:val="16"/>
+                <w:sz w:val="20"/>
+                <w:szCs w:val="20"/>
+              </w:rPr>
+            </w:pPr>
+            <w:r>
+              <w:rPr>
+                <w:rFonts w:cstheme="minorHAnsi"/>
+                <w:color w:val="000000"/>
+                <w:sz w:val="20"/>
+                <w:szCs w:val="20"/>
               </w:rPr>
               <w:t>2</w:t>
             </w:r>
@@ -2536,16 +2570,16 @@
               <w:rPr>
                 <w:rFonts w:cstheme="minorHAnsi"/>
                 <w:color w:val="000000"/>
-                <w:sz w:val="16"/>
-                <w:szCs w:val="16"/>
-              </w:rPr>
-            </w:pPr>
-            <w:r>
-              <w:rPr>
-                <w:rFonts w:cstheme="minorHAnsi"/>
-                <w:color w:val="000000"/>
-                <w:sz w:val="16"/>
-                <w:szCs w:val="16"/>
+                <w:sz w:val="20"/>
+                <w:szCs w:val="20"/>
+              </w:rPr>
+            </w:pPr>
+            <w:r>
+              <w:rPr>
+                <w:rFonts w:cstheme="minorHAnsi"/>
+                <w:color w:val="000000"/>
+                <w:sz w:val="20"/>
+                <w:szCs w:val="20"/>
               </w:rPr>
               <w:t>2</w:t>
             </w:r>
@@ -2582,23 +2616,25 @@
           <w:tcPr>
             <w:tcW w:w="939" w:type="dxa"/>
             <w:noWrap/>
-            <w:hideMark/>
-          </w:tcPr>
-          <w:p>
-            <w:pPr>
-              <w:rPr>
-                <w:b/>
-                <w:bCs/>
-                <w:sz w:val="16"/>
-                <w:szCs w:val="16"/>
-              </w:rPr>
-            </w:pPr>
-            <w:r>
-              <w:rPr>
-                <w:b/>
-                <w:bCs/>
-                <w:sz w:val="16"/>
-                <w:szCs w:val="16"/>
+            <w:vAlign w:val="center"/>
+            <w:hideMark/>
+          </w:tcPr>
+          <w:p>
+            <w:pPr>
+              <w:jc w:val="center"/>
+              <w:rPr>
+                <w:b/>
+                <w:bCs/>
+                <w:sz w:val="20"/>
+                <w:szCs w:val="20"/>
+              </w:rPr>
+            </w:pPr>
+            <w:r>
+              <w:rPr>
+                <w:b/>
+                <w:bCs/>
+                <w:sz w:val="20"/>
+                <w:szCs w:val="20"/>
               </w:rPr>
               <w:t>18</w:t>
             </w:r>
@@ -2627,7 +2663,7 @@
                 <w:sz w:val="16"/>
                 <w:szCs w:val="16"/>
               </w:rPr>
-              <w:t>Versuchen Sie bei Ihrer ersten Aufgabe, in den nächsten fünf Minuten NICHT an ein HAUS zu denken. Ich bin in fünf Minuten zurück.</w:t>
+              <w:t>Versuchen Sie bei Ihrer ersten Aufgabe in den nächsten fünf Minuten NICHT an ein HAUS zu denken. Ich bin in fünf Minuten zurück.</w:t>
             </w:r>
           </w:p>
         </w:tc>
@@ -2644,16 +2680,16 @@
               <w:rPr>
                 <w:rFonts w:cstheme="minorHAnsi"/>
                 <w:color w:val="000000"/>
-                <w:sz w:val="16"/>
-                <w:szCs w:val="16"/>
-              </w:rPr>
-            </w:pPr>
-            <w:r>
-              <w:rPr>
-                <w:rFonts w:cstheme="minorHAnsi"/>
-                <w:color w:val="000000"/>
-                <w:sz w:val="16"/>
-                <w:szCs w:val="16"/>
+                <w:sz w:val="20"/>
+                <w:szCs w:val="20"/>
+              </w:rPr>
+            </w:pPr>
+            <w:r>
+              <w:rPr>
+                <w:rFonts w:cstheme="minorHAnsi"/>
+                <w:color w:val="000000"/>
+                <w:sz w:val="20"/>
+                <w:szCs w:val="20"/>
               </w:rPr>
               <w:t>2</w:t>
             </w:r>
@@ -2672,16 +2708,16 @@
               <w:rPr>
                 <w:rFonts w:cstheme="minorHAnsi"/>
                 <w:color w:val="000000"/>
-                <w:sz w:val="16"/>
-                <w:szCs w:val="16"/>
-              </w:rPr>
-            </w:pPr>
-            <w:r>
-              <w:rPr>
-                <w:rFonts w:cstheme="minorHAnsi"/>
-                <w:color w:val="000000"/>
-                <w:sz w:val="16"/>
-                <w:szCs w:val="16"/>
+                <w:sz w:val="20"/>
+                <w:szCs w:val="20"/>
+              </w:rPr>
+            </w:pPr>
+            <w:r>
+              <w:rPr>
+                <w:rFonts w:cstheme="minorHAnsi"/>
+                <w:color w:val="000000"/>
+                <w:sz w:val="20"/>
+                <w:szCs w:val="20"/>
               </w:rPr>
               <w:t>1</w:t>
             </w:r>
@@ -2718,23 +2754,25 @@
           <w:tcPr>
             <w:tcW w:w="939" w:type="dxa"/>
             <w:noWrap/>
-            <w:hideMark/>
-          </w:tcPr>
-          <w:p>
-            <w:pPr>
-              <w:rPr>
-                <w:b/>
-                <w:bCs/>
-                <w:sz w:val="16"/>
-                <w:szCs w:val="16"/>
-              </w:rPr>
-            </w:pPr>
-            <w:r>
-              <w:rPr>
-                <w:b/>
-                <w:bCs/>
-                <w:sz w:val="16"/>
-                <w:szCs w:val="16"/>
+            <w:vAlign w:val="center"/>
+            <w:hideMark/>
+          </w:tcPr>
+          <w:p>
+            <w:pPr>
+              <w:jc w:val="center"/>
+              <w:rPr>
+                <w:b/>
+                <w:bCs/>
+                <w:sz w:val="20"/>
+                <w:szCs w:val="20"/>
+              </w:rPr>
+            </w:pPr>
+            <w:r>
+              <w:rPr>
+                <w:b/>
+                <w:bCs/>
+                <w:sz w:val="20"/>
+                <w:szCs w:val="20"/>
               </w:rPr>
               <w:t>19</w:t>
             </w:r>
@@ -2763,7 +2801,7 @@
                 <w:sz w:val="16"/>
                 <w:szCs w:val="16"/>
               </w:rPr>
-              <w:t>Versuchen Sie bei Ihrer ersten Aufgabe, in den nächsten fünf Minuten an einen BERG zu denken. Ich bin in fünf Minuten zurück.</w:t>
+              <w:t>Versuchen Sie bei Ihrer ersten Aufgabe in den nächsten fünf Minuten an einen BERG zu denken. Ich bin in fünf Minuten zurück.</w:t>
             </w:r>
           </w:p>
         </w:tc>
@@ -2780,16 +2818,16 @@
               <w:rPr>
                 <w:rFonts w:cstheme="minorHAnsi"/>
                 <w:color w:val="000000"/>
-                <w:sz w:val="16"/>
-                <w:szCs w:val="16"/>
-              </w:rPr>
-            </w:pPr>
-            <w:r>
-              <w:rPr>
-                <w:rFonts w:cstheme="minorHAnsi"/>
-                <w:color w:val="000000"/>
-                <w:sz w:val="16"/>
-                <w:szCs w:val="16"/>
+                <w:sz w:val="20"/>
+                <w:szCs w:val="20"/>
+              </w:rPr>
+            </w:pPr>
+            <w:r>
+              <w:rPr>
+                <w:rFonts w:cstheme="minorHAnsi"/>
+                <w:color w:val="000000"/>
+                <w:sz w:val="20"/>
+                <w:szCs w:val="20"/>
               </w:rPr>
               <w:t>1</w:t>
             </w:r>
@@ -2808,16 +2846,16 @@
               <w:rPr>
                 <w:rFonts w:cstheme="minorHAnsi"/>
                 <w:color w:val="000000"/>
-                <w:sz w:val="16"/>
-                <w:szCs w:val="16"/>
-              </w:rPr>
-            </w:pPr>
-            <w:r>
-              <w:rPr>
-                <w:rFonts w:cstheme="minorHAnsi"/>
-                <w:color w:val="000000"/>
-                <w:sz w:val="16"/>
-                <w:szCs w:val="16"/>
+                <w:sz w:val="20"/>
+                <w:szCs w:val="20"/>
+              </w:rPr>
+            </w:pPr>
+            <w:r>
+              <w:rPr>
+                <w:rFonts w:cstheme="minorHAnsi"/>
+                <w:color w:val="000000"/>
+                <w:sz w:val="20"/>
+                <w:szCs w:val="20"/>
               </w:rPr>
               <w:t>1</w:t>
             </w:r>
@@ -2854,23 +2892,25 @@
           <w:tcPr>
             <w:tcW w:w="939" w:type="dxa"/>
             <w:noWrap/>
-            <w:hideMark/>
-          </w:tcPr>
-          <w:p>
-            <w:pPr>
-              <w:rPr>
-                <w:b/>
-                <w:bCs/>
-                <w:sz w:val="16"/>
-                <w:szCs w:val="16"/>
-              </w:rPr>
-            </w:pPr>
-            <w:r>
-              <w:rPr>
-                <w:b/>
-                <w:bCs/>
-                <w:sz w:val="16"/>
-                <w:szCs w:val="16"/>
+            <w:vAlign w:val="center"/>
+            <w:hideMark/>
+          </w:tcPr>
+          <w:p>
+            <w:pPr>
+              <w:jc w:val="center"/>
+              <w:rPr>
+                <w:b/>
+                <w:bCs/>
+                <w:sz w:val="20"/>
+                <w:szCs w:val="20"/>
+              </w:rPr>
+            </w:pPr>
+            <w:r>
+              <w:rPr>
+                <w:b/>
+                <w:bCs/>
+                <w:sz w:val="20"/>
+                <w:szCs w:val="20"/>
               </w:rPr>
               <w:t>20</w:t>
             </w:r>
@@ -2899,7 +2939,7 @@
                 <w:sz w:val="16"/>
                 <w:szCs w:val="16"/>
               </w:rPr>
-              <w:t>Versuchen Sie bei Ihrer ersten Aufgabe, in den nächsten fünf Minuten NICHT an einen BERG zu denken. Ich bin in fünf Minuten zurück.</w:t>
+              <w:t>Versuchen Sie bei Ihrer ersten Aufgabe in den nächsten fünf Minuten NICHT an einen BERG zu denken. Ich bin in fünf Minuten zurück.</w:t>
             </w:r>
           </w:p>
         </w:tc>
@@ -2916,16 +2956,16 @@
               <w:rPr>
                 <w:rFonts w:cstheme="minorHAnsi"/>
                 <w:color w:val="000000"/>
-                <w:sz w:val="16"/>
-                <w:szCs w:val="16"/>
-              </w:rPr>
-            </w:pPr>
-            <w:r>
-              <w:rPr>
-                <w:rFonts w:cstheme="minorHAnsi"/>
-                <w:color w:val="000000"/>
-                <w:sz w:val="16"/>
-                <w:szCs w:val="16"/>
+                <w:sz w:val="20"/>
+                <w:szCs w:val="20"/>
+              </w:rPr>
+            </w:pPr>
+            <w:r>
+              <w:rPr>
+                <w:rFonts w:cstheme="minorHAnsi"/>
+                <w:color w:val="000000"/>
+                <w:sz w:val="20"/>
+                <w:szCs w:val="20"/>
               </w:rPr>
               <w:t>1</w:t>
             </w:r>
@@ -2944,16 +2984,16 @@
               <w:rPr>
                 <w:rFonts w:cstheme="minorHAnsi"/>
                 <w:color w:val="000000"/>
-                <w:sz w:val="16"/>
-                <w:szCs w:val="16"/>
-              </w:rPr>
-            </w:pPr>
-            <w:r>
-              <w:rPr>
-                <w:rFonts w:cstheme="minorHAnsi"/>
-                <w:color w:val="000000"/>
-                <w:sz w:val="16"/>
-                <w:szCs w:val="16"/>
+                <w:sz w:val="20"/>
+                <w:szCs w:val="20"/>
+              </w:rPr>
+            </w:pPr>
+            <w:r>
+              <w:rPr>
+                <w:rFonts w:cstheme="minorHAnsi"/>
+                <w:color w:val="000000"/>
+                <w:sz w:val="20"/>
+                <w:szCs w:val="20"/>
               </w:rPr>
               <w:t>1</w:t>
             </w:r>
@@ -2990,23 +3030,25 @@
           <w:tcPr>
             <w:tcW w:w="939" w:type="dxa"/>
             <w:noWrap/>
-            <w:hideMark/>
-          </w:tcPr>
-          <w:p>
-            <w:pPr>
-              <w:rPr>
-                <w:b/>
-                <w:bCs/>
-                <w:sz w:val="16"/>
-                <w:szCs w:val="16"/>
-              </w:rPr>
-            </w:pPr>
-            <w:r>
-              <w:rPr>
-                <w:b/>
-                <w:bCs/>
-                <w:sz w:val="16"/>
-                <w:szCs w:val="16"/>
+            <w:vAlign w:val="center"/>
+            <w:hideMark/>
+          </w:tcPr>
+          <w:p>
+            <w:pPr>
+              <w:jc w:val="center"/>
+              <w:rPr>
+                <w:b/>
+                <w:bCs/>
+                <w:sz w:val="20"/>
+                <w:szCs w:val="20"/>
+              </w:rPr>
+            </w:pPr>
+            <w:r>
+              <w:rPr>
+                <w:b/>
+                <w:bCs/>
+                <w:sz w:val="20"/>
+                <w:szCs w:val="20"/>
               </w:rPr>
               <w:t>21</w:t>
             </w:r>
@@ -3035,7 +3077,7 @@
                 <w:sz w:val="16"/>
                 <w:szCs w:val="16"/>
               </w:rPr>
-              <w:t>Versuchen Sie bei Ihrer ersten Aufgabe, in den nächsten fünf Minuten an ein KIND zu denken. Ich bin in fünf Minuten zurück.</w:t>
+              <w:t>Versuchen Sie bei Ihrer ersten Aufgabe in den nächsten fünf Minuten an ein KIND zu denken. Ich bin in fünf Minuten zurück.</w:t>
             </w:r>
           </w:p>
         </w:tc>
@@ -3052,16 +3094,16 @@
               <w:rPr>
                 <w:rFonts w:cstheme="minorHAnsi"/>
                 <w:color w:val="000000"/>
-                <w:sz w:val="16"/>
-                <w:szCs w:val="16"/>
-              </w:rPr>
-            </w:pPr>
-            <w:r>
-              <w:rPr>
-                <w:rFonts w:cstheme="minorHAnsi"/>
-                <w:color w:val="000000"/>
-                <w:sz w:val="16"/>
-                <w:szCs w:val="16"/>
+                <w:sz w:val="20"/>
+                <w:szCs w:val="20"/>
+              </w:rPr>
+            </w:pPr>
+            <w:r>
+              <w:rPr>
+                <w:rFonts w:cstheme="minorHAnsi"/>
+                <w:color w:val="000000"/>
+                <w:sz w:val="20"/>
+                <w:szCs w:val="20"/>
               </w:rPr>
               <w:t>2</w:t>
             </w:r>
@@ -3080,16 +3122,16 @@
               <w:rPr>
                 <w:rFonts w:cstheme="minorHAnsi"/>
                 <w:color w:val="000000"/>
-                <w:sz w:val="16"/>
-                <w:szCs w:val="16"/>
-              </w:rPr>
-            </w:pPr>
-            <w:r>
-              <w:rPr>
-                <w:rFonts w:cstheme="minorHAnsi"/>
-                <w:color w:val="000000"/>
-                <w:sz w:val="16"/>
-                <w:szCs w:val="16"/>
+                <w:sz w:val="20"/>
+                <w:szCs w:val="20"/>
+              </w:rPr>
+            </w:pPr>
+            <w:r>
+              <w:rPr>
+                <w:rFonts w:cstheme="minorHAnsi"/>
+                <w:color w:val="000000"/>
+                <w:sz w:val="20"/>
+                <w:szCs w:val="20"/>
               </w:rPr>
               <w:t>2</w:t>
             </w:r>
@@ -3126,23 +3168,25 @@
           <w:tcPr>
             <w:tcW w:w="939" w:type="dxa"/>
             <w:noWrap/>
-            <w:hideMark/>
-          </w:tcPr>
-          <w:p>
-            <w:pPr>
-              <w:rPr>
-                <w:b/>
-                <w:bCs/>
-                <w:sz w:val="16"/>
-                <w:szCs w:val="16"/>
-              </w:rPr>
-            </w:pPr>
-            <w:r>
-              <w:rPr>
-                <w:b/>
-                <w:bCs/>
-                <w:sz w:val="16"/>
-                <w:szCs w:val="16"/>
+            <w:vAlign w:val="center"/>
+            <w:hideMark/>
+          </w:tcPr>
+          <w:p>
+            <w:pPr>
+              <w:jc w:val="center"/>
+              <w:rPr>
+                <w:b/>
+                <w:bCs/>
+                <w:sz w:val="20"/>
+                <w:szCs w:val="20"/>
+              </w:rPr>
+            </w:pPr>
+            <w:r>
+              <w:rPr>
+                <w:b/>
+                <w:bCs/>
+                <w:sz w:val="20"/>
+                <w:szCs w:val="20"/>
               </w:rPr>
               <w:t>22</w:t>
             </w:r>
@@ -3171,7 +3215,7 @@
                 <w:sz w:val="16"/>
                 <w:szCs w:val="16"/>
               </w:rPr>
-              <w:t>Versuchen Sie bei Ihrer ersten Aufgabe, in den nächsten fünf Minuten NICHT an ein HAUS zu denken. Ich bin in fünf Minuten zurück.</w:t>
+              <w:t>Versuchen Sie bei Ihrer ersten Aufgabe in den nächsten fünf Minuten NICHT an ein HAUS zu denken. Ich bin in fünf Minuten zurück.</w:t>
             </w:r>
           </w:p>
         </w:tc>
@@ -3188,16 +3232,16 @@
               <w:rPr>
                 <w:rFonts w:cstheme="minorHAnsi"/>
                 <w:color w:val="000000"/>
-                <w:sz w:val="16"/>
-                <w:szCs w:val="16"/>
-              </w:rPr>
-            </w:pPr>
-            <w:r>
-              <w:rPr>
-                <w:rFonts w:cstheme="minorHAnsi"/>
-                <w:color w:val="000000"/>
-                <w:sz w:val="16"/>
-                <w:szCs w:val="16"/>
+                <w:sz w:val="20"/>
+                <w:szCs w:val="20"/>
+              </w:rPr>
+            </w:pPr>
+            <w:r>
+              <w:rPr>
+                <w:rFonts w:cstheme="minorHAnsi"/>
+                <w:color w:val="000000"/>
+                <w:sz w:val="20"/>
+                <w:szCs w:val="20"/>
               </w:rPr>
               <w:t>2</w:t>
             </w:r>
@@ -3216,16 +3260,16 @@
               <w:rPr>
                 <w:rFonts w:cstheme="minorHAnsi"/>
                 <w:color w:val="000000"/>
-                <w:sz w:val="16"/>
-                <w:szCs w:val="16"/>
-              </w:rPr>
-            </w:pPr>
-            <w:r>
-              <w:rPr>
-                <w:rFonts w:cstheme="minorHAnsi"/>
-                <w:color w:val="000000"/>
-                <w:sz w:val="16"/>
-                <w:szCs w:val="16"/>
+                <w:sz w:val="20"/>
+                <w:szCs w:val="20"/>
+              </w:rPr>
+            </w:pPr>
+            <w:r>
+              <w:rPr>
+                <w:rFonts w:cstheme="minorHAnsi"/>
+                <w:color w:val="000000"/>
+                <w:sz w:val="20"/>
+                <w:szCs w:val="20"/>
               </w:rPr>
               <w:t>2</w:t>
             </w:r>
@@ -3262,23 +3306,25 @@
           <w:tcPr>
             <w:tcW w:w="939" w:type="dxa"/>
             <w:noWrap/>
-            <w:hideMark/>
-          </w:tcPr>
-          <w:p>
-            <w:pPr>
-              <w:rPr>
-                <w:b/>
-                <w:bCs/>
-                <w:sz w:val="16"/>
-                <w:szCs w:val="16"/>
-              </w:rPr>
-            </w:pPr>
-            <w:r>
-              <w:rPr>
-                <w:b/>
-                <w:bCs/>
-                <w:sz w:val="16"/>
-                <w:szCs w:val="16"/>
+            <w:vAlign w:val="center"/>
+            <w:hideMark/>
+          </w:tcPr>
+          <w:p>
+            <w:pPr>
+              <w:jc w:val="center"/>
+              <w:rPr>
+                <w:b/>
+                <w:bCs/>
+                <w:sz w:val="20"/>
+                <w:szCs w:val="20"/>
+              </w:rPr>
+            </w:pPr>
+            <w:r>
+              <w:rPr>
+                <w:b/>
+                <w:bCs/>
+                <w:sz w:val="20"/>
+                <w:szCs w:val="20"/>
               </w:rPr>
               <w:t>23</w:t>
             </w:r>
@@ -3307,7 +3353,7 @@
                 <w:sz w:val="16"/>
                 <w:szCs w:val="16"/>
               </w:rPr>
-              <w:t>Versuchen Sie bei Ihrer ersten Aufgabe, in den nächsten fünf Minuten NICHT an ein KIND zu denken. Ich bin in fünf Minuten zurück.</w:t>
+              <w:t>Versuchen Sie bei Ihrer ersten Aufgabe in den nächsten fünf Minuten NICHT an ein KIND zu denken. Ich bin in fünf Minuten zurück.</w:t>
             </w:r>
           </w:p>
         </w:tc>
@@ -3324,16 +3370,16 @@
               <w:rPr>
                 <w:rFonts w:cstheme="minorHAnsi"/>
                 <w:color w:val="000000"/>
-                <w:sz w:val="16"/>
-                <w:szCs w:val="16"/>
-              </w:rPr>
-            </w:pPr>
-            <w:r>
-              <w:rPr>
-                <w:rFonts w:cstheme="minorHAnsi"/>
-                <w:color w:val="000000"/>
-                <w:sz w:val="16"/>
-                <w:szCs w:val="16"/>
+                <w:sz w:val="20"/>
+                <w:szCs w:val="20"/>
+              </w:rPr>
+            </w:pPr>
+            <w:r>
+              <w:rPr>
+                <w:rFonts w:cstheme="minorHAnsi"/>
+                <w:color w:val="000000"/>
+                <w:sz w:val="20"/>
+                <w:szCs w:val="20"/>
               </w:rPr>
               <w:t>2</w:t>
             </w:r>
@@ -3352,16 +3398,16 @@
               <w:rPr>
                 <w:rFonts w:cstheme="minorHAnsi"/>
                 <w:color w:val="000000"/>
-                <w:sz w:val="16"/>
-                <w:szCs w:val="16"/>
-              </w:rPr>
-            </w:pPr>
-            <w:r>
-              <w:rPr>
-                <w:rFonts w:cstheme="minorHAnsi"/>
-                <w:color w:val="000000"/>
-                <w:sz w:val="16"/>
-                <w:szCs w:val="16"/>
+                <w:sz w:val="20"/>
+                <w:szCs w:val="20"/>
+              </w:rPr>
+            </w:pPr>
+            <w:r>
+              <w:rPr>
+                <w:rFonts w:cstheme="minorHAnsi"/>
+                <w:color w:val="000000"/>
+                <w:sz w:val="20"/>
+                <w:szCs w:val="20"/>
               </w:rPr>
               <w:t>2</w:t>
             </w:r>
@@ -3398,23 +3444,25 @@
           <w:tcPr>
             <w:tcW w:w="939" w:type="dxa"/>
             <w:noWrap/>
-            <w:hideMark/>
-          </w:tcPr>
-          <w:p>
-            <w:pPr>
-              <w:rPr>
-                <w:b/>
-                <w:bCs/>
-                <w:sz w:val="16"/>
-                <w:szCs w:val="16"/>
-              </w:rPr>
-            </w:pPr>
-            <w:r>
-              <w:rPr>
-                <w:b/>
-                <w:bCs/>
-                <w:sz w:val="16"/>
-                <w:szCs w:val="16"/>
+            <w:vAlign w:val="center"/>
+            <w:hideMark/>
+          </w:tcPr>
+          <w:p>
+            <w:pPr>
+              <w:jc w:val="center"/>
+              <w:rPr>
+                <w:b/>
+                <w:bCs/>
+                <w:sz w:val="20"/>
+                <w:szCs w:val="20"/>
+              </w:rPr>
+            </w:pPr>
+            <w:r>
+              <w:rPr>
+                <w:b/>
+                <w:bCs/>
+                <w:sz w:val="20"/>
+                <w:szCs w:val="20"/>
               </w:rPr>
               <w:t>24</w:t>
             </w:r>
@@ -3443,7 +3491,7 @@
                 <w:sz w:val="16"/>
                 <w:szCs w:val="16"/>
               </w:rPr>
-              <w:t>Versuchen Sie bei Ihrer ersten Aufgabe, in den nächsten fünf Minuten NICHT an ein HAUS zu denken. Ich bin in fünf Minuten zurück.</w:t>
+              <w:t>Versuchen Sie bei Ihrer ersten Aufgabe in den nächsten fünf Minuten NICHT an ein HAUS zu denken. Ich bin in fünf Minuten zurück.</w:t>
             </w:r>
           </w:p>
         </w:tc>
@@ -3460,16 +3508,16 @@
               <w:rPr>
                 <w:rFonts w:cstheme="minorHAnsi"/>
                 <w:color w:val="000000"/>
-                <w:sz w:val="16"/>
-                <w:szCs w:val="16"/>
-              </w:rPr>
-            </w:pPr>
-            <w:r>
-              <w:rPr>
-                <w:rFonts w:cstheme="minorHAnsi"/>
-                <w:color w:val="000000"/>
-                <w:sz w:val="16"/>
-                <w:szCs w:val="16"/>
+                <w:sz w:val="20"/>
+                <w:szCs w:val="20"/>
+              </w:rPr>
+            </w:pPr>
+            <w:r>
+              <w:rPr>
+                <w:rFonts w:cstheme="minorHAnsi"/>
+                <w:color w:val="000000"/>
+                <w:sz w:val="20"/>
+                <w:szCs w:val="20"/>
               </w:rPr>
               <w:t>2</w:t>
             </w:r>
@@ -3488,16 +3536,16 @@
               <w:rPr>
                 <w:rFonts w:cstheme="minorHAnsi"/>
                 <w:color w:val="000000"/>
-                <w:sz w:val="16"/>
-                <w:szCs w:val="16"/>
-              </w:rPr>
-            </w:pPr>
-            <w:r>
-              <w:rPr>
-                <w:rFonts w:cstheme="minorHAnsi"/>
-                <w:color w:val="000000"/>
-                <w:sz w:val="16"/>
-                <w:szCs w:val="16"/>
+                <w:sz w:val="20"/>
+                <w:szCs w:val="20"/>
+              </w:rPr>
+            </w:pPr>
+            <w:r>
+              <w:rPr>
+                <w:rFonts w:cstheme="minorHAnsi"/>
+                <w:color w:val="000000"/>
+                <w:sz w:val="20"/>
+                <w:szCs w:val="20"/>
               </w:rPr>
               <w:t>2</w:t>
             </w:r>
@@ -3534,23 +3582,25 @@
           <w:tcPr>
             <w:tcW w:w="939" w:type="dxa"/>
             <w:noWrap/>
-            <w:hideMark/>
-          </w:tcPr>
-          <w:p>
-            <w:pPr>
-              <w:rPr>
-                <w:b/>
-                <w:bCs/>
-                <w:sz w:val="16"/>
-                <w:szCs w:val="16"/>
-              </w:rPr>
-            </w:pPr>
-            <w:r>
-              <w:rPr>
-                <w:b/>
-                <w:bCs/>
-                <w:sz w:val="16"/>
-                <w:szCs w:val="16"/>
+            <w:vAlign w:val="center"/>
+            <w:hideMark/>
+          </w:tcPr>
+          <w:p>
+            <w:pPr>
+              <w:jc w:val="center"/>
+              <w:rPr>
+                <w:b/>
+                <w:bCs/>
+                <w:sz w:val="20"/>
+                <w:szCs w:val="20"/>
+              </w:rPr>
+            </w:pPr>
+            <w:r>
+              <w:rPr>
+                <w:b/>
+                <w:bCs/>
+                <w:sz w:val="20"/>
+                <w:szCs w:val="20"/>
               </w:rPr>
               <w:t>25</w:t>
             </w:r>
@@ -3579,7 +3629,7 @@
                 <w:sz w:val="16"/>
                 <w:szCs w:val="16"/>
               </w:rPr>
-              <w:t>Versuchen Sie bei Ihrer ersten Aufgabe, in den nächsten fünf Minuten an ein KIND zu denken. Ich bin in fünf Minuten zurück.</w:t>
+              <w:t>Versuchen Sie bei Ihrer ersten Aufgabe in den nächsten fünf Minuten an ein KIND zu denken. Ich bin in fünf Minuten zurück.</w:t>
             </w:r>
           </w:p>
         </w:tc>
@@ -3596,16 +3646,16 @@
               <w:rPr>
                 <w:rFonts w:cstheme="minorHAnsi"/>
                 <w:color w:val="000000"/>
-                <w:sz w:val="16"/>
-                <w:szCs w:val="16"/>
-              </w:rPr>
-            </w:pPr>
-            <w:r>
-              <w:rPr>
-                <w:rFonts w:cstheme="minorHAnsi"/>
-                <w:color w:val="000000"/>
-                <w:sz w:val="16"/>
-                <w:szCs w:val="16"/>
+                <w:sz w:val="20"/>
+                <w:szCs w:val="20"/>
+              </w:rPr>
+            </w:pPr>
+            <w:r>
+              <w:rPr>
+                <w:rFonts w:cstheme="minorHAnsi"/>
+                <w:color w:val="000000"/>
+                <w:sz w:val="20"/>
+                <w:szCs w:val="20"/>
               </w:rPr>
               <w:t>2</w:t>
             </w:r>
@@ -3624,16 +3674,16 @@
               <w:rPr>
                 <w:rFonts w:cstheme="minorHAnsi"/>
                 <w:color w:val="000000"/>
-                <w:sz w:val="16"/>
-                <w:szCs w:val="16"/>
-              </w:rPr>
-            </w:pPr>
-            <w:r>
-              <w:rPr>
-                <w:rFonts w:cstheme="minorHAnsi"/>
-                <w:color w:val="000000"/>
-                <w:sz w:val="16"/>
-                <w:szCs w:val="16"/>
+                <w:sz w:val="20"/>
+                <w:szCs w:val="20"/>
+              </w:rPr>
+            </w:pPr>
+            <w:r>
+              <w:rPr>
+                <w:rFonts w:cstheme="minorHAnsi"/>
+                <w:color w:val="000000"/>
+                <w:sz w:val="20"/>
+                <w:szCs w:val="20"/>
               </w:rPr>
               <w:t>2</w:t>
             </w:r>
@@ -3670,23 +3720,25 @@
           <w:tcPr>
             <w:tcW w:w="939" w:type="dxa"/>
             <w:noWrap/>
-            <w:hideMark/>
-          </w:tcPr>
-          <w:p>
-            <w:pPr>
-              <w:rPr>
-                <w:b/>
-                <w:bCs/>
-                <w:sz w:val="16"/>
-                <w:szCs w:val="16"/>
-              </w:rPr>
-            </w:pPr>
-            <w:r>
-              <w:rPr>
-                <w:b/>
-                <w:bCs/>
-                <w:sz w:val="16"/>
-                <w:szCs w:val="16"/>
+            <w:vAlign w:val="center"/>
+            <w:hideMark/>
+          </w:tcPr>
+          <w:p>
+            <w:pPr>
+              <w:jc w:val="center"/>
+              <w:rPr>
+                <w:b/>
+                <w:bCs/>
+                <w:sz w:val="20"/>
+                <w:szCs w:val="20"/>
+              </w:rPr>
+            </w:pPr>
+            <w:r>
+              <w:rPr>
+                <w:b/>
+                <w:bCs/>
+                <w:sz w:val="20"/>
+                <w:szCs w:val="20"/>
               </w:rPr>
               <w:t>26</w:t>
             </w:r>
@@ -3715,7 +3767,7 @@
                 <w:sz w:val="16"/>
                 <w:szCs w:val="16"/>
               </w:rPr>
-              <w:t>Versuchen Sie bei Ihrer ersten Aufgabe, in den nächsten fünf Minuten NICHT an ein HAUS zu denken. Ich bin in fünf Minuten zurück.</w:t>
+              <w:t>Versuchen Sie bei Ihrer ersten Aufgabe in den nächsten fünf Minuten NICHT an ein HAUS zu denken. Ich bin in fünf Minuten zurück.</w:t>
             </w:r>
           </w:p>
         </w:tc>
@@ -3732,16 +3784,16 @@
               <w:rPr>
                 <w:rFonts w:cstheme="minorHAnsi"/>
                 <w:color w:val="000000"/>
-                <w:sz w:val="16"/>
-                <w:szCs w:val="16"/>
-              </w:rPr>
-            </w:pPr>
-            <w:r>
-              <w:rPr>
-                <w:rFonts w:cstheme="minorHAnsi"/>
-                <w:color w:val="000000"/>
-                <w:sz w:val="16"/>
-                <w:szCs w:val="16"/>
+                <w:sz w:val="20"/>
+                <w:szCs w:val="20"/>
+              </w:rPr>
+            </w:pPr>
+            <w:r>
+              <w:rPr>
+                <w:rFonts w:cstheme="minorHAnsi"/>
+                <w:color w:val="000000"/>
+                <w:sz w:val="20"/>
+                <w:szCs w:val="20"/>
               </w:rPr>
               <w:t>2</w:t>
             </w:r>
@@ -3760,16 +3812,16 @@
               <w:rPr>
                 <w:rFonts w:cstheme="minorHAnsi"/>
                 <w:color w:val="000000"/>
-                <w:sz w:val="16"/>
-                <w:szCs w:val="16"/>
-              </w:rPr>
-            </w:pPr>
-            <w:r>
-              <w:rPr>
-                <w:rFonts w:cstheme="minorHAnsi"/>
-                <w:color w:val="000000"/>
-                <w:sz w:val="16"/>
-                <w:szCs w:val="16"/>
+                <w:sz w:val="20"/>
+                <w:szCs w:val="20"/>
+              </w:rPr>
+            </w:pPr>
+            <w:r>
+              <w:rPr>
+                <w:rFonts w:cstheme="minorHAnsi"/>
+                <w:color w:val="000000"/>
+                <w:sz w:val="20"/>
+                <w:szCs w:val="20"/>
               </w:rPr>
               <w:t>1</w:t>
             </w:r>
@@ -3806,23 +3858,25 @@
           <w:tcPr>
             <w:tcW w:w="939" w:type="dxa"/>
             <w:noWrap/>
-            <w:hideMark/>
-          </w:tcPr>
-          <w:p>
-            <w:pPr>
-              <w:rPr>
-                <w:b/>
-                <w:bCs/>
-                <w:sz w:val="16"/>
-                <w:szCs w:val="16"/>
-              </w:rPr>
-            </w:pPr>
-            <w:r>
-              <w:rPr>
-                <w:b/>
-                <w:bCs/>
-                <w:sz w:val="16"/>
-                <w:szCs w:val="16"/>
+            <w:vAlign w:val="center"/>
+            <w:hideMark/>
+          </w:tcPr>
+          <w:p>
+            <w:pPr>
+              <w:jc w:val="center"/>
+              <w:rPr>
+                <w:b/>
+                <w:bCs/>
+                <w:sz w:val="20"/>
+                <w:szCs w:val="20"/>
+              </w:rPr>
+            </w:pPr>
+            <w:r>
+              <w:rPr>
+                <w:b/>
+                <w:bCs/>
+                <w:sz w:val="20"/>
+                <w:szCs w:val="20"/>
               </w:rPr>
               <w:t>27</w:t>
             </w:r>
@@ -3851,7 +3905,7 @@
                 <w:sz w:val="16"/>
                 <w:szCs w:val="16"/>
               </w:rPr>
-              <w:t>Versuchen Sie bei Ihrer ersten Aufgabe, in den nächsten fünf Minuten an einen BERG zu denken. Ich bin in fünf Minuten zurück.</w:t>
+              <w:t>Versuchen Sie bei Ihrer ersten Aufgabe in den nächsten fünf Minuten an einen BERG zu denken. Ich bin in fünf Minuten zurück.</w:t>
             </w:r>
           </w:p>
         </w:tc>
@@ -3868,16 +3922,16 @@
               <w:rPr>
                 <w:rFonts w:cstheme="minorHAnsi"/>
                 <w:color w:val="000000"/>
-                <w:sz w:val="16"/>
-                <w:szCs w:val="16"/>
-              </w:rPr>
-            </w:pPr>
-            <w:r>
-              <w:rPr>
-                <w:rFonts w:cstheme="minorHAnsi"/>
-                <w:color w:val="000000"/>
-                <w:sz w:val="16"/>
-                <w:szCs w:val="16"/>
+                <w:sz w:val="20"/>
+                <w:szCs w:val="20"/>
+              </w:rPr>
+            </w:pPr>
+            <w:r>
+              <w:rPr>
+                <w:rFonts w:cstheme="minorHAnsi"/>
+                <w:color w:val="000000"/>
+                <w:sz w:val="20"/>
+                <w:szCs w:val="20"/>
               </w:rPr>
               <w:t>1</w:t>
             </w:r>
@@ -3896,16 +3950,16 @@
               <w:rPr>
                 <w:rFonts w:cstheme="minorHAnsi"/>
                 <w:color w:val="000000"/>
-                <w:sz w:val="16"/>
-                <w:szCs w:val="16"/>
-              </w:rPr>
-            </w:pPr>
-            <w:r>
-              <w:rPr>
-                <w:rFonts w:cstheme="minorHAnsi"/>
-                <w:color w:val="000000"/>
-                <w:sz w:val="16"/>
-                <w:szCs w:val="16"/>
+                <w:sz w:val="20"/>
+                <w:szCs w:val="20"/>
+              </w:rPr>
+            </w:pPr>
+            <w:r>
+              <w:rPr>
+                <w:rFonts w:cstheme="minorHAnsi"/>
+                <w:color w:val="000000"/>
+                <w:sz w:val="20"/>
+                <w:szCs w:val="20"/>
               </w:rPr>
               <w:t>2</w:t>
             </w:r>
@@ -3942,23 +3996,25 @@
           <w:tcPr>
             <w:tcW w:w="939" w:type="dxa"/>
             <w:noWrap/>
-            <w:hideMark/>
-          </w:tcPr>
-          <w:p>
-            <w:pPr>
-              <w:rPr>
-                <w:b/>
-                <w:bCs/>
-                <w:sz w:val="16"/>
-                <w:szCs w:val="16"/>
-              </w:rPr>
-            </w:pPr>
-            <w:r>
-              <w:rPr>
-                <w:b/>
-                <w:bCs/>
-                <w:sz w:val="16"/>
-                <w:szCs w:val="16"/>
+            <w:vAlign w:val="center"/>
+            <w:hideMark/>
+          </w:tcPr>
+          <w:p>
+            <w:pPr>
+              <w:jc w:val="center"/>
+              <w:rPr>
+                <w:b/>
+                <w:bCs/>
+                <w:sz w:val="20"/>
+                <w:szCs w:val="20"/>
+              </w:rPr>
+            </w:pPr>
+            <w:r>
+              <w:rPr>
+                <w:b/>
+                <w:bCs/>
+                <w:sz w:val="20"/>
+                <w:szCs w:val="20"/>
               </w:rPr>
               <w:t>28</w:t>
             </w:r>
@@ -3987,7 +4043,7 @@
                 <w:sz w:val="16"/>
                 <w:szCs w:val="16"/>
               </w:rPr>
-              <w:t>Versuchen Sie bei Ihrer ersten Aufgabe, in den nächsten fünf Minuten an ein HAUS zu denken. Ich bin in fünf Minuten zurück.</w:t>
+              <w:t>Versuchen Sie bei Ihrer ersten Aufgabe in den nächsten fünf Minuten an ein HAUS zu denken. Ich bin in fünf Minuten zurück.</w:t>
             </w:r>
           </w:p>
         </w:tc>
@@ -4004,16 +4060,16 @@
               <w:rPr>
                 <w:rFonts w:cstheme="minorHAnsi"/>
                 <w:color w:val="000000"/>
-                <w:sz w:val="16"/>
-                <w:szCs w:val="16"/>
-              </w:rPr>
-            </w:pPr>
-            <w:r>
-              <w:rPr>
-                <w:rFonts w:cstheme="minorHAnsi"/>
-                <w:color w:val="000000"/>
-                <w:sz w:val="16"/>
-                <w:szCs w:val="16"/>
+                <w:sz w:val="20"/>
+                <w:szCs w:val="20"/>
+              </w:rPr>
+            </w:pPr>
+            <w:r>
+              <w:rPr>
+                <w:rFonts w:cstheme="minorHAnsi"/>
+                <w:color w:val="000000"/>
+                <w:sz w:val="20"/>
+                <w:szCs w:val="20"/>
               </w:rPr>
               <w:t>2</w:t>
             </w:r>
@@ -4032,16 +4088,16 @@
               <w:rPr>
                 <w:rFonts w:cstheme="minorHAnsi"/>
                 <w:color w:val="000000"/>
-                <w:sz w:val="16"/>
-                <w:szCs w:val="16"/>
-              </w:rPr>
-            </w:pPr>
-            <w:r>
-              <w:rPr>
-                <w:rFonts w:cstheme="minorHAnsi"/>
-                <w:color w:val="000000"/>
-                <w:sz w:val="16"/>
-                <w:szCs w:val="16"/>
+                <w:sz w:val="20"/>
+                <w:szCs w:val="20"/>
+              </w:rPr>
+            </w:pPr>
+            <w:r>
+              <w:rPr>
+                <w:rFonts w:cstheme="minorHAnsi"/>
+                <w:color w:val="000000"/>
+                <w:sz w:val="20"/>
+                <w:szCs w:val="20"/>
               </w:rPr>
               <w:t>1</w:t>
             </w:r>
@@ -4078,23 +4134,25 @@
           <w:tcPr>
             <w:tcW w:w="939" w:type="dxa"/>
             <w:noWrap/>
-            <w:hideMark/>
-          </w:tcPr>
-          <w:p>
-            <w:pPr>
-              <w:rPr>
-                <w:b/>
-                <w:bCs/>
-                <w:sz w:val="16"/>
-                <w:szCs w:val="16"/>
-              </w:rPr>
-            </w:pPr>
-            <w:r>
-              <w:rPr>
-                <w:b/>
-                <w:bCs/>
-                <w:sz w:val="16"/>
-                <w:szCs w:val="16"/>
+            <w:vAlign w:val="center"/>
+            <w:hideMark/>
+          </w:tcPr>
+          <w:p>
+            <w:pPr>
+              <w:jc w:val="center"/>
+              <w:rPr>
+                <w:b/>
+                <w:bCs/>
+                <w:sz w:val="20"/>
+                <w:szCs w:val="20"/>
+              </w:rPr>
+            </w:pPr>
+            <w:r>
+              <w:rPr>
+                <w:b/>
+                <w:bCs/>
+                <w:sz w:val="20"/>
+                <w:szCs w:val="20"/>
               </w:rPr>
               <w:t>29</w:t>
             </w:r>
@@ -4123,7 +4181,7 @@
                 <w:sz w:val="16"/>
                 <w:szCs w:val="16"/>
               </w:rPr>
-              <w:t>Versuchen Sie bei Ihrer ersten Aufgabe, in den nächsten fünf Minuten NICHT an ein KIND zu denken. Ich bin in fünf Minuten zurück.</w:t>
+              <w:t>Versuchen Sie bei Ihrer ersten Aufgabe in den nächsten fünf Minuten NICHT an ein KIND zu denken. Ich bin in fünf Minuten zurück.</w:t>
             </w:r>
           </w:p>
         </w:tc>
@@ -4140,16 +4198,16 @@
               <w:rPr>
                 <w:rFonts w:cstheme="minorHAnsi"/>
                 <w:color w:val="000000"/>
-                <w:sz w:val="16"/>
-                <w:szCs w:val="16"/>
-              </w:rPr>
-            </w:pPr>
-            <w:r>
-              <w:rPr>
-                <w:rFonts w:cstheme="minorHAnsi"/>
-                <w:color w:val="000000"/>
-                <w:sz w:val="16"/>
-                <w:szCs w:val="16"/>
+                <w:sz w:val="20"/>
+                <w:szCs w:val="20"/>
+              </w:rPr>
+            </w:pPr>
+            <w:r>
+              <w:rPr>
+                <w:rFonts w:cstheme="minorHAnsi"/>
+                <w:color w:val="000000"/>
+                <w:sz w:val="20"/>
+                <w:szCs w:val="20"/>
               </w:rPr>
               <w:t>2</w:t>
             </w:r>
@@ -4168,16 +4226,16 @@
               <w:rPr>
                 <w:rFonts w:cstheme="minorHAnsi"/>
                 <w:color w:val="000000"/>
-                <w:sz w:val="16"/>
-                <w:szCs w:val="16"/>
-              </w:rPr>
-            </w:pPr>
-            <w:r>
-              <w:rPr>
-                <w:rFonts w:cstheme="minorHAnsi"/>
-                <w:color w:val="000000"/>
-                <w:sz w:val="16"/>
-                <w:szCs w:val="16"/>
+                <w:sz w:val="20"/>
+                <w:szCs w:val="20"/>
+              </w:rPr>
+            </w:pPr>
+            <w:r>
+              <w:rPr>
+                <w:rFonts w:cstheme="minorHAnsi"/>
+                <w:color w:val="000000"/>
+                <w:sz w:val="20"/>
+                <w:szCs w:val="20"/>
               </w:rPr>
               <w:t>2</w:t>
             </w:r>
@@ -4214,23 +4272,25 @@
           <w:tcPr>
             <w:tcW w:w="939" w:type="dxa"/>
             <w:noWrap/>
-            <w:hideMark/>
-          </w:tcPr>
-          <w:p>
-            <w:pPr>
-              <w:rPr>
-                <w:b/>
-                <w:bCs/>
-                <w:sz w:val="16"/>
-                <w:szCs w:val="16"/>
-              </w:rPr>
-            </w:pPr>
-            <w:r>
-              <w:rPr>
-                <w:b/>
-                <w:bCs/>
-                <w:sz w:val="16"/>
-                <w:szCs w:val="16"/>
+            <w:vAlign w:val="center"/>
+            <w:hideMark/>
+          </w:tcPr>
+          <w:p>
+            <w:pPr>
+              <w:jc w:val="center"/>
+              <w:rPr>
+                <w:b/>
+                <w:bCs/>
+                <w:sz w:val="20"/>
+                <w:szCs w:val="20"/>
+              </w:rPr>
+            </w:pPr>
+            <w:r>
+              <w:rPr>
+                <w:b/>
+                <w:bCs/>
+                <w:sz w:val="20"/>
+                <w:szCs w:val="20"/>
               </w:rPr>
               <w:t>30</w:t>
             </w:r>
@@ -4259,7 +4319,7 @@
                 <w:sz w:val="16"/>
                 <w:szCs w:val="16"/>
               </w:rPr>
-              <w:t>Versuchen Sie bei Ihrer ersten Aufgabe, in den nächsten fünf Minuten an einen BERG zu denken. Ich bin in fünf Minuten zurück.</w:t>
+              <w:t>Versuchen Sie bei Ihrer ersten Aufgabe in den nächsten fünf Minuten an einen BERG zu denken. Ich bin in fünf Minuten zurück.</w:t>
             </w:r>
           </w:p>
         </w:tc>
@@ -4276,16 +4336,16 @@
               <w:rPr>
                 <w:rFonts w:cstheme="minorHAnsi"/>
                 <w:color w:val="000000"/>
-                <w:sz w:val="16"/>
-                <w:szCs w:val="16"/>
-              </w:rPr>
-            </w:pPr>
-            <w:r>
-              <w:rPr>
-                <w:rFonts w:cstheme="minorHAnsi"/>
-                <w:color w:val="000000"/>
-                <w:sz w:val="16"/>
-                <w:szCs w:val="16"/>
+                <w:sz w:val="20"/>
+                <w:szCs w:val="20"/>
+              </w:rPr>
+            </w:pPr>
+            <w:r>
+              <w:rPr>
+                <w:rFonts w:cstheme="minorHAnsi"/>
+                <w:color w:val="000000"/>
+                <w:sz w:val="20"/>
+                <w:szCs w:val="20"/>
               </w:rPr>
               <w:t>1</w:t>
             </w:r>
@@ -4304,16 +4364,16 @@
               <w:rPr>
                 <w:rFonts w:cstheme="minorHAnsi"/>
                 <w:color w:val="000000"/>
-                <w:sz w:val="16"/>
-                <w:szCs w:val="16"/>
-              </w:rPr>
-            </w:pPr>
-            <w:r>
-              <w:rPr>
-                <w:rFonts w:cstheme="minorHAnsi"/>
-                <w:color w:val="000000"/>
-                <w:sz w:val="16"/>
-                <w:szCs w:val="16"/>
+                <w:sz w:val="20"/>
+                <w:szCs w:val="20"/>
+              </w:rPr>
+            </w:pPr>
+            <w:r>
+              <w:rPr>
+                <w:rFonts w:cstheme="minorHAnsi"/>
+                <w:color w:val="000000"/>
+                <w:sz w:val="20"/>
+                <w:szCs w:val="20"/>
               </w:rPr>
               <w:t>1</w:t>
             </w:r>
@@ -4350,23 +4410,25 @@
           <w:tcPr>
             <w:tcW w:w="939" w:type="dxa"/>
             <w:noWrap/>
-            <w:hideMark/>
-          </w:tcPr>
-          <w:p>
-            <w:pPr>
-              <w:rPr>
-                <w:b/>
-                <w:bCs/>
-                <w:sz w:val="16"/>
-                <w:szCs w:val="16"/>
-              </w:rPr>
-            </w:pPr>
-            <w:r>
-              <w:rPr>
-                <w:b/>
-                <w:bCs/>
-                <w:sz w:val="16"/>
-                <w:szCs w:val="16"/>
+            <w:vAlign w:val="center"/>
+            <w:hideMark/>
+          </w:tcPr>
+          <w:p>
+            <w:pPr>
+              <w:jc w:val="center"/>
+              <w:rPr>
+                <w:b/>
+                <w:bCs/>
+                <w:sz w:val="20"/>
+                <w:szCs w:val="20"/>
+              </w:rPr>
+            </w:pPr>
+            <w:r>
+              <w:rPr>
+                <w:b/>
+                <w:bCs/>
+                <w:sz w:val="20"/>
+                <w:szCs w:val="20"/>
               </w:rPr>
               <w:lastRenderedPageBreak/>
               <w:t>31</w:t>
@@ -4396,7 +4458,7 @@
                 <w:sz w:val="16"/>
                 <w:szCs w:val="16"/>
               </w:rPr>
-              <w:t>Versuchen Sie bei Ihrer ersten Aufgabe, in den nächsten fünf Minuten NICHT an ein AUTO zu denken. Ich bin in fünf Minuten zurück.</w:t>
+              <w:t>Versuchen Sie bei Ihrer ersten Aufgabe in den nächsten fünf Minuten NICHT an ein AUTO zu denken. Ich bin in fünf Minuten zurück.</w:t>
             </w:r>
           </w:p>
         </w:tc>
@@ -4413,16 +4475,16 @@
               <w:rPr>
                 <w:rFonts w:cstheme="minorHAnsi"/>
                 <w:color w:val="000000"/>
-                <w:sz w:val="16"/>
-                <w:szCs w:val="16"/>
-              </w:rPr>
-            </w:pPr>
-            <w:r>
-              <w:rPr>
-                <w:rFonts w:cstheme="minorHAnsi"/>
-                <w:color w:val="000000"/>
-                <w:sz w:val="16"/>
-                <w:szCs w:val="16"/>
+                <w:sz w:val="20"/>
+                <w:szCs w:val="20"/>
+              </w:rPr>
+            </w:pPr>
+            <w:r>
+              <w:rPr>
+                <w:rFonts w:cstheme="minorHAnsi"/>
+                <w:color w:val="000000"/>
+                <w:sz w:val="20"/>
+                <w:szCs w:val="20"/>
               </w:rPr>
               <w:t>1</w:t>
             </w:r>
@@ -4441,16 +4503,16 @@
               <w:rPr>
                 <w:rFonts w:cstheme="minorHAnsi"/>
                 <w:color w:val="000000"/>
-                <w:sz w:val="16"/>
-                <w:szCs w:val="16"/>
-              </w:rPr>
-            </w:pPr>
-            <w:r>
-              <w:rPr>
-                <w:rFonts w:cstheme="minorHAnsi"/>
-                <w:color w:val="000000"/>
-                <w:sz w:val="16"/>
-                <w:szCs w:val="16"/>
+                <w:sz w:val="20"/>
+                <w:szCs w:val="20"/>
+              </w:rPr>
+            </w:pPr>
+            <w:r>
+              <w:rPr>
+                <w:rFonts w:cstheme="minorHAnsi"/>
+                <w:color w:val="000000"/>
+                <w:sz w:val="20"/>
+                <w:szCs w:val="20"/>
               </w:rPr>
               <w:t>1</w:t>
             </w:r>
@@ -4487,23 +4549,25 @@
           <w:tcPr>
             <w:tcW w:w="939" w:type="dxa"/>
             <w:noWrap/>
-            <w:hideMark/>
-          </w:tcPr>
-          <w:p>
-            <w:pPr>
-              <w:rPr>
-                <w:b/>
-                <w:bCs/>
-                <w:sz w:val="16"/>
-                <w:szCs w:val="16"/>
-              </w:rPr>
-            </w:pPr>
-            <w:r>
-              <w:rPr>
-                <w:b/>
-                <w:bCs/>
-                <w:sz w:val="16"/>
-                <w:szCs w:val="16"/>
+            <w:vAlign w:val="center"/>
+            <w:hideMark/>
+          </w:tcPr>
+          <w:p>
+            <w:pPr>
+              <w:jc w:val="center"/>
+              <w:rPr>
+                <w:b/>
+                <w:bCs/>
+                <w:sz w:val="20"/>
+                <w:szCs w:val="20"/>
+              </w:rPr>
+            </w:pPr>
+            <w:r>
+              <w:rPr>
+                <w:b/>
+                <w:bCs/>
+                <w:sz w:val="20"/>
+                <w:szCs w:val="20"/>
               </w:rPr>
               <w:t>32</w:t>
             </w:r>
@@ -4532,7 +4596,7 @@
                 <w:sz w:val="16"/>
                 <w:szCs w:val="16"/>
               </w:rPr>
-              <w:t>Versuchen Sie bei Ihrer ersten Aufgabe, in den nächsten fünf Minuten NICHT an ein KIND zu denken. Ich bin in fünf Minuten zurück.</w:t>
+              <w:t>Versuchen Sie bei Ihrer ersten Aufgabe in den nächsten fünf Minuten NICHT an ein KIND zu denken. Ich bin in fünf Minuten zurück.</w:t>
             </w:r>
           </w:p>
         </w:tc>
@@ -4549,16 +4613,16 @@
               <w:rPr>
                 <w:rFonts w:cstheme="minorHAnsi"/>
                 <w:color w:val="000000"/>
-                <w:sz w:val="16"/>
-                <w:szCs w:val="16"/>
-              </w:rPr>
-            </w:pPr>
-            <w:r>
-              <w:rPr>
-                <w:rFonts w:cstheme="minorHAnsi"/>
-                <w:color w:val="000000"/>
-                <w:sz w:val="16"/>
-                <w:szCs w:val="16"/>
+                <w:sz w:val="20"/>
+                <w:szCs w:val="20"/>
+              </w:rPr>
+            </w:pPr>
+            <w:r>
+              <w:rPr>
+                <w:rFonts w:cstheme="minorHAnsi"/>
+                <w:color w:val="000000"/>
+                <w:sz w:val="20"/>
+                <w:szCs w:val="20"/>
               </w:rPr>
               <w:t>2</w:t>
             </w:r>
@@ -4577,16 +4641,16 @@
               <w:rPr>
                 <w:rFonts w:cstheme="minorHAnsi"/>
                 <w:color w:val="000000"/>
-                <w:sz w:val="16"/>
-                <w:szCs w:val="16"/>
-              </w:rPr>
-            </w:pPr>
-            <w:r>
-              <w:rPr>
-                <w:rFonts w:cstheme="minorHAnsi"/>
-                <w:color w:val="000000"/>
-                <w:sz w:val="16"/>
-                <w:szCs w:val="16"/>
+                <w:sz w:val="20"/>
+                <w:szCs w:val="20"/>
+              </w:rPr>
+            </w:pPr>
+            <w:r>
+              <w:rPr>
+                <w:rFonts w:cstheme="minorHAnsi"/>
+                <w:color w:val="000000"/>
+                <w:sz w:val="20"/>
+                <w:szCs w:val="20"/>
               </w:rPr>
               <w:t>2</w:t>
             </w:r>
@@ -4623,23 +4687,25 @@
           <w:tcPr>
             <w:tcW w:w="939" w:type="dxa"/>
             <w:noWrap/>
-            <w:hideMark/>
-          </w:tcPr>
-          <w:p>
-            <w:pPr>
-              <w:rPr>
-                <w:b/>
-                <w:bCs/>
-                <w:sz w:val="16"/>
-                <w:szCs w:val="16"/>
-              </w:rPr>
-            </w:pPr>
-            <w:r>
-              <w:rPr>
-                <w:b/>
-                <w:bCs/>
-                <w:sz w:val="16"/>
-                <w:szCs w:val="16"/>
+            <w:vAlign w:val="center"/>
+            <w:hideMark/>
+          </w:tcPr>
+          <w:p>
+            <w:pPr>
+              <w:jc w:val="center"/>
+              <w:rPr>
+                <w:b/>
+                <w:bCs/>
+                <w:sz w:val="20"/>
+                <w:szCs w:val="20"/>
+              </w:rPr>
+            </w:pPr>
+            <w:r>
+              <w:rPr>
+                <w:b/>
+                <w:bCs/>
+                <w:sz w:val="20"/>
+                <w:szCs w:val="20"/>
               </w:rPr>
               <w:t>33</w:t>
             </w:r>
@@ -4668,7 +4734,7 @@
                 <w:sz w:val="16"/>
                 <w:szCs w:val="16"/>
               </w:rPr>
-              <w:t>Versuchen Sie bei Ihrer ersten Aufgabe, in den nächsten fünf Minuten NICHT an einen BERG zu denken. Ich bin in fünf Minuten zurück.</w:t>
+              <w:t>Versuchen Sie bei Ihrer ersten Aufgabe in den nächsten fünf Minuten NICHT an einen BERG zu denken. Ich bin in fünf Minuten zurück.</w:t>
             </w:r>
           </w:p>
         </w:tc>
@@ -4685,16 +4751,16 @@
               <w:rPr>
                 <w:rFonts w:cstheme="minorHAnsi"/>
                 <w:color w:val="000000"/>
-                <w:sz w:val="16"/>
-                <w:szCs w:val="16"/>
-              </w:rPr>
-            </w:pPr>
-            <w:r>
-              <w:rPr>
-                <w:rFonts w:cstheme="minorHAnsi"/>
-                <w:color w:val="000000"/>
-                <w:sz w:val="16"/>
-                <w:szCs w:val="16"/>
+                <w:sz w:val="20"/>
+                <w:szCs w:val="20"/>
+              </w:rPr>
+            </w:pPr>
+            <w:r>
+              <w:rPr>
+                <w:rFonts w:cstheme="minorHAnsi"/>
+                <w:color w:val="000000"/>
+                <w:sz w:val="20"/>
+                <w:szCs w:val="20"/>
               </w:rPr>
               <w:t>1</w:t>
             </w:r>
@@ -4713,16 +4779,16 @@
               <w:rPr>
                 <w:rFonts w:cstheme="minorHAnsi"/>
                 <w:color w:val="000000"/>
-                <w:sz w:val="16"/>
-                <w:szCs w:val="16"/>
-              </w:rPr>
-            </w:pPr>
-            <w:r>
-              <w:rPr>
-                <w:rFonts w:cstheme="minorHAnsi"/>
-                <w:color w:val="000000"/>
-                <w:sz w:val="16"/>
-                <w:szCs w:val="16"/>
+                <w:sz w:val="20"/>
+                <w:szCs w:val="20"/>
+              </w:rPr>
+            </w:pPr>
+            <w:r>
+              <w:rPr>
+                <w:rFonts w:cstheme="minorHAnsi"/>
+                <w:color w:val="000000"/>
+                <w:sz w:val="20"/>
+                <w:szCs w:val="20"/>
               </w:rPr>
               <w:t>2</w:t>
             </w:r>
@@ -4759,23 +4825,25 @@
           <w:tcPr>
             <w:tcW w:w="939" w:type="dxa"/>
             <w:noWrap/>
-            <w:hideMark/>
-          </w:tcPr>
-          <w:p>
-            <w:pPr>
-              <w:rPr>
-                <w:b/>
-                <w:bCs/>
-                <w:sz w:val="16"/>
-                <w:szCs w:val="16"/>
-              </w:rPr>
-            </w:pPr>
-            <w:r>
-              <w:rPr>
-                <w:b/>
-                <w:bCs/>
-                <w:sz w:val="16"/>
-                <w:szCs w:val="16"/>
+            <w:vAlign w:val="center"/>
+            <w:hideMark/>
+          </w:tcPr>
+          <w:p>
+            <w:pPr>
+              <w:jc w:val="center"/>
+              <w:rPr>
+                <w:b/>
+                <w:bCs/>
+                <w:sz w:val="20"/>
+                <w:szCs w:val="20"/>
+              </w:rPr>
+            </w:pPr>
+            <w:r>
+              <w:rPr>
+                <w:b/>
+                <w:bCs/>
+                <w:sz w:val="20"/>
+                <w:szCs w:val="20"/>
               </w:rPr>
               <w:t>34</w:t>
             </w:r>
@@ -4804,7 +4872,7 @@
                 <w:sz w:val="16"/>
                 <w:szCs w:val="16"/>
               </w:rPr>
-              <w:t>Versuchen Sie bei Ihrer ersten Aufgabe, in den nächsten fünf Minuten an ein HAUS zu denken. Ich bin in fünf Minuten zurück.</w:t>
+              <w:t>Versuchen Sie bei Ihrer ersten Aufgabe in den nächsten fünf Minuten an ein HAUS zu denken. Ich bin in fünf Minuten zurück.</w:t>
             </w:r>
           </w:p>
         </w:tc>
@@ -4821,16 +4889,16 @@
               <w:rPr>
                 <w:rFonts w:cstheme="minorHAnsi"/>
                 <w:color w:val="000000"/>
-                <w:sz w:val="16"/>
-                <w:szCs w:val="16"/>
-              </w:rPr>
-            </w:pPr>
-            <w:r>
-              <w:rPr>
-                <w:rFonts w:cstheme="minorHAnsi"/>
-                <w:color w:val="000000"/>
-                <w:sz w:val="16"/>
-                <w:szCs w:val="16"/>
+                <w:sz w:val="20"/>
+                <w:szCs w:val="20"/>
+              </w:rPr>
+            </w:pPr>
+            <w:r>
+              <w:rPr>
+                <w:rFonts w:cstheme="minorHAnsi"/>
+                <w:color w:val="000000"/>
+                <w:sz w:val="20"/>
+                <w:szCs w:val="20"/>
               </w:rPr>
               <w:t>2</w:t>
             </w:r>
@@ -4849,16 +4917,16 @@
               <w:rPr>
                 <w:rFonts w:cstheme="minorHAnsi"/>
                 <w:color w:val="000000"/>
-                <w:sz w:val="16"/>
-                <w:szCs w:val="16"/>
-              </w:rPr>
-            </w:pPr>
-            <w:r>
-              <w:rPr>
-                <w:rFonts w:cstheme="minorHAnsi"/>
-                <w:color w:val="000000"/>
-                <w:sz w:val="16"/>
-                <w:szCs w:val="16"/>
+                <w:sz w:val="20"/>
+                <w:szCs w:val="20"/>
+              </w:rPr>
+            </w:pPr>
+            <w:r>
+              <w:rPr>
+                <w:rFonts w:cstheme="minorHAnsi"/>
+                <w:color w:val="000000"/>
+                <w:sz w:val="20"/>
+                <w:szCs w:val="20"/>
               </w:rPr>
               <w:t>1</w:t>
             </w:r>
@@ -4895,23 +4963,25 @@
           <w:tcPr>
             <w:tcW w:w="939" w:type="dxa"/>
             <w:noWrap/>
-            <w:hideMark/>
-          </w:tcPr>
-          <w:p>
-            <w:pPr>
-              <w:rPr>
-                <w:b/>
-                <w:bCs/>
-                <w:sz w:val="16"/>
-                <w:szCs w:val="16"/>
-              </w:rPr>
-            </w:pPr>
-            <w:r>
-              <w:rPr>
-                <w:b/>
-                <w:bCs/>
-                <w:sz w:val="16"/>
-                <w:szCs w:val="16"/>
+            <w:vAlign w:val="center"/>
+            <w:hideMark/>
+          </w:tcPr>
+          <w:p>
+            <w:pPr>
+              <w:jc w:val="center"/>
+              <w:rPr>
+                <w:b/>
+                <w:bCs/>
+                <w:sz w:val="20"/>
+                <w:szCs w:val="20"/>
+              </w:rPr>
+            </w:pPr>
+            <w:r>
+              <w:rPr>
+                <w:b/>
+                <w:bCs/>
+                <w:sz w:val="20"/>
+                <w:szCs w:val="20"/>
               </w:rPr>
               <w:t>35</w:t>
             </w:r>
@@ -4940,7 +5010,7 @@
                 <w:sz w:val="16"/>
                 <w:szCs w:val="16"/>
               </w:rPr>
-              <w:t>Versuchen Sie bei Ihrer ersten Aufgabe, in den nächsten fünf Minuten NICHT an einen BERG zu denken. Ich bin in fünf Minuten zurück.</w:t>
+              <w:t>Versuchen Sie bei Ihrer ersten Aufgabe in den nächsten fünf Minuten NICHT an einen BERG zu denken. Ich bin in fünf Minuten zurück.</w:t>
             </w:r>
           </w:p>
         </w:tc>
@@ -4957,16 +5027,16 @@
               <w:rPr>
                 <w:rFonts w:cstheme="minorHAnsi"/>
                 <w:color w:val="000000"/>
-                <w:sz w:val="16"/>
-                <w:szCs w:val="16"/>
-              </w:rPr>
-            </w:pPr>
-            <w:r>
-              <w:rPr>
-                <w:rFonts w:cstheme="minorHAnsi"/>
-                <w:color w:val="000000"/>
-                <w:sz w:val="16"/>
-                <w:szCs w:val="16"/>
+                <w:sz w:val="20"/>
+                <w:szCs w:val="20"/>
+              </w:rPr>
+            </w:pPr>
+            <w:r>
+              <w:rPr>
+                <w:rFonts w:cstheme="minorHAnsi"/>
+                <w:color w:val="000000"/>
+                <w:sz w:val="20"/>
+                <w:szCs w:val="20"/>
               </w:rPr>
               <w:t>1</w:t>
             </w:r>
@@ -4985,16 +5055,16 @@
               <w:rPr>
                 <w:rFonts w:cstheme="minorHAnsi"/>
                 <w:color w:val="000000"/>
-                <w:sz w:val="16"/>
-                <w:szCs w:val="16"/>
-              </w:rPr>
-            </w:pPr>
-            <w:r>
-              <w:rPr>
-                <w:rFonts w:cstheme="minorHAnsi"/>
-                <w:color w:val="000000"/>
-                <w:sz w:val="16"/>
-                <w:szCs w:val="16"/>
+                <w:sz w:val="20"/>
+                <w:szCs w:val="20"/>
+              </w:rPr>
+            </w:pPr>
+            <w:r>
+              <w:rPr>
+                <w:rFonts w:cstheme="minorHAnsi"/>
+                <w:color w:val="000000"/>
+                <w:sz w:val="20"/>
+                <w:szCs w:val="20"/>
               </w:rPr>
               <w:t>2</w:t>
             </w:r>
@@ -5031,23 +5101,25 @@
           <w:tcPr>
             <w:tcW w:w="939" w:type="dxa"/>
             <w:noWrap/>
-            <w:hideMark/>
-          </w:tcPr>
-          <w:p>
-            <w:pPr>
-              <w:rPr>
-                <w:b/>
-                <w:bCs/>
-                <w:sz w:val="16"/>
-                <w:szCs w:val="16"/>
-              </w:rPr>
-            </w:pPr>
-            <w:r>
-              <w:rPr>
-                <w:b/>
-                <w:bCs/>
-                <w:sz w:val="16"/>
-                <w:szCs w:val="16"/>
+            <w:vAlign w:val="center"/>
+            <w:hideMark/>
+          </w:tcPr>
+          <w:p>
+            <w:pPr>
+              <w:jc w:val="center"/>
+              <w:rPr>
+                <w:b/>
+                <w:bCs/>
+                <w:sz w:val="20"/>
+                <w:szCs w:val="20"/>
+              </w:rPr>
+            </w:pPr>
+            <w:r>
+              <w:rPr>
+                <w:b/>
+                <w:bCs/>
+                <w:sz w:val="20"/>
+                <w:szCs w:val="20"/>
               </w:rPr>
               <w:t>36</w:t>
             </w:r>
@@ -5076,7 +5148,7 @@
                 <w:sz w:val="16"/>
                 <w:szCs w:val="16"/>
               </w:rPr>
-              <w:t>Versuchen Sie bei Ihrer ersten Aufgabe, in den nächsten fünf Minuten an ein HAUS zu denken. Ich bin in fünf Minuten zurück.</w:t>
+              <w:t>Versuchen Sie bei Ihrer ersten Aufgabe in den nächsten fünf Minuten an ein HAUS zu denken. Ich bin in fünf Minuten zurück.</w:t>
             </w:r>
           </w:p>
         </w:tc>
@@ -5093,16 +5165,16 @@
               <w:rPr>
                 <w:rFonts w:cstheme="minorHAnsi"/>
                 <w:color w:val="000000"/>
-                <w:sz w:val="16"/>
-                <w:szCs w:val="16"/>
-              </w:rPr>
-            </w:pPr>
-            <w:r>
-              <w:rPr>
-                <w:rFonts w:cstheme="minorHAnsi"/>
-                <w:color w:val="000000"/>
-                <w:sz w:val="16"/>
-                <w:szCs w:val="16"/>
+                <w:sz w:val="20"/>
+                <w:szCs w:val="20"/>
+              </w:rPr>
+            </w:pPr>
+            <w:r>
+              <w:rPr>
+                <w:rFonts w:cstheme="minorHAnsi"/>
+                <w:color w:val="000000"/>
+                <w:sz w:val="20"/>
+                <w:szCs w:val="20"/>
               </w:rPr>
               <w:t>2</w:t>
             </w:r>
@@ -5121,16 +5193,16 @@
               <w:rPr>
                 <w:rFonts w:cstheme="minorHAnsi"/>
                 <w:color w:val="000000"/>
-                <w:sz w:val="16"/>
-                <w:szCs w:val="16"/>
-              </w:rPr>
-            </w:pPr>
-            <w:r>
-              <w:rPr>
-                <w:rFonts w:cstheme="minorHAnsi"/>
-                <w:color w:val="000000"/>
-                <w:sz w:val="16"/>
-                <w:szCs w:val="16"/>
+                <w:sz w:val="20"/>
+                <w:szCs w:val="20"/>
+              </w:rPr>
+            </w:pPr>
+            <w:r>
+              <w:rPr>
+                <w:rFonts w:cstheme="minorHAnsi"/>
+                <w:color w:val="000000"/>
+                <w:sz w:val="20"/>
+                <w:szCs w:val="20"/>
               </w:rPr>
               <w:t>1</w:t>
             </w:r>
@@ -5167,23 +5239,25 @@
           <w:tcPr>
             <w:tcW w:w="939" w:type="dxa"/>
             <w:noWrap/>
-            <w:hideMark/>
-          </w:tcPr>
-          <w:p>
-            <w:pPr>
-              <w:rPr>
-                <w:b/>
-                <w:bCs/>
-                <w:sz w:val="16"/>
-                <w:szCs w:val="16"/>
-              </w:rPr>
-            </w:pPr>
-            <w:r>
-              <w:rPr>
-                <w:b/>
-                <w:bCs/>
-                <w:sz w:val="16"/>
-                <w:szCs w:val="16"/>
+            <w:vAlign w:val="center"/>
+            <w:hideMark/>
+          </w:tcPr>
+          <w:p>
+            <w:pPr>
+              <w:jc w:val="center"/>
+              <w:rPr>
+                <w:b/>
+                <w:bCs/>
+                <w:sz w:val="20"/>
+                <w:szCs w:val="20"/>
+              </w:rPr>
+            </w:pPr>
+            <w:r>
+              <w:rPr>
+                <w:b/>
+                <w:bCs/>
+                <w:sz w:val="20"/>
+                <w:szCs w:val="20"/>
               </w:rPr>
               <w:t>37</w:t>
             </w:r>
@@ -5212,7 +5286,7 @@
                 <w:sz w:val="16"/>
                 <w:szCs w:val="16"/>
               </w:rPr>
-              <w:t>Versuchen Sie bei Ihrer ersten Aufgabe, in den nächsten fünf Minuten an ein HAUS zu denken. Ich bin in fünf Minuten zurück.</w:t>
+              <w:t>Versuchen Sie bei Ihrer ersten Aufgabe in den nächsten fünf Minuten an ein HAUS zu denken. Ich bin in fünf Minuten zurück.</w:t>
             </w:r>
           </w:p>
         </w:tc>
@@ -5229,16 +5303,16 @@
               <w:rPr>
                 <w:rFonts w:cstheme="minorHAnsi"/>
                 <w:color w:val="000000"/>
-                <w:sz w:val="16"/>
-                <w:szCs w:val="16"/>
-              </w:rPr>
-            </w:pPr>
-            <w:r>
-              <w:rPr>
-                <w:rFonts w:cstheme="minorHAnsi"/>
-                <w:color w:val="000000"/>
-                <w:sz w:val="16"/>
-                <w:szCs w:val="16"/>
+                <w:sz w:val="20"/>
+                <w:szCs w:val="20"/>
+              </w:rPr>
+            </w:pPr>
+            <w:r>
+              <w:rPr>
+                <w:rFonts w:cstheme="minorHAnsi"/>
+                <w:color w:val="000000"/>
+                <w:sz w:val="20"/>
+                <w:szCs w:val="20"/>
               </w:rPr>
               <w:t>2</w:t>
             </w:r>
@@ -5257,16 +5331,16 @@
               <w:rPr>
                 <w:rFonts w:cstheme="minorHAnsi"/>
                 <w:color w:val="000000"/>
-                <w:sz w:val="16"/>
-                <w:szCs w:val="16"/>
-              </w:rPr>
-            </w:pPr>
-            <w:r>
-              <w:rPr>
-                <w:rFonts w:cstheme="minorHAnsi"/>
-                <w:color w:val="000000"/>
-                <w:sz w:val="16"/>
-                <w:szCs w:val="16"/>
+                <w:sz w:val="20"/>
+                <w:szCs w:val="20"/>
+              </w:rPr>
+            </w:pPr>
+            <w:r>
+              <w:rPr>
+                <w:rFonts w:cstheme="minorHAnsi"/>
+                <w:color w:val="000000"/>
+                <w:sz w:val="20"/>
+                <w:szCs w:val="20"/>
               </w:rPr>
               <w:t>2</w:t>
             </w:r>
@@ -5303,23 +5377,25 @@
           <w:tcPr>
             <w:tcW w:w="939" w:type="dxa"/>
             <w:noWrap/>
-            <w:hideMark/>
-          </w:tcPr>
-          <w:p>
-            <w:pPr>
-              <w:rPr>
-                <w:b/>
-                <w:bCs/>
-                <w:sz w:val="16"/>
-                <w:szCs w:val="16"/>
-              </w:rPr>
-            </w:pPr>
-            <w:r>
-              <w:rPr>
-                <w:b/>
-                <w:bCs/>
-                <w:sz w:val="16"/>
-                <w:szCs w:val="16"/>
+            <w:vAlign w:val="center"/>
+            <w:hideMark/>
+          </w:tcPr>
+          <w:p>
+            <w:pPr>
+              <w:jc w:val="center"/>
+              <w:rPr>
+                <w:b/>
+                <w:bCs/>
+                <w:sz w:val="20"/>
+                <w:szCs w:val="20"/>
+              </w:rPr>
+            </w:pPr>
+            <w:r>
+              <w:rPr>
+                <w:b/>
+                <w:bCs/>
+                <w:sz w:val="20"/>
+                <w:szCs w:val="20"/>
               </w:rPr>
               <w:t>38</w:t>
             </w:r>
@@ -5348,7 +5424,7 @@
                 <w:sz w:val="16"/>
                 <w:szCs w:val="16"/>
               </w:rPr>
-              <w:t>Versuchen Sie bei Ihrer ersten Aufgabe, in den nächsten fünf Minuten an ein AUTO zu denken. Ich bin in fünf Minuten zurück.</w:t>
+              <w:t>Versuchen Sie bei Ihrer ersten Aufgabe in den nächsten fünf Minuten an ein AUTO zu denken. Ich bin in fünf Minuten zurück.</w:t>
             </w:r>
           </w:p>
         </w:tc>
@@ -5365,16 +5441,16 @@
               <w:rPr>
                 <w:rFonts w:cstheme="minorHAnsi"/>
                 <w:color w:val="000000"/>
-                <w:sz w:val="16"/>
-                <w:szCs w:val="16"/>
-              </w:rPr>
-            </w:pPr>
-            <w:r>
-              <w:rPr>
-                <w:rFonts w:cstheme="minorHAnsi"/>
-                <w:color w:val="000000"/>
-                <w:sz w:val="16"/>
-                <w:szCs w:val="16"/>
+                <w:sz w:val="20"/>
+                <w:szCs w:val="20"/>
+              </w:rPr>
+            </w:pPr>
+            <w:r>
+              <w:rPr>
+                <w:rFonts w:cstheme="minorHAnsi"/>
+                <w:color w:val="000000"/>
+                <w:sz w:val="20"/>
+                <w:szCs w:val="20"/>
               </w:rPr>
               <w:t>1</w:t>
             </w:r>
@@ -5393,16 +5469,16 @@
               <w:rPr>
                 <w:rFonts w:cstheme="minorHAnsi"/>
                 <w:color w:val="000000"/>
-                <w:sz w:val="16"/>
-                <w:szCs w:val="16"/>
-              </w:rPr>
-            </w:pPr>
-            <w:r>
-              <w:rPr>
-                <w:rFonts w:cstheme="minorHAnsi"/>
-                <w:color w:val="000000"/>
-                <w:sz w:val="16"/>
-                <w:szCs w:val="16"/>
+                <w:sz w:val="20"/>
+                <w:szCs w:val="20"/>
+              </w:rPr>
+            </w:pPr>
+            <w:r>
+              <w:rPr>
+                <w:rFonts w:cstheme="minorHAnsi"/>
+                <w:color w:val="000000"/>
+                <w:sz w:val="20"/>
+                <w:szCs w:val="20"/>
               </w:rPr>
               <w:t>2</w:t>
             </w:r>
@@ -5439,23 +5515,25 @@
           <w:tcPr>
             <w:tcW w:w="939" w:type="dxa"/>
             <w:noWrap/>
-            <w:hideMark/>
-          </w:tcPr>
-          <w:p>
-            <w:pPr>
-              <w:rPr>
-                <w:b/>
-                <w:bCs/>
-                <w:sz w:val="16"/>
-                <w:szCs w:val="16"/>
-              </w:rPr>
-            </w:pPr>
-            <w:r>
-              <w:rPr>
-                <w:b/>
-                <w:bCs/>
-                <w:sz w:val="16"/>
-                <w:szCs w:val="16"/>
+            <w:vAlign w:val="center"/>
+            <w:hideMark/>
+          </w:tcPr>
+          <w:p>
+            <w:pPr>
+              <w:jc w:val="center"/>
+              <w:rPr>
+                <w:b/>
+                <w:bCs/>
+                <w:sz w:val="20"/>
+                <w:szCs w:val="20"/>
+              </w:rPr>
+            </w:pPr>
+            <w:r>
+              <w:rPr>
+                <w:b/>
+                <w:bCs/>
+                <w:sz w:val="20"/>
+                <w:szCs w:val="20"/>
               </w:rPr>
               <w:t>39</w:t>
             </w:r>
@@ -5484,7 +5562,7 @@
                 <w:sz w:val="16"/>
                 <w:szCs w:val="16"/>
               </w:rPr>
-              <w:t>Versuchen Sie bei Ihrer ersten Aufgabe, in den nächsten fünf Minuten an ein KIND zu denken. Ich bin in fünf Minuten zurück.</w:t>
+              <w:t>Versuchen Sie bei Ihrer ersten Aufgabe in den nächsten fünf Minuten an ein KIND zu denken. Ich bin in fünf Minuten zurück.</w:t>
             </w:r>
           </w:p>
         </w:tc>
@@ -5501,16 +5579,16 @@
               <w:rPr>
                 <w:rFonts w:cstheme="minorHAnsi"/>
                 <w:color w:val="000000"/>
-                <w:sz w:val="16"/>
-                <w:szCs w:val="16"/>
-              </w:rPr>
-            </w:pPr>
-            <w:r>
-              <w:rPr>
-                <w:rFonts w:cstheme="minorHAnsi"/>
-                <w:color w:val="000000"/>
-                <w:sz w:val="16"/>
-                <w:szCs w:val="16"/>
+                <w:sz w:val="20"/>
+                <w:szCs w:val="20"/>
+              </w:rPr>
+            </w:pPr>
+            <w:r>
+              <w:rPr>
+                <w:rFonts w:cstheme="minorHAnsi"/>
+                <w:color w:val="000000"/>
+                <w:sz w:val="20"/>
+                <w:szCs w:val="20"/>
               </w:rPr>
               <w:t>2</w:t>
             </w:r>
@@ -5529,16 +5607,16 @@
               <w:rPr>
                 <w:rFonts w:cstheme="minorHAnsi"/>
                 <w:color w:val="000000"/>
-                <w:sz w:val="16"/>
-                <w:szCs w:val="16"/>
-              </w:rPr>
-            </w:pPr>
-            <w:r>
-              <w:rPr>
-                <w:rFonts w:cstheme="minorHAnsi"/>
-                <w:color w:val="000000"/>
-                <w:sz w:val="16"/>
-                <w:szCs w:val="16"/>
+                <w:sz w:val="20"/>
+                <w:szCs w:val="20"/>
+              </w:rPr>
+            </w:pPr>
+            <w:r>
+              <w:rPr>
+                <w:rFonts w:cstheme="minorHAnsi"/>
+                <w:color w:val="000000"/>
+                <w:sz w:val="20"/>
+                <w:szCs w:val="20"/>
               </w:rPr>
               <w:t>1</w:t>
             </w:r>
@@ -5575,23 +5653,25 @@
           <w:tcPr>
             <w:tcW w:w="939" w:type="dxa"/>
             <w:noWrap/>
-            <w:hideMark/>
-          </w:tcPr>
-          <w:p>
-            <w:pPr>
-              <w:rPr>
-                <w:b/>
-                <w:bCs/>
-                <w:sz w:val="16"/>
-                <w:szCs w:val="16"/>
-              </w:rPr>
-            </w:pPr>
-            <w:r>
-              <w:rPr>
-                <w:b/>
-                <w:bCs/>
-                <w:sz w:val="16"/>
-                <w:szCs w:val="16"/>
+            <w:vAlign w:val="center"/>
+            <w:hideMark/>
+          </w:tcPr>
+          <w:p>
+            <w:pPr>
+              <w:jc w:val="center"/>
+              <w:rPr>
+                <w:b/>
+                <w:bCs/>
+                <w:sz w:val="20"/>
+                <w:szCs w:val="20"/>
+              </w:rPr>
+            </w:pPr>
+            <w:r>
+              <w:rPr>
+                <w:b/>
+                <w:bCs/>
+                <w:sz w:val="20"/>
+                <w:szCs w:val="20"/>
               </w:rPr>
               <w:t>40</w:t>
             </w:r>
@@ -5620,7 +5700,7 @@
                 <w:sz w:val="16"/>
                 <w:szCs w:val="16"/>
               </w:rPr>
-              <w:t>Versuchen Sie bei Ihrer ersten Aufgabe, in den nächsten fünf Minuten an einen BERG zu denken. Ich bin in fünf Minuten zurück.</w:t>
+              <w:t>Versuchen Sie bei Ihrer ersten Aufgabe in den nächsten fünf Minuten an einen BERG zu denken. Ich bin in fünf Minuten zurück.</w:t>
             </w:r>
           </w:p>
         </w:tc>
@@ -5637,16 +5717,16 @@
               <w:rPr>
                 <w:rFonts w:cstheme="minorHAnsi"/>
                 <w:color w:val="000000"/>
-                <w:sz w:val="16"/>
-                <w:szCs w:val="16"/>
-              </w:rPr>
-            </w:pPr>
-            <w:r>
-              <w:rPr>
-                <w:rFonts w:cstheme="minorHAnsi"/>
-                <w:color w:val="000000"/>
-                <w:sz w:val="16"/>
-                <w:szCs w:val="16"/>
+                <w:sz w:val="20"/>
+                <w:szCs w:val="20"/>
+              </w:rPr>
+            </w:pPr>
+            <w:r>
+              <w:rPr>
+                <w:rFonts w:cstheme="minorHAnsi"/>
+                <w:color w:val="000000"/>
+                <w:sz w:val="20"/>
+                <w:szCs w:val="20"/>
               </w:rPr>
               <w:t>1</w:t>
             </w:r>
@@ -5665,16 +5745,16 @@
               <w:rPr>
                 <w:rFonts w:cstheme="minorHAnsi"/>
                 <w:color w:val="000000"/>
-                <w:sz w:val="16"/>
-                <w:szCs w:val="16"/>
-              </w:rPr>
-            </w:pPr>
-            <w:r>
-              <w:rPr>
-                <w:rFonts w:cstheme="minorHAnsi"/>
-                <w:color w:val="000000"/>
-                <w:sz w:val="16"/>
-                <w:szCs w:val="16"/>
+                <w:sz w:val="20"/>
+                <w:szCs w:val="20"/>
+              </w:rPr>
+            </w:pPr>
+            <w:r>
+              <w:rPr>
+                <w:rFonts w:cstheme="minorHAnsi"/>
+                <w:color w:val="000000"/>
+                <w:sz w:val="20"/>
+                <w:szCs w:val="20"/>
               </w:rPr>
               <w:t>2</w:t>
             </w:r>
@@ -5711,23 +5791,25 @@
           <w:tcPr>
             <w:tcW w:w="939" w:type="dxa"/>
             <w:noWrap/>
-            <w:hideMark/>
-          </w:tcPr>
-          <w:p>
-            <w:pPr>
-              <w:rPr>
-                <w:b/>
-                <w:bCs/>
-                <w:sz w:val="16"/>
-                <w:szCs w:val="16"/>
-              </w:rPr>
-            </w:pPr>
-            <w:r>
-              <w:rPr>
-                <w:b/>
-                <w:bCs/>
-                <w:sz w:val="16"/>
-                <w:szCs w:val="16"/>
+            <w:vAlign w:val="center"/>
+            <w:hideMark/>
+          </w:tcPr>
+          <w:p>
+            <w:pPr>
+              <w:jc w:val="center"/>
+              <w:rPr>
+                <w:b/>
+                <w:bCs/>
+                <w:sz w:val="20"/>
+                <w:szCs w:val="20"/>
+              </w:rPr>
+            </w:pPr>
+            <w:r>
+              <w:rPr>
+                <w:b/>
+                <w:bCs/>
+                <w:sz w:val="20"/>
+                <w:szCs w:val="20"/>
               </w:rPr>
               <w:t>41</w:t>
             </w:r>
@@ -5756,7 +5838,7 @@
                 <w:sz w:val="16"/>
                 <w:szCs w:val="16"/>
               </w:rPr>
-              <w:t>Versuchen Sie bei Ihrer ersten Aufgabe, in den nächsten fünf Minuten an ein AUTO zu denken. Ich bin in fünf Minuten zurück.</w:t>
+              <w:t>Versuchen Sie bei Ihrer ersten Aufgabe in den nächsten fünf Minuten an ein AUTO zu denken. Ich bin in fünf Minuten zurück.</w:t>
             </w:r>
           </w:p>
         </w:tc>
@@ -5773,16 +5855,16 @@
               <w:rPr>
                 <w:rFonts w:cstheme="minorHAnsi"/>
                 <w:color w:val="000000"/>
-                <w:sz w:val="16"/>
-                <w:szCs w:val="16"/>
-              </w:rPr>
-            </w:pPr>
-            <w:r>
-              <w:rPr>
-                <w:rFonts w:cstheme="minorHAnsi"/>
-                <w:color w:val="000000"/>
-                <w:sz w:val="16"/>
-                <w:szCs w:val="16"/>
+                <w:sz w:val="20"/>
+                <w:szCs w:val="20"/>
+              </w:rPr>
+            </w:pPr>
+            <w:r>
+              <w:rPr>
+                <w:rFonts w:cstheme="minorHAnsi"/>
+                <w:color w:val="000000"/>
+                <w:sz w:val="20"/>
+                <w:szCs w:val="20"/>
               </w:rPr>
               <w:t>1</w:t>
             </w:r>
@@ -5801,16 +5883,16 @@
               <w:rPr>
                 <w:rFonts w:cstheme="minorHAnsi"/>
                 <w:color w:val="000000"/>
-                <w:sz w:val="16"/>
-                <w:szCs w:val="16"/>
-              </w:rPr>
-            </w:pPr>
-            <w:r>
-              <w:rPr>
-                <w:rFonts w:cstheme="minorHAnsi"/>
-                <w:color w:val="000000"/>
-                <w:sz w:val="16"/>
-                <w:szCs w:val="16"/>
+                <w:sz w:val="20"/>
+                <w:szCs w:val="20"/>
+              </w:rPr>
+            </w:pPr>
+            <w:r>
+              <w:rPr>
+                <w:rFonts w:cstheme="minorHAnsi"/>
+                <w:color w:val="000000"/>
+                <w:sz w:val="20"/>
+                <w:szCs w:val="20"/>
               </w:rPr>
               <w:t>1</w:t>
             </w:r>
@@ -5847,23 +5929,25 @@
           <w:tcPr>
             <w:tcW w:w="939" w:type="dxa"/>
             <w:noWrap/>
-            <w:hideMark/>
-          </w:tcPr>
-          <w:p>
-            <w:pPr>
-              <w:rPr>
-                <w:b/>
-                <w:bCs/>
-                <w:sz w:val="16"/>
-                <w:szCs w:val="16"/>
-              </w:rPr>
-            </w:pPr>
-            <w:r>
-              <w:rPr>
-                <w:b/>
-                <w:bCs/>
-                <w:sz w:val="16"/>
-                <w:szCs w:val="16"/>
+            <w:vAlign w:val="center"/>
+            <w:hideMark/>
+          </w:tcPr>
+          <w:p>
+            <w:pPr>
+              <w:jc w:val="center"/>
+              <w:rPr>
+                <w:b/>
+                <w:bCs/>
+                <w:sz w:val="20"/>
+                <w:szCs w:val="20"/>
+              </w:rPr>
+            </w:pPr>
+            <w:r>
+              <w:rPr>
+                <w:b/>
+                <w:bCs/>
+                <w:sz w:val="20"/>
+                <w:szCs w:val="20"/>
               </w:rPr>
               <w:t>42</w:t>
             </w:r>
@@ -5892,7 +5976,7 @@
                 <w:sz w:val="16"/>
                 <w:szCs w:val="16"/>
               </w:rPr>
-              <w:t>Versuchen Sie bei Ihrer ersten Aufgabe, in den nächsten fünf Minuten NICHT an ein HAUS zu denken. Ich bin in fünf Minuten zurück.</w:t>
+              <w:t>Versuchen Sie bei Ihrer ersten Aufgabe in den nächsten fünf Minuten NICHT an ein HAUS zu denken. Ich bin in fünf Minuten zurück.</w:t>
             </w:r>
           </w:p>
         </w:tc>
@@ -5909,16 +5993,16 @@
               <w:rPr>
                 <w:rFonts w:cstheme="minorHAnsi"/>
                 <w:color w:val="000000"/>
-                <w:sz w:val="16"/>
-                <w:szCs w:val="16"/>
-              </w:rPr>
-            </w:pPr>
-            <w:r>
-              <w:rPr>
-                <w:rFonts w:cstheme="minorHAnsi"/>
-                <w:color w:val="000000"/>
-                <w:sz w:val="16"/>
-                <w:szCs w:val="16"/>
+                <w:sz w:val="20"/>
+                <w:szCs w:val="20"/>
+              </w:rPr>
+            </w:pPr>
+            <w:r>
+              <w:rPr>
+                <w:rFonts w:cstheme="minorHAnsi"/>
+                <w:color w:val="000000"/>
+                <w:sz w:val="20"/>
+                <w:szCs w:val="20"/>
               </w:rPr>
               <w:t>2</w:t>
             </w:r>
@@ -5937,16 +6021,16 @@
               <w:rPr>
                 <w:rFonts w:cstheme="minorHAnsi"/>
                 <w:color w:val="000000"/>
-                <w:sz w:val="16"/>
-                <w:szCs w:val="16"/>
-              </w:rPr>
-            </w:pPr>
-            <w:r>
-              <w:rPr>
-                <w:rFonts w:cstheme="minorHAnsi"/>
-                <w:color w:val="000000"/>
-                <w:sz w:val="16"/>
-                <w:szCs w:val="16"/>
+                <w:sz w:val="20"/>
+                <w:szCs w:val="20"/>
+              </w:rPr>
+            </w:pPr>
+            <w:r>
+              <w:rPr>
+                <w:rFonts w:cstheme="minorHAnsi"/>
+                <w:color w:val="000000"/>
+                <w:sz w:val="20"/>
+                <w:szCs w:val="20"/>
               </w:rPr>
               <w:t>1</w:t>
             </w:r>
@@ -5983,23 +6067,25 @@
           <w:tcPr>
             <w:tcW w:w="939" w:type="dxa"/>
             <w:noWrap/>
-            <w:hideMark/>
-          </w:tcPr>
-          <w:p>
-            <w:pPr>
-              <w:rPr>
-                <w:b/>
-                <w:bCs/>
-                <w:sz w:val="16"/>
-                <w:szCs w:val="16"/>
-              </w:rPr>
-            </w:pPr>
-            <w:r>
-              <w:rPr>
-                <w:b/>
-                <w:bCs/>
-                <w:sz w:val="16"/>
-                <w:szCs w:val="16"/>
+            <w:vAlign w:val="center"/>
+            <w:hideMark/>
+          </w:tcPr>
+          <w:p>
+            <w:pPr>
+              <w:jc w:val="center"/>
+              <w:rPr>
+                <w:b/>
+                <w:bCs/>
+                <w:sz w:val="20"/>
+                <w:szCs w:val="20"/>
+              </w:rPr>
+            </w:pPr>
+            <w:r>
+              <w:rPr>
+                <w:b/>
+                <w:bCs/>
+                <w:sz w:val="20"/>
+                <w:szCs w:val="20"/>
               </w:rPr>
               <w:t>43</w:t>
             </w:r>
@@ -6028,7 +6114,7 @@
                 <w:sz w:val="16"/>
                 <w:szCs w:val="16"/>
               </w:rPr>
-              <w:t>Versuchen Sie bei Ihrer ersten Aufgabe, in den nächsten fünf Minuten an ein AUTO zu denken. Ich bin in fünf Minuten zurück.</w:t>
+              <w:t>Versuchen Sie bei Ihrer ersten Aufgabe in den nächsten fünf Minuten an ein AUTO zu denken. Ich bin in fünf Minuten zurück.</w:t>
             </w:r>
           </w:p>
         </w:tc>
@@ -6045,16 +6131,16 @@
               <w:rPr>
                 <w:rFonts w:cstheme="minorHAnsi"/>
                 <w:color w:val="000000"/>
-                <w:sz w:val="16"/>
-                <w:szCs w:val="16"/>
-              </w:rPr>
-            </w:pPr>
-            <w:r>
-              <w:rPr>
-                <w:rFonts w:cstheme="minorHAnsi"/>
-                <w:color w:val="000000"/>
-                <w:sz w:val="16"/>
-                <w:szCs w:val="16"/>
+                <w:sz w:val="20"/>
+                <w:szCs w:val="20"/>
+              </w:rPr>
+            </w:pPr>
+            <w:r>
+              <w:rPr>
+                <w:rFonts w:cstheme="minorHAnsi"/>
+                <w:color w:val="000000"/>
+                <w:sz w:val="20"/>
+                <w:szCs w:val="20"/>
               </w:rPr>
               <w:t>1</w:t>
             </w:r>
@@ -6073,16 +6159,16 @@
               <w:rPr>
                 <w:rFonts w:cstheme="minorHAnsi"/>
                 <w:color w:val="000000"/>
-                <w:sz w:val="16"/>
-                <w:szCs w:val="16"/>
-              </w:rPr>
-            </w:pPr>
-            <w:r>
-              <w:rPr>
-                <w:rFonts w:cstheme="minorHAnsi"/>
-                <w:color w:val="000000"/>
-                <w:sz w:val="16"/>
-                <w:szCs w:val="16"/>
+                <w:sz w:val="20"/>
+                <w:szCs w:val="20"/>
+              </w:rPr>
+            </w:pPr>
+            <w:r>
+              <w:rPr>
+                <w:rFonts w:cstheme="minorHAnsi"/>
+                <w:color w:val="000000"/>
+                <w:sz w:val="20"/>
+                <w:szCs w:val="20"/>
               </w:rPr>
               <w:t>1</w:t>
             </w:r>
@@ -6119,23 +6205,25 @@
           <w:tcPr>
             <w:tcW w:w="939" w:type="dxa"/>
             <w:noWrap/>
-            <w:hideMark/>
-          </w:tcPr>
-          <w:p>
-            <w:pPr>
-              <w:rPr>
-                <w:b/>
-                <w:bCs/>
-                <w:sz w:val="16"/>
-                <w:szCs w:val="16"/>
-              </w:rPr>
-            </w:pPr>
-            <w:r>
-              <w:rPr>
-                <w:b/>
-                <w:bCs/>
-                <w:sz w:val="16"/>
-                <w:szCs w:val="16"/>
+            <w:vAlign w:val="center"/>
+            <w:hideMark/>
+          </w:tcPr>
+          <w:p>
+            <w:pPr>
+              <w:jc w:val="center"/>
+              <w:rPr>
+                <w:b/>
+                <w:bCs/>
+                <w:sz w:val="20"/>
+                <w:szCs w:val="20"/>
+              </w:rPr>
+            </w:pPr>
+            <w:r>
+              <w:rPr>
+                <w:b/>
+                <w:bCs/>
+                <w:sz w:val="20"/>
+                <w:szCs w:val="20"/>
               </w:rPr>
               <w:t>44</w:t>
             </w:r>
@@ -6164,7 +6252,7 @@
                 <w:sz w:val="16"/>
                 <w:szCs w:val="16"/>
               </w:rPr>
-              <w:t>Versuchen Sie bei Ihrer ersten Aufgabe, in den nächsten fünf Minuten NICHT an ein KIND zu denken. Ich bin in fünf Minuten zurück.</w:t>
+              <w:t>Versuchen Sie bei Ihrer ersten Aufgabe in den nächsten fünf Minuten NICHT an ein KIND zu denken. Ich bin in fünf Minuten zurück.</w:t>
             </w:r>
           </w:p>
         </w:tc>
@@ -6181,16 +6269,16 @@
               <w:rPr>
                 <w:rFonts w:cstheme="minorHAnsi"/>
                 <w:color w:val="000000"/>
-                <w:sz w:val="16"/>
-                <w:szCs w:val="16"/>
-              </w:rPr>
-            </w:pPr>
-            <w:r>
-              <w:rPr>
-                <w:rFonts w:cstheme="minorHAnsi"/>
-                <w:color w:val="000000"/>
-                <w:sz w:val="16"/>
-                <w:szCs w:val="16"/>
+                <w:sz w:val="20"/>
+                <w:szCs w:val="20"/>
+              </w:rPr>
+            </w:pPr>
+            <w:r>
+              <w:rPr>
+                <w:rFonts w:cstheme="minorHAnsi"/>
+                <w:color w:val="000000"/>
+                <w:sz w:val="20"/>
+                <w:szCs w:val="20"/>
               </w:rPr>
               <w:t>2</w:t>
             </w:r>
@@ -6209,16 +6297,16 @@
               <w:rPr>
                 <w:rFonts w:cstheme="minorHAnsi"/>
                 <w:color w:val="000000"/>
-                <w:sz w:val="16"/>
-                <w:szCs w:val="16"/>
-              </w:rPr>
-            </w:pPr>
-            <w:r>
-              <w:rPr>
-                <w:rFonts w:cstheme="minorHAnsi"/>
-                <w:color w:val="000000"/>
-                <w:sz w:val="16"/>
-                <w:szCs w:val="16"/>
+                <w:sz w:val="20"/>
+                <w:szCs w:val="20"/>
+              </w:rPr>
+            </w:pPr>
+            <w:r>
+              <w:rPr>
+                <w:rFonts w:cstheme="minorHAnsi"/>
+                <w:color w:val="000000"/>
+                <w:sz w:val="20"/>
+                <w:szCs w:val="20"/>
               </w:rPr>
               <w:t>1</w:t>
             </w:r>
@@ -6255,23 +6343,25 @@
           <w:tcPr>
             <w:tcW w:w="939" w:type="dxa"/>
             <w:noWrap/>
-            <w:hideMark/>
-          </w:tcPr>
-          <w:p>
-            <w:pPr>
-              <w:rPr>
-                <w:b/>
-                <w:bCs/>
-                <w:sz w:val="16"/>
-                <w:szCs w:val="16"/>
-              </w:rPr>
-            </w:pPr>
-            <w:r>
-              <w:rPr>
-                <w:b/>
-                <w:bCs/>
-                <w:sz w:val="16"/>
-                <w:szCs w:val="16"/>
+            <w:vAlign w:val="center"/>
+            <w:hideMark/>
+          </w:tcPr>
+          <w:p>
+            <w:pPr>
+              <w:jc w:val="center"/>
+              <w:rPr>
+                <w:b/>
+                <w:bCs/>
+                <w:sz w:val="20"/>
+                <w:szCs w:val="20"/>
+              </w:rPr>
+            </w:pPr>
+            <w:r>
+              <w:rPr>
+                <w:b/>
+                <w:bCs/>
+                <w:sz w:val="20"/>
+                <w:szCs w:val="20"/>
               </w:rPr>
               <w:t>45</w:t>
             </w:r>
@@ -6300,7 +6390,7 @@
                 <w:sz w:val="16"/>
                 <w:szCs w:val="16"/>
               </w:rPr>
-              <w:t>Versuchen Sie bei Ihrer ersten Aufgabe, in den nächsten fünf Minuten an ein KIND zu denken. Ich bin in fünf Minuten zurück.</w:t>
+              <w:t>Versuchen Sie bei Ihrer ersten Aufgabe in den nächsten fünf Minuten an ein KIND zu denken. Ich bin in fünf Minuten zurück.</w:t>
             </w:r>
           </w:p>
         </w:tc>
@@ -6317,16 +6407,16 @@
               <w:rPr>
                 <w:rFonts w:cstheme="minorHAnsi"/>
                 <w:color w:val="000000"/>
-                <w:sz w:val="16"/>
-                <w:szCs w:val="16"/>
-              </w:rPr>
-            </w:pPr>
-            <w:r>
-              <w:rPr>
-                <w:rFonts w:cstheme="minorHAnsi"/>
-                <w:color w:val="000000"/>
-                <w:sz w:val="16"/>
-                <w:szCs w:val="16"/>
+                <w:sz w:val="20"/>
+                <w:szCs w:val="20"/>
+              </w:rPr>
+            </w:pPr>
+            <w:r>
+              <w:rPr>
+                <w:rFonts w:cstheme="minorHAnsi"/>
+                <w:color w:val="000000"/>
+                <w:sz w:val="20"/>
+                <w:szCs w:val="20"/>
               </w:rPr>
               <w:t>2</w:t>
             </w:r>
@@ -6345,16 +6435,16 @@
               <w:rPr>
                 <w:rFonts w:cstheme="minorHAnsi"/>
                 <w:color w:val="000000"/>
-                <w:sz w:val="16"/>
-                <w:szCs w:val="16"/>
-              </w:rPr>
-            </w:pPr>
-            <w:r>
-              <w:rPr>
-                <w:rFonts w:cstheme="minorHAnsi"/>
-                <w:color w:val="000000"/>
-                <w:sz w:val="16"/>
-                <w:szCs w:val="16"/>
+                <w:sz w:val="20"/>
+                <w:szCs w:val="20"/>
+              </w:rPr>
+            </w:pPr>
+            <w:r>
+              <w:rPr>
+                <w:rFonts w:cstheme="minorHAnsi"/>
+                <w:color w:val="000000"/>
+                <w:sz w:val="20"/>
+                <w:szCs w:val="20"/>
               </w:rPr>
               <w:t>1</w:t>
             </w:r>
@@ -6391,23 +6481,25 @@
           <w:tcPr>
             <w:tcW w:w="939" w:type="dxa"/>
             <w:noWrap/>
-            <w:hideMark/>
-          </w:tcPr>
-          <w:p>
-            <w:pPr>
-              <w:rPr>
-                <w:b/>
-                <w:bCs/>
-                <w:sz w:val="16"/>
-                <w:szCs w:val="16"/>
-              </w:rPr>
-            </w:pPr>
-            <w:r>
-              <w:rPr>
-                <w:b/>
-                <w:bCs/>
-                <w:sz w:val="16"/>
-                <w:szCs w:val="16"/>
+            <w:vAlign w:val="center"/>
+            <w:hideMark/>
+          </w:tcPr>
+          <w:p>
+            <w:pPr>
+              <w:jc w:val="center"/>
+              <w:rPr>
+                <w:b/>
+                <w:bCs/>
+                <w:sz w:val="20"/>
+                <w:szCs w:val="20"/>
+              </w:rPr>
+            </w:pPr>
+            <w:r>
+              <w:rPr>
+                <w:b/>
+                <w:bCs/>
+                <w:sz w:val="20"/>
+                <w:szCs w:val="20"/>
               </w:rPr>
               <w:t>46</w:t>
             </w:r>
@@ -6436,7 +6528,7 @@
                 <w:sz w:val="16"/>
                 <w:szCs w:val="16"/>
               </w:rPr>
-              <w:t>Versuchen Sie bei Ihrer ersten Aufgabe, in den nächsten fünf Minuten NICHT an einen BERG zu denken. Ich bin in fünf Minuten zurück.</w:t>
+              <w:t>Versuchen Sie bei Ihrer ersten Aufgabe in den nächsten fünf Minuten NICHT an einen BERG zu denken. Ich bin in fünf Minuten zurück.</w:t>
             </w:r>
           </w:p>
         </w:tc>
@@ -6453,16 +6545,16 @@
               <w:rPr>
                 <w:rFonts w:cstheme="minorHAnsi"/>
                 <w:color w:val="000000"/>
-                <w:sz w:val="16"/>
-                <w:szCs w:val="16"/>
-              </w:rPr>
-            </w:pPr>
-            <w:r>
-              <w:rPr>
-                <w:rFonts w:cstheme="minorHAnsi"/>
-                <w:color w:val="000000"/>
-                <w:sz w:val="16"/>
-                <w:szCs w:val="16"/>
+                <w:sz w:val="20"/>
+                <w:szCs w:val="20"/>
+              </w:rPr>
+            </w:pPr>
+            <w:r>
+              <w:rPr>
+                <w:rFonts w:cstheme="minorHAnsi"/>
+                <w:color w:val="000000"/>
+                <w:sz w:val="20"/>
+                <w:szCs w:val="20"/>
               </w:rPr>
               <w:t>1</w:t>
             </w:r>
@@ -6481,16 +6573,16 @@
               <w:rPr>
                 <w:rFonts w:cstheme="minorHAnsi"/>
                 <w:color w:val="000000"/>
-                <w:sz w:val="16"/>
-                <w:szCs w:val="16"/>
-              </w:rPr>
-            </w:pPr>
-            <w:r>
-              <w:rPr>
-                <w:rFonts w:cstheme="minorHAnsi"/>
-                <w:color w:val="000000"/>
-                <w:sz w:val="16"/>
-                <w:szCs w:val="16"/>
+                <w:sz w:val="20"/>
+                <w:szCs w:val="20"/>
+              </w:rPr>
+            </w:pPr>
+            <w:r>
+              <w:rPr>
+                <w:rFonts w:cstheme="minorHAnsi"/>
+                <w:color w:val="000000"/>
+                <w:sz w:val="20"/>
+                <w:szCs w:val="20"/>
               </w:rPr>
               <w:t>2</w:t>
             </w:r>
@@ -6527,23 +6619,25 @@
           <w:tcPr>
             <w:tcW w:w="939" w:type="dxa"/>
             <w:noWrap/>
-            <w:hideMark/>
-          </w:tcPr>
-          <w:p>
-            <w:pPr>
-              <w:rPr>
-                <w:b/>
-                <w:bCs/>
-                <w:sz w:val="16"/>
-                <w:szCs w:val="16"/>
-              </w:rPr>
-            </w:pPr>
-            <w:r>
-              <w:rPr>
-                <w:b/>
-                <w:bCs/>
-                <w:sz w:val="16"/>
-                <w:szCs w:val="16"/>
+            <w:vAlign w:val="center"/>
+            <w:hideMark/>
+          </w:tcPr>
+          <w:p>
+            <w:pPr>
+              <w:jc w:val="center"/>
+              <w:rPr>
+                <w:b/>
+                <w:bCs/>
+                <w:sz w:val="20"/>
+                <w:szCs w:val="20"/>
+              </w:rPr>
+            </w:pPr>
+            <w:r>
+              <w:rPr>
+                <w:b/>
+                <w:bCs/>
+                <w:sz w:val="20"/>
+                <w:szCs w:val="20"/>
               </w:rPr>
               <w:t>47</w:t>
             </w:r>
@@ -6572,7 +6666,7 @@
                 <w:sz w:val="16"/>
                 <w:szCs w:val="16"/>
               </w:rPr>
-              <w:t>Versuchen Sie bei Ihrer ersten Aufgabe, in den nächsten fünf Minuten NICHT an ein HAUS zu denken. Ich bin in fünf Minuten zurück.</w:t>
+              <w:t>Versuchen Sie bei Ihrer ersten Aufgabe in den nächsten fünf Minuten NICHT an ein HAUS zu denken. Ich bin in fünf Minuten zurück.</w:t>
             </w:r>
           </w:p>
         </w:tc>
@@ -6589,16 +6683,16 @@
               <w:rPr>
                 <w:rFonts w:cstheme="minorHAnsi"/>
                 <w:color w:val="000000"/>
-                <w:sz w:val="16"/>
-                <w:szCs w:val="16"/>
-              </w:rPr>
-            </w:pPr>
-            <w:r>
-              <w:rPr>
-                <w:rFonts w:cstheme="minorHAnsi"/>
-                <w:color w:val="000000"/>
-                <w:sz w:val="16"/>
-                <w:szCs w:val="16"/>
+                <w:sz w:val="20"/>
+                <w:szCs w:val="20"/>
+              </w:rPr>
+            </w:pPr>
+            <w:r>
+              <w:rPr>
+                <w:rFonts w:cstheme="minorHAnsi"/>
+                <w:color w:val="000000"/>
+                <w:sz w:val="20"/>
+                <w:szCs w:val="20"/>
               </w:rPr>
               <w:t>2</w:t>
             </w:r>
@@ -6617,16 +6711,16 @@
               <w:rPr>
                 <w:rFonts w:cstheme="minorHAnsi"/>
                 <w:color w:val="000000"/>
-                <w:sz w:val="16"/>
-                <w:szCs w:val="16"/>
-              </w:rPr>
-            </w:pPr>
-            <w:r>
-              <w:rPr>
-                <w:rFonts w:cstheme="minorHAnsi"/>
-                <w:color w:val="000000"/>
-                <w:sz w:val="16"/>
-                <w:szCs w:val="16"/>
+                <w:sz w:val="20"/>
+                <w:szCs w:val="20"/>
+              </w:rPr>
+            </w:pPr>
+            <w:r>
+              <w:rPr>
+                <w:rFonts w:cstheme="minorHAnsi"/>
+                <w:color w:val="000000"/>
+                <w:sz w:val="20"/>
+                <w:szCs w:val="20"/>
               </w:rPr>
               <w:t>1</w:t>
             </w:r>
@@ -6663,23 +6757,25 @@
           <w:tcPr>
             <w:tcW w:w="939" w:type="dxa"/>
             <w:noWrap/>
-            <w:hideMark/>
-          </w:tcPr>
-          <w:p>
-            <w:pPr>
-              <w:rPr>
-                <w:b/>
-                <w:bCs/>
-                <w:sz w:val="16"/>
-                <w:szCs w:val="16"/>
-              </w:rPr>
-            </w:pPr>
-            <w:r>
-              <w:rPr>
-                <w:b/>
-                <w:bCs/>
-                <w:sz w:val="16"/>
-                <w:szCs w:val="16"/>
+            <w:vAlign w:val="center"/>
+            <w:hideMark/>
+          </w:tcPr>
+          <w:p>
+            <w:pPr>
+              <w:jc w:val="center"/>
+              <w:rPr>
+                <w:b/>
+                <w:bCs/>
+                <w:sz w:val="20"/>
+                <w:szCs w:val="20"/>
+              </w:rPr>
+            </w:pPr>
+            <w:r>
+              <w:rPr>
+                <w:b/>
+                <w:bCs/>
+                <w:sz w:val="20"/>
+                <w:szCs w:val="20"/>
               </w:rPr>
               <w:t>48</w:t>
             </w:r>
@@ -6708,7 +6804,7 @@
                 <w:sz w:val="16"/>
                 <w:szCs w:val="16"/>
               </w:rPr>
-              <w:t>Versuchen Sie bei Ihrer ersten Aufgabe, in den nächsten fünf Minuten NICHT an einen BERG zu denken. Ich bin in fünf Minuten zurück.</w:t>
+              <w:t>Versuchen Sie bei Ihrer ersten Aufgabe in den nächsten fünf Minuten NICHT an einen BERG zu denken. Ich bin in fünf Minuten zurück.</w:t>
             </w:r>
           </w:p>
         </w:tc>
@@ -6725,16 +6821,16 @@
               <w:rPr>
                 <w:rFonts w:cstheme="minorHAnsi"/>
                 <w:color w:val="000000"/>
-                <w:sz w:val="16"/>
-                <w:szCs w:val="16"/>
-              </w:rPr>
-            </w:pPr>
-            <w:r>
-              <w:rPr>
-                <w:rFonts w:cstheme="minorHAnsi"/>
-                <w:color w:val="000000"/>
-                <w:sz w:val="16"/>
-                <w:szCs w:val="16"/>
+                <w:sz w:val="20"/>
+                <w:szCs w:val="20"/>
+              </w:rPr>
+            </w:pPr>
+            <w:r>
+              <w:rPr>
+                <w:rFonts w:cstheme="minorHAnsi"/>
+                <w:color w:val="000000"/>
+                <w:sz w:val="20"/>
+                <w:szCs w:val="20"/>
               </w:rPr>
               <w:t>1</w:t>
             </w:r>
@@ -6753,16 +6849,16 @@
               <w:rPr>
                 <w:rFonts w:cstheme="minorHAnsi"/>
                 <w:color w:val="000000"/>
-                <w:sz w:val="16"/>
-                <w:szCs w:val="16"/>
-              </w:rPr>
-            </w:pPr>
-            <w:r>
-              <w:rPr>
-                <w:rFonts w:cstheme="minorHAnsi"/>
-                <w:color w:val="000000"/>
-                <w:sz w:val="16"/>
-                <w:szCs w:val="16"/>
+                <w:sz w:val="20"/>
+                <w:szCs w:val="20"/>
+              </w:rPr>
+            </w:pPr>
+            <w:r>
+              <w:rPr>
+                <w:rFonts w:cstheme="minorHAnsi"/>
+                <w:color w:val="000000"/>
+                <w:sz w:val="20"/>
+                <w:szCs w:val="20"/>
               </w:rPr>
               <w:t>2</w:t>
             </w:r>
@@ -6799,23 +6895,25 @@
           <w:tcPr>
             <w:tcW w:w="939" w:type="dxa"/>
             <w:noWrap/>
-            <w:hideMark/>
-          </w:tcPr>
-          <w:p>
-            <w:pPr>
-              <w:rPr>
-                <w:b/>
-                <w:bCs/>
-                <w:sz w:val="16"/>
-                <w:szCs w:val="16"/>
-              </w:rPr>
-            </w:pPr>
-            <w:r>
-              <w:rPr>
-                <w:b/>
-                <w:bCs/>
-                <w:sz w:val="16"/>
-                <w:szCs w:val="16"/>
+            <w:vAlign w:val="center"/>
+            <w:hideMark/>
+          </w:tcPr>
+          <w:p>
+            <w:pPr>
+              <w:jc w:val="center"/>
+              <w:rPr>
+                <w:b/>
+                <w:bCs/>
+                <w:sz w:val="20"/>
+                <w:szCs w:val="20"/>
+              </w:rPr>
+            </w:pPr>
+            <w:r>
+              <w:rPr>
+                <w:b/>
+                <w:bCs/>
+                <w:sz w:val="20"/>
+                <w:szCs w:val="20"/>
               </w:rPr>
               <w:t>49</w:t>
             </w:r>
@@ -6844,7 +6942,7 @@
                 <w:sz w:val="16"/>
                 <w:szCs w:val="16"/>
               </w:rPr>
-              <w:t>Versuchen Sie bei Ihrer ersten Aufgabe, in den nächsten fünf Minuten an ein AUTO zu denken. Ich bin in fünf Minuten zurück.</w:t>
+              <w:t>Versuchen Sie bei Ihrer ersten Aufgabe in den nächsten fünf Minuten an ein AUTO zu denken. Ich bin in fünf Minuten zurück.</w:t>
             </w:r>
           </w:p>
         </w:tc>
@@ -6861,16 +6959,16 @@
               <w:rPr>
                 <w:rFonts w:cstheme="minorHAnsi"/>
                 <w:color w:val="000000"/>
-                <w:sz w:val="16"/>
-                <w:szCs w:val="16"/>
-              </w:rPr>
-            </w:pPr>
-            <w:r>
-              <w:rPr>
-                <w:rFonts w:cstheme="minorHAnsi"/>
-                <w:color w:val="000000"/>
-                <w:sz w:val="16"/>
-                <w:szCs w:val="16"/>
+                <w:sz w:val="20"/>
+                <w:szCs w:val="20"/>
+              </w:rPr>
+            </w:pPr>
+            <w:r>
+              <w:rPr>
+                <w:rFonts w:cstheme="minorHAnsi"/>
+                <w:color w:val="000000"/>
+                <w:sz w:val="20"/>
+                <w:szCs w:val="20"/>
               </w:rPr>
               <w:t>1</w:t>
             </w:r>
@@ -6889,16 +6987,16 @@
               <w:rPr>
                 <w:rFonts w:cstheme="minorHAnsi"/>
                 <w:color w:val="000000"/>
-                <w:sz w:val="16"/>
-                <w:szCs w:val="16"/>
-              </w:rPr>
-            </w:pPr>
-            <w:r>
-              <w:rPr>
-                <w:rFonts w:cstheme="minorHAnsi"/>
-                <w:color w:val="000000"/>
-                <w:sz w:val="16"/>
-                <w:szCs w:val="16"/>
+                <w:sz w:val="20"/>
+                <w:szCs w:val="20"/>
+              </w:rPr>
+            </w:pPr>
+            <w:r>
+              <w:rPr>
+                <w:rFonts w:cstheme="minorHAnsi"/>
+                <w:color w:val="000000"/>
+                <w:sz w:val="20"/>
+                <w:szCs w:val="20"/>
               </w:rPr>
               <w:t>2</w:t>
             </w:r>
@@ -6935,23 +7033,25 @@
           <w:tcPr>
             <w:tcW w:w="939" w:type="dxa"/>
             <w:noWrap/>
-            <w:hideMark/>
-          </w:tcPr>
-          <w:p>
-            <w:pPr>
-              <w:rPr>
-                <w:b/>
-                <w:bCs/>
-                <w:sz w:val="16"/>
-                <w:szCs w:val="16"/>
-              </w:rPr>
-            </w:pPr>
-            <w:r>
-              <w:rPr>
-                <w:b/>
-                <w:bCs/>
-                <w:sz w:val="16"/>
-                <w:szCs w:val="16"/>
+            <w:vAlign w:val="center"/>
+            <w:hideMark/>
+          </w:tcPr>
+          <w:p>
+            <w:pPr>
+              <w:jc w:val="center"/>
+              <w:rPr>
+                <w:b/>
+                <w:bCs/>
+                <w:sz w:val="20"/>
+                <w:szCs w:val="20"/>
+              </w:rPr>
+            </w:pPr>
+            <w:r>
+              <w:rPr>
+                <w:b/>
+                <w:bCs/>
+                <w:sz w:val="20"/>
+                <w:szCs w:val="20"/>
               </w:rPr>
               <w:t>50</w:t>
             </w:r>
@@ -6980,7 +7080,7 @@
                 <w:sz w:val="16"/>
                 <w:szCs w:val="16"/>
               </w:rPr>
-              <w:t>Versuchen Sie bei Ihrer ersten Aufgabe, in den nächsten fünf Minuten an ein AUTO zu denken. Ich bin in fünf Minuten zurück.</w:t>
+              <w:t>Versuchen Sie bei Ihrer ersten Aufgabe in den nächsten fünf Minuten an ein AUTO zu denken. Ich bin in fünf Minuten zurück.</w:t>
             </w:r>
           </w:p>
         </w:tc>
@@ -6997,16 +7097,16 @@
               <w:rPr>
                 <w:rFonts w:cstheme="minorHAnsi"/>
                 <w:color w:val="000000"/>
-                <w:sz w:val="16"/>
-                <w:szCs w:val="16"/>
-              </w:rPr>
-            </w:pPr>
-            <w:r>
-              <w:rPr>
-                <w:rFonts w:cstheme="minorHAnsi"/>
-                <w:color w:val="000000"/>
-                <w:sz w:val="16"/>
-                <w:szCs w:val="16"/>
+                <w:sz w:val="20"/>
+                <w:szCs w:val="20"/>
+              </w:rPr>
+            </w:pPr>
+            <w:r>
+              <w:rPr>
+                <w:rFonts w:cstheme="minorHAnsi"/>
+                <w:color w:val="000000"/>
+                <w:sz w:val="20"/>
+                <w:szCs w:val="20"/>
               </w:rPr>
               <w:t>1</w:t>
             </w:r>
@@ -7025,16 +7125,16 @@
               <w:rPr>
                 <w:rFonts w:cstheme="minorHAnsi"/>
                 <w:color w:val="000000"/>
-                <w:sz w:val="16"/>
-                <w:szCs w:val="16"/>
-              </w:rPr>
-            </w:pPr>
-            <w:r>
-              <w:rPr>
-                <w:rFonts w:cstheme="minorHAnsi"/>
-                <w:color w:val="000000"/>
-                <w:sz w:val="16"/>
-                <w:szCs w:val="16"/>
+                <w:sz w:val="20"/>
+                <w:szCs w:val="20"/>
+              </w:rPr>
+            </w:pPr>
+            <w:r>
+              <w:rPr>
+                <w:rFonts w:cstheme="minorHAnsi"/>
+                <w:color w:val="000000"/>
+                <w:sz w:val="20"/>
+                <w:szCs w:val="20"/>
               </w:rPr>
               <w:t>2</w:t>
             </w:r>
@@ -7071,23 +7171,25 @@
           <w:tcPr>
             <w:tcW w:w="939" w:type="dxa"/>
             <w:noWrap/>
-            <w:hideMark/>
-          </w:tcPr>
-          <w:p>
-            <w:pPr>
-              <w:rPr>
-                <w:b/>
-                <w:bCs/>
-                <w:sz w:val="16"/>
-                <w:szCs w:val="16"/>
-              </w:rPr>
-            </w:pPr>
-            <w:r>
-              <w:rPr>
-                <w:b/>
-                <w:bCs/>
-                <w:sz w:val="16"/>
-                <w:szCs w:val="16"/>
+            <w:vAlign w:val="center"/>
+            <w:hideMark/>
+          </w:tcPr>
+          <w:p>
+            <w:pPr>
+              <w:jc w:val="center"/>
+              <w:rPr>
+                <w:b/>
+                <w:bCs/>
+                <w:sz w:val="20"/>
+                <w:szCs w:val="20"/>
+              </w:rPr>
+            </w:pPr>
+            <w:r>
+              <w:rPr>
+                <w:b/>
+                <w:bCs/>
+                <w:sz w:val="20"/>
+                <w:szCs w:val="20"/>
               </w:rPr>
               <w:t>51</w:t>
             </w:r>
@@ -7116,7 +7218,7 @@
                 <w:sz w:val="16"/>
                 <w:szCs w:val="16"/>
               </w:rPr>
-              <w:t>Versuchen Sie bei Ihrer ersten Aufgabe, in den nächsten fünf Minuten an ein KIND zu denken. Ich bin in fünf Minuten zurück.</w:t>
+              <w:t>Versuchen Sie bei Ihrer ersten Aufgabe in den nächsten fünf Minuten an ein KIND zu denken. Ich bin in fünf Minuten zurück.</w:t>
             </w:r>
           </w:p>
         </w:tc>
@@ -7133,16 +7235,16 @@
               <w:rPr>
                 <w:rFonts w:cstheme="minorHAnsi"/>
                 <w:color w:val="000000"/>
-                <w:sz w:val="16"/>
-                <w:szCs w:val="16"/>
-              </w:rPr>
-            </w:pPr>
-            <w:r>
-              <w:rPr>
-                <w:rFonts w:cstheme="minorHAnsi"/>
-                <w:color w:val="000000"/>
-                <w:sz w:val="16"/>
-                <w:szCs w:val="16"/>
+                <w:sz w:val="20"/>
+                <w:szCs w:val="20"/>
+              </w:rPr>
+            </w:pPr>
+            <w:r>
+              <w:rPr>
+                <w:rFonts w:cstheme="minorHAnsi"/>
+                <w:color w:val="000000"/>
+                <w:sz w:val="20"/>
+                <w:szCs w:val="20"/>
               </w:rPr>
               <w:t>2</w:t>
             </w:r>
@@ -7161,16 +7263,16 @@
               <w:rPr>
                 <w:rFonts w:cstheme="minorHAnsi"/>
                 <w:color w:val="000000"/>
-                <w:sz w:val="16"/>
-                <w:szCs w:val="16"/>
-              </w:rPr>
-            </w:pPr>
-            <w:r>
-              <w:rPr>
-                <w:rFonts w:cstheme="minorHAnsi"/>
-                <w:color w:val="000000"/>
-                <w:sz w:val="16"/>
-                <w:szCs w:val="16"/>
+                <w:sz w:val="20"/>
+                <w:szCs w:val="20"/>
+              </w:rPr>
+            </w:pPr>
+            <w:r>
+              <w:rPr>
+                <w:rFonts w:cstheme="minorHAnsi"/>
+                <w:color w:val="000000"/>
+                <w:sz w:val="20"/>
+                <w:szCs w:val="20"/>
               </w:rPr>
               <w:t>2</w:t>
             </w:r>
@@ -7207,23 +7309,25 @@
           <w:tcPr>
             <w:tcW w:w="939" w:type="dxa"/>
             <w:noWrap/>
-            <w:hideMark/>
-          </w:tcPr>
-          <w:p>
-            <w:pPr>
-              <w:rPr>
-                <w:b/>
-                <w:bCs/>
-                <w:sz w:val="16"/>
-                <w:szCs w:val="16"/>
-              </w:rPr>
-            </w:pPr>
-            <w:r>
-              <w:rPr>
-                <w:b/>
-                <w:bCs/>
-                <w:sz w:val="16"/>
-                <w:szCs w:val="16"/>
+            <w:vAlign w:val="center"/>
+            <w:hideMark/>
+          </w:tcPr>
+          <w:p>
+            <w:pPr>
+              <w:jc w:val="center"/>
+              <w:rPr>
+                <w:b/>
+                <w:bCs/>
+                <w:sz w:val="20"/>
+                <w:szCs w:val="20"/>
+              </w:rPr>
+            </w:pPr>
+            <w:r>
+              <w:rPr>
+                <w:b/>
+                <w:bCs/>
+                <w:sz w:val="20"/>
+                <w:szCs w:val="20"/>
               </w:rPr>
               <w:t>52</w:t>
             </w:r>
@@ -7252,7 +7356,7 @@
                 <w:sz w:val="16"/>
                 <w:szCs w:val="16"/>
               </w:rPr>
-              <w:t>Versuchen Sie bei Ihrer ersten Aufgabe, in den nächsten fünf Minuten NICHT an ein KIND zu denken. Ich bin in fünf Minuten zurück.</w:t>
+              <w:t>Versuchen Sie bei Ihrer ersten Aufgabe in den nächsten fünf Minuten NICHT an ein KIND zu denken. Ich bin in fünf Minuten zurück.</w:t>
             </w:r>
           </w:p>
         </w:tc>
@@ -7269,16 +7373,16 @@
               <w:rPr>
                 <w:rFonts w:cstheme="minorHAnsi"/>
                 <w:color w:val="000000"/>
-                <w:sz w:val="16"/>
-                <w:szCs w:val="16"/>
-              </w:rPr>
-            </w:pPr>
-            <w:r>
-              <w:rPr>
-                <w:rFonts w:cstheme="minorHAnsi"/>
-                <w:color w:val="000000"/>
-                <w:sz w:val="16"/>
-                <w:szCs w:val="16"/>
+                <w:sz w:val="20"/>
+                <w:szCs w:val="20"/>
+              </w:rPr>
+            </w:pPr>
+            <w:r>
+              <w:rPr>
+                <w:rFonts w:cstheme="minorHAnsi"/>
+                <w:color w:val="000000"/>
+                <w:sz w:val="20"/>
+                <w:szCs w:val="20"/>
               </w:rPr>
               <w:t>2</w:t>
             </w:r>
@@ -7297,16 +7401,16 @@
               <w:rPr>
                 <w:rFonts w:cstheme="minorHAnsi"/>
                 <w:color w:val="000000"/>
-                <w:sz w:val="16"/>
-                <w:szCs w:val="16"/>
-              </w:rPr>
-            </w:pPr>
-            <w:r>
-              <w:rPr>
-                <w:rFonts w:cstheme="minorHAnsi"/>
-                <w:color w:val="000000"/>
-                <w:sz w:val="16"/>
-                <w:szCs w:val="16"/>
+                <w:sz w:val="20"/>
+                <w:szCs w:val="20"/>
+              </w:rPr>
+            </w:pPr>
+            <w:r>
+              <w:rPr>
+                <w:rFonts w:cstheme="minorHAnsi"/>
+                <w:color w:val="000000"/>
+                <w:sz w:val="20"/>
+                <w:szCs w:val="20"/>
               </w:rPr>
               <w:t>1</w:t>
             </w:r>
@@ -7343,23 +7447,25 @@
           <w:tcPr>
             <w:tcW w:w="939" w:type="dxa"/>
             <w:noWrap/>
-            <w:hideMark/>
-          </w:tcPr>
-          <w:p>
-            <w:pPr>
-              <w:rPr>
-                <w:b/>
-                <w:bCs/>
-                <w:sz w:val="16"/>
-                <w:szCs w:val="16"/>
-              </w:rPr>
-            </w:pPr>
-            <w:r>
-              <w:rPr>
-                <w:b/>
-                <w:bCs/>
-                <w:sz w:val="16"/>
-                <w:szCs w:val="16"/>
+            <w:vAlign w:val="center"/>
+            <w:hideMark/>
+          </w:tcPr>
+          <w:p>
+            <w:pPr>
+              <w:jc w:val="center"/>
+              <w:rPr>
+                <w:b/>
+                <w:bCs/>
+                <w:sz w:val="20"/>
+                <w:szCs w:val="20"/>
+              </w:rPr>
+            </w:pPr>
+            <w:r>
+              <w:rPr>
+                <w:b/>
+                <w:bCs/>
+                <w:sz w:val="20"/>
+                <w:szCs w:val="20"/>
               </w:rPr>
               <w:t>53</w:t>
             </w:r>
@@ -7388,7 +7494,7 @@
                 <w:sz w:val="16"/>
                 <w:szCs w:val="16"/>
               </w:rPr>
-              <w:t>Versuchen Sie bei Ihrer ersten Aufgabe, in den nächsten fünf Minuten an ein AUTO zu denken. Ich bin in fünf Minuten zurück.</w:t>
+              <w:t>Versuchen Sie bei Ihrer ersten Aufgabe in den nächsten fünf Minuten an ein AUTO zu denken. Ich bin in fünf Minuten zurück.</w:t>
             </w:r>
           </w:p>
         </w:tc>
@@ -7405,16 +7511,16 @@
               <w:rPr>
                 <w:rFonts w:cstheme="minorHAnsi"/>
                 <w:color w:val="000000"/>
-                <w:sz w:val="16"/>
-                <w:szCs w:val="16"/>
-              </w:rPr>
-            </w:pPr>
-            <w:r>
-              <w:rPr>
-                <w:rFonts w:cstheme="minorHAnsi"/>
-                <w:color w:val="000000"/>
-                <w:sz w:val="16"/>
-                <w:szCs w:val="16"/>
+                <w:sz w:val="20"/>
+                <w:szCs w:val="20"/>
+              </w:rPr>
+            </w:pPr>
+            <w:r>
+              <w:rPr>
+                <w:rFonts w:cstheme="minorHAnsi"/>
+                <w:color w:val="000000"/>
+                <w:sz w:val="20"/>
+                <w:szCs w:val="20"/>
               </w:rPr>
               <w:t>1</w:t>
             </w:r>
@@ -7433,16 +7539,16 @@
               <w:rPr>
                 <w:rFonts w:cstheme="minorHAnsi"/>
                 <w:color w:val="000000"/>
-                <w:sz w:val="16"/>
-                <w:szCs w:val="16"/>
-              </w:rPr>
-            </w:pPr>
-            <w:r>
-              <w:rPr>
-                <w:rFonts w:cstheme="minorHAnsi"/>
-                <w:color w:val="000000"/>
-                <w:sz w:val="16"/>
-                <w:szCs w:val="16"/>
+                <w:sz w:val="20"/>
+                <w:szCs w:val="20"/>
+              </w:rPr>
+            </w:pPr>
+            <w:r>
+              <w:rPr>
+                <w:rFonts w:cstheme="minorHAnsi"/>
+                <w:color w:val="000000"/>
+                <w:sz w:val="20"/>
+                <w:szCs w:val="20"/>
               </w:rPr>
               <w:t>1</w:t>
             </w:r>
@@ -7479,23 +7585,25 @@
           <w:tcPr>
             <w:tcW w:w="939" w:type="dxa"/>
             <w:noWrap/>
-            <w:hideMark/>
-          </w:tcPr>
-          <w:p>
-            <w:pPr>
-              <w:rPr>
-                <w:b/>
-                <w:bCs/>
-                <w:sz w:val="16"/>
-                <w:szCs w:val="16"/>
-              </w:rPr>
-            </w:pPr>
-            <w:r>
-              <w:rPr>
-                <w:b/>
-                <w:bCs/>
-                <w:sz w:val="16"/>
-                <w:szCs w:val="16"/>
+            <w:vAlign w:val="center"/>
+            <w:hideMark/>
+          </w:tcPr>
+          <w:p>
+            <w:pPr>
+              <w:jc w:val="center"/>
+              <w:rPr>
+                <w:b/>
+                <w:bCs/>
+                <w:sz w:val="20"/>
+                <w:szCs w:val="20"/>
+              </w:rPr>
+            </w:pPr>
+            <w:r>
+              <w:rPr>
+                <w:b/>
+                <w:bCs/>
+                <w:sz w:val="20"/>
+                <w:szCs w:val="20"/>
               </w:rPr>
               <w:t>54</w:t>
             </w:r>
@@ -7524,7 +7632,7 @@
                 <w:sz w:val="16"/>
                 <w:szCs w:val="16"/>
               </w:rPr>
-              <w:t>Versuchen Sie bei Ihrer ersten Aufgabe, in den nächsten fünf Minuten an ein KIND zu denken. Ich bin in fünf Minuten zurück.</w:t>
+              <w:t>Versuchen Sie bei Ihrer ersten Aufgabe in den nächsten fünf Minuten an ein KIND zu denken. Ich bin in fünf Minuten zurück.</w:t>
             </w:r>
           </w:p>
         </w:tc>
@@ -7541,16 +7649,16 @@
               <w:rPr>
                 <w:rFonts w:cstheme="minorHAnsi"/>
                 <w:color w:val="000000"/>
-                <w:sz w:val="16"/>
-                <w:szCs w:val="16"/>
-              </w:rPr>
-            </w:pPr>
-            <w:r>
-              <w:rPr>
-                <w:rFonts w:cstheme="minorHAnsi"/>
-                <w:color w:val="000000"/>
-                <w:sz w:val="16"/>
-                <w:szCs w:val="16"/>
+                <w:sz w:val="20"/>
+                <w:szCs w:val="20"/>
+              </w:rPr>
+            </w:pPr>
+            <w:r>
+              <w:rPr>
+                <w:rFonts w:cstheme="minorHAnsi"/>
+                <w:color w:val="000000"/>
+                <w:sz w:val="20"/>
+                <w:szCs w:val="20"/>
               </w:rPr>
               <w:t>2</w:t>
             </w:r>
@@ -7569,16 +7677,16 @@
               <w:rPr>
                 <w:rFonts w:cstheme="minorHAnsi"/>
                 <w:color w:val="000000"/>
-                <w:sz w:val="16"/>
-                <w:szCs w:val="16"/>
-              </w:rPr>
-            </w:pPr>
-            <w:r>
-              <w:rPr>
-                <w:rFonts w:cstheme="minorHAnsi"/>
-                <w:color w:val="000000"/>
-                <w:sz w:val="16"/>
-                <w:szCs w:val="16"/>
+                <w:sz w:val="20"/>
+                <w:szCs w:val="20"/>
+              </w:rPr>
+            </w:pPr>
+            <w:r>
+              <w:rPr>
+                <w:rFonts w:cstheme="minorHAnsi"/>
+                <w:color w:val="000000"/>
+                <w:sz w:val="20"/>
+                <w:szCs w:val="20"/>
               </w:rPr>
               <w:t>2</w:t>
             </w:r>
@@ -7615,23 +7723,25 @@
           <w:tcPr>
             <w:tcW w:w="939" w:type="dxa"/>
             <w:noWrap/>
-            <w:hideMark/>
-          </w:tcPr>
-          <w:p>
-            <w:pPr>
-              <w:rPr>
-                <w:b/>
-                <w:bCs/>
-                <w:sz w:val="16"/>
-                <w:szCs w:val="16"/>
-              </w:rPr>
-            </w:pPr>
-            <w:r>
-              <w:rPr>
-                <w:b/>
-                <w:bCs/>
-                <w:sz w:val="16"/>
-                <w:szCs w:val="16"/>
+            <w:vAlign w:val="center"/>
+            <w:hideMark/>
+          </w:tcPr>
+          <w:p>
+            <w:pPr>
+              <w:jc w:val="center"/>
+              <w:rPr>
+                <w:b/>
+                <w:bCs/>
+                <w:sz w:val="20"/>
+                <w:szCs w:val="20"/>
+              </w:rPr>
+            </w:pPr>
+            <w:r>
+              <w:rPr>
+                <w:b/>
+                <w:bCs/>
+                <w:sz w:val="20"/>
+                <w:szCs w:val="20"/>
               </w:rPr>
               <w:t>55</w:t>
             </w:r>
@@ -7660,7 +7770,7 @@
                 <w:sz w:val="16"/>
                 <w:szCs w:val="16"/>
               </w:rPr>
-              <w:t>Versuchen Sie bei Ihrer ersten Aufgabe, in den nächsten fünf Minuten an ein AUTO zu denken. Ich bin in fünf Minuten zurück.</w:t>
+              <w:t>Versuchen Sie bei Ihrer ersten Aufgabe in den nächsten fünf Minuten an ein AUTO zu denken. Ich bin in fünf Minuten zurück.</w:t>
             </w:r>
           </w:p>
         </w:tc>
@@ -7677,16 +7787,16 @@
               <w:rPr>
                 <w:rFonts w:cstheme="minorHAnsi"/>
                 <w:color w:val="000000"/>
-                <w:sz w:val="16"/>
-                <w:szCs w:val="16"/>
-              </w:rPr>
-            </w:pPr>
-            <w:r>
-              <w:rPr>
-                <w:rFonts w:cstheme="minorHAnsi"/>
-                <w:color w:val="000000"/>
-                <w:sz w:val="16"/>
-                <w:szCs w:val="16"/>
+                <w:sz w:val="20"/>
+                <w:szCs w:val="20"/>
+              </w:rPr>
+            </w:pPr>
+            <w:r>
+              <w:rPr>
+                <w:rFonts w:cstheme="minorHAnsi"/>
+                <w:color w:val="000000"/>
+                <w:sz w:val="20"/>
+                <w:szCs w:val="20"/>
               </w:rPr>
               <w:t>1</w:t>
             </w:r>
@@ -7705,16 +7815,16 @@
               <w:rPr>
                 <w:rFonts w:cstheme="minorHAnsi"/>
                 <w:color w:val="000000"/>
-                <w:sz w:val="16"/>
-                <w:szCs w:val="16"/>
-              </w:rPr>
-            </w:pPr>
-            <w:r>
-              <w:rPr>
-                <w:rFonts w:cstheme="minorHAnsi"/>
-                <w:color w:val="000000"/>
-                <w:sz w:val="16"/>
-                <w:szCs w:val="16"/>
+                <w:sz w:val="20"/>
+                <w:szCs w:val="20"/>
+              </w:rPr>
+            </w:pPr>
+            <w:r>
+              <w:rPr>
+                <w:rFonts w:cstheme="minorHAnsi"/>
+                <w:color w:val="000000"/>
+                <w:sz w:val="20"/>
+                <w:szCs w:val="20"/>
               </w:rPr>
               <w:t>1</w:t>
             </w:r>
@@ -7751,23 +7861,25 @@
           <w:tcPr>
             <w:tcW w:w="939" w:type="dxa"/>
             <w:noWrap/>
-            <w:hideMark/>
-          </w:tcPr>
-          <w:p>
-            <w:pPr>
-              <w:rPr>
-                <w:b/>
-                <w:bCs/>
-                <w:sz w:val="16"/>
-                <w:szCs w:val="16"/>
-              </w:rPr>
-            </w:pPr>
-            <w:r>
-              <w:rPr>
-                <w:b/>
-                <w:bCs/>
-                <w:sz w:val="16"/>
-                <w:szCs w:val="16"/>
+            <w:vAlign w:val="center"/>
+            <w:hideMark/>
+          </w:tcPr>
+          <w:p>
+            <w:pPr>
+              <w:jc w:val="center"/>
+              <w:rPr>
+                <w:b/>
+                <w:bCs/>
+                <w:sz w:val="20"/>
+                <w:szCs w:val="20"/>
+              </w:rPr>
+            </w:pPr>
+            <w:r>
+              <w:rPr>
+                <w:b/>
+                <w:bCs/>
+                <w:sz w:val="20"/>
+                <w:szCs w:val="20"/>
               </w:rPr>
               <w:t>56</w:t>
             </w:r>
@@ -7796,7 +7908,7 @@
                 <w:sz w:val="16"/>
                 <w:szCs w:val="16"/>
               </w:rPr>
-              <w:t>Versuchen Sie bei Ihrer ersten Aufgabe, in den nächsten fünf Minuten NICHT an einen BERG zu denken. Ich bin in fünf Minuten zurück.</w:t>
+              <w:t>Versuchen Sie bei Ihrer ersten Aufgabe in den nächsten fünf Minuten NICHT an einen BERG zu denken. Ich bin in fünf Minuten zurück.</w:t>
             </w:r>
           </w:p>
         </w:tc>
@@ -7813,16 +7925,16 @@
               <w:rPr>
                 <w:rFonts w:cstheme="minorHAnsi"/>
                 <w:color w:val="000000"/>
-                <w:sz w:val="16"/>
-                <w:szCs w:val="16"/>
-              </w:rPr>
-            </w:pPr>
-            <w:r>
-              <w:rPr>
-                <w:rFonts w:cstheme="minorHAnsi"/>
-                <w:color w:val="000000"/>
-                <w:sz w:val="16"/>
-                <w:szCs w:val="16"/>
+                <w:sz w:val="20"/>
+                <w:szCs w:val="20"/>
+              </w:rPr>
+            </w:pPr>
+            <w:r>
+              <w:rPr>
+                <w:rFonts w:cstheme="minorHAnsi"/>
+                <w:color w:val="000000"/>
+                <w:sz w:val="20"/>
+                <w:szCs w:val="20"/>
               </w:rPr>
               <w:t>1</w:t>
             </w:r>
@@ -7841,16 +7953,16 @@
               <w:rPr>
                 <w:rFonts w:cstheme="minorHAnsi"/>
                 <w:color w:val="000000"/>
-                <w:sz w:val="16"/>
-                <w:szCs w:val="16"/>
-              </w:rPr>
-            </w:pPr>
-            <w:r>
-              <w:rPr>
-                <w:rFonts w:cstheme="minorHAnsi"/>
-                <w:color w:val="000000"/>
-                <w:sz w:val="16"/>
-                <w:szCs w:val="16"/>
+                <w:sz w:val="20"/>
+                <w:szCs w:val="20"/>
+              </w:rPr>
+            </w:pPr>
+            <w:r>
+              <w:rPr>
+                <w:rFonts w:cstheme="minorHAnsi"/>
+                <w:color w:val="000000"/>
+                <w:sz w:val="20"/>
+                <w:szCs w:val="20"/>
               </w:rPr>
               <w:t>2</w:t>
             </w:r>
@@ -7887,23 +7999,25 @@
           <w:tcPr>
             <w:tcW w:w="939" w:type="dxa"/>
             <w:noWrap/>
-            <w:hideMark/>
-          </w:tcPr>
-          <w:p>
-            <w:pPr>
-              <w:rPr>
-                <w:b/>
-                <w:bCs/>
-                <w:sz w:val="16"/>
-                <w:szCs w:val="16"/>
-              </w:rPr>
-            </w:pPr>
-            <w:r>
-              <w:rPr>
-                <w:b/>
-                <w:bCs/>
-                <w:sz w:val="16"/>
-                <w:szCs w:val="16"/>
+            <w:vAlign w:val="center"/>
+            <w:hideMark/>
+          </w:tcPr>
+          <w:p>
+            <w:pPr>
+              <w:jc w:val="center"/>
+              <w:rPr>
+                <w:b/>
+                <w:bCs/>
+                <w:sz w:val="20"/>
+                <w:szCs w:val="20"/>
+              </w:rPr>
+            </w:pPr>
+            <w:r>
+              <w:rPr>
+                <w:b/>
+                <w:bCs/>
+                <w:sz w:val="20"/>
+                <w:szCs w:val="20"/>
               </w:rPr>
               <w:t>57</w:t>
             </w:r>
@@ -7932,7 +8046,7 @@
                 <w:sz w:val="16"/>
                 <w:szCs w:val="16"/>
               </w:rPr>
-              <w:t>Versuchen Sie bei Ihrer ersten Aufgabe, in den nächsten fünf Minuten an einen BERG zu denken. Ich bin in fünf Minuten zurück.</w:t>
+              <w:t>Versuchen Sie bei Ihrer ersten Aufgabe in den nächsten fünf Minuten an einen BERG zu denken. Ich bin in fünf Minuten zurück.</w:t>
             </w:r>
           </w:p>
         </w:tc>
@@ -7949,16 +8063,16 @@
               <w:rPr>
                 <w:rFonts w:cstheme="minorHAnsi"/>
                 <w:color w:val="000000"/>
-                <w:sz w:val="16"/>
-                <w:szCs w:val="16"/>
-              </w:rPr>
-            </w:pPr>
-            <w:r>
-              <w:rPr>
-                <w:rFonts w:cstheme="minorHAnsi"/>
-                <w:color w:val="000000"/>
-                <w:sz w:val="16"/>
-                <w:szCs w:val="16"/>
+                <w:sz w:val="20"/>
+                <w:szCs w:val="20"/>
+              </w:rPr>
+            </w:pPr>
+            <w:r>
+              <w:rPr>
+                <w:rFonts w:cstheme="minorHAnsi"/>
+                <w:color w:val="000000"/>
+                <w:sz w:val="20"/>
+                <w:szCs w:val="20"/>
               </w:rPr>
               <w:t>1</w:t>
             </w:r>
@@ -7977,16 +8091,16 @@
               <w:rPr>
                 <w:rFonts w:cstheme="minorHAnsi"/>
                 <w:color w:val="000000"/>
-                <w:sz w:val="16"/>
-                <w:szCs w:val="16"/>
-              </w:rPr>
-            </w:pPr>
-            <w:r>
-              <w:rPr>
-                <w:rFonts w:cstheme="minorHAnsi"/>
-                <w:color w:val="000000"/>
-                <w:sz w:val="16"/>
-                <w:szCs w:val="16"/>
+                <w:sz w:val="20"/>
+                <w:szCs w:val="20"/>
+              </w:rPr>
+            </w:pPr>
+            <w:r>
+              <w:rPr>
+                <w:rFonts w:cstheme="minorHAnsi"/>
+                <w:color w:val="000000"/>
+                <w:sz w:val="20"/>
+                <w:szCs w:val="20"/>
               </w:rPr>
               <w:t>2</w:t>
             </w:r>
@@ -8023,23 +8137,25 @@
           <w:tcPr>
             <w:tcW w:w="939" w:type="dxa"/>
             <w:noWrap/>
-            <w:hideMark/>
-          </w:tcPr>
-          <w:p>
-            <w:pPr>
-              <w:rPr>
-                <w:b/>
-                <w:bCs/>
-                <w:sz w:val="16"/>
-                <w:szCs w:val="16"/>
-              </w:rPr>
-            </w:pPr>
-            <w:r>
-              <w:rPr>
-                <w:b/>
-                <w:bCs/>
-                <w:sz w:val="16"/>
-                <w:szCs w:val="16"/>
+            <w:vAlign w:val="center"/>
+            <w:hideMark/>
+          </w:tcPr>
+          <w:p>
+            <w:pPr>
+              <w:jc w:val="center"/>
+              <w:rPr>
+                <w:b/>
+                <w:bCs/>
+                <w:sz w:val="20"/>
+                <w:szCs w:val="20"/>
+              </w:rPr>
+            </w:pPr>
+            <w:r>
+              <w:rPr>
+                <w:b/>
+                <w:bCs/>
+                <w:sz w:val="20"/>
+                <w:szCs w:val="20"/>
               </w:rPr>
               <w:t>58</w:t>
             </w:r>
@@ -8068,7 +8184,7 @@
                 <w:sz w:val="16"/>
                 <w:szCs w:val="16"/>
               </w:rPr>
-              <w:t>Versuchen Sie bei Ihrer ersten Aufgabe, in den nächsten fünf Minuten an ein AUTO zu denken. Ich bin in fünf Minuten zurück.</w:t>
+              <w:t>Versuchen Sie bei Ihrer ersten Aufgabe in den nächsten fünf Minuten an ein AUTO zu denken. Ich bin in fünf Minuten zurück.</w:t>
             </w:r>
           </w:p>
         </w:tc>
@@ -8085,16 +8201,16 @@
               <w:rPr>
                 <w:rFonts w:cstheme="minorHAnsi"/>
                 <w:color w:val="000000"/>
-                <w:sz w:val="16"/>
-                <w:szCs w:val="16"/>
-              </w:rPr>
-            </w:pPr>
-            <w:r>
-              <w:rPr>
-                <w:rFonts w:cstheme="minorHAnsi"/>
-                <w:color w:val="000000"/>
-                <w:sz w:val="16"/>
-                <w:szCs w:val="16"/>
+                <w:sz w:val="20"/>
+                <w:szCs w:val="20"/>
+              </w:rPr>
+            </w:pPr>
+            <w:r>
+              <w:rPr>
+                <w:rFonts w:cstheme="minorHAnsi"/>
+                <w:color w:val="000000"/>
+                <w:sz w:val="20"/>
+                <w:szCs w:val="20"/>
               </w:rPr>
               <w:t>1</w:t>
             </w:r>
@@ -8113,16 +8229,16 @@
               <w:rPr>
                 <w:rFonts w:cstheme="minorHAnsi"/>
                 <w:color w:val="000000"/>
-                <w:sz w:val="16"/>
-                <w:szCs w:val="16"/>
-              </w:rPr>
-            </w:pPr>
-            <w:r>
-              <w:rPr>
-                <w:rFonts w:cstheme="minorHAnsi"/>
-                <w:color w:val="000000"/>
-                <w:sz w:val="16"/>
-                <w:szCs w:val="16"/>
+                <w:sz w:val="20"/>
+                <w:szCs w:val="20"/>
+              </w:rPr>
+            </w:pPr>
+            <w:r>
+              <w:rPr>
+                <w:rFonts w:cstheme="minorHAnsi"/>
+                <w:color w:val="000000"/>
+                <w:sz w:val="20"/>
+                <w:szCs w:val="20"/>
               </w:rPr>
               <w:t>2</w:t>
             </w:r>
@@ -8159,23 +8275,25 @@
           <w:tcPr>
             <w:tcW w:w="939" w:type="dxa"/>
             <w:noWrap/>
-            <w:hideMark/>
-          </w:tcPr>
-          <w:p>
-            <w:pPr>
-              <w:rPr>
-                <w:b/>
-                <w:bCs/>
-                <w:sz w:val="16"/>
-                <w:szCs w:val="16"/>
-              </w:rPr>
-            </w:pPr>
-            <w:r>
-              <w:rPr>
-                <w:b/>
-                <w:bCs/>
-                <w:sz w:val="16"/>
-                <w:szCs w:val="16"/>
+            <w:vAlign w:val="center"/>
+            <w:hideMark/>
+          </w:tcPr>
+          <w:p>
+            <w:pPr>
+              <w:jc w:val="center"/>
+              <w:rPr>
+                <w:b/>
+                <w:bCs/>
+                <w:sz w:val="20"/>
+                <w:szCs w:val="20"/>
+              </w:rPr>
+            </w:pPr>
+            <w:r>
+              <w:rPr>
+                <w:b/>
+                <w:bCs/>
+                <w:sz w:val="20"/>
+                <w:szCs w:val="20"/>
               </w:rPr>
               <w:t>59</w:t>
             </w:r>
@@ -8204,7 +8322,7 @@
                 <w:sz w:val="16"/>
                 <w:szCs w:val="16"/>
               </w:rPr>
-              <w:t>Versuchen Sie bei Ihrer ersten Aufgabe, in den nächsten fünf Minuten NICHT an einen BERG zu denken. Ich bin in fünf Minuten zurück.</w:t>
+              <w:t>Versuchen Sie bei Ihrer ersten Aufgabe in den nächsten fünf Minuten NICHT an einen BERG zu denken. Ich bin in fünf Minuten zurück.</w:t>
             </w:r>
           </w:p>
         </w:tc>
@@ -8221,16 +8339,16 @@
               <w:rPr>
                 <w:rFonts w:cstheme="minorHAnsi"/>
                 <w:color w:val="000000"/>
-                <w:sz w:val="16"/>
-                <w:szCs w:val="16"/>
-              </w:rPr>
-            </w:pPr>
-            <w:r>
-              <w:rPr>
-                <w:rFonts w:cstheme="minorHAnsi"/>
-                <w:color w:val="000000"/>
-                <w:sz w:val="16"/>
-                <w:szCs w:val="16"/>
+                <w:sz w:val="20"/>
+                <w:szCs w:val="20"/>
+              </w:rPr>
+            </w:pPr>
+            <w:r>
+              <w:rPr>
+                <w:rFonts w:cstheme="minorHAnsi"/>
+                <w:color w:val="000000"/>
+                <w:sz w:val="20"/>
+                <w:szCs w:val="20"/>
               </w:rPr>
               <w:t>1</w:t>
             </w:r>
@@ -8249,16 +8367,16 @@
               <w:rPr>
                 <w:rFonts w:cstheme="minorHAnsi"/>
                 <w:color w:val="000000"/>
-                <w:sz w:val="16"/>
-                <w:szCs w:val="16"/>
-              </w:rPr>
-            </w:pPr>
-            <w:r>
-              <w:rPr>
-                <w:rFonts w:cstheme="minorHAnsi"/>
-                <w:color w:val="000000"/>
-                <w:sz w:val="16"/>
-                <w:szCs w:val="16"/>
+                <w:sz w:val="20"/>
+                <w:szCs w:val="20"/>
+              </w:rPr>
+            </w:pPr>
+            <w:r>
+              <w:rPr>
+                <w:rFonts w:cstheme="minorHAnsi"/>
+                <w:color w:val="000000"/>
+                <w:sz w:val="20"/>
+                <w:szCs w:val="20"/>
               </w:rPr>
               <w:t>1</w:t>
             </w:r>
@@ -8295,23 +8413,25 @@
           <w:tcPr>
             <w:tcW w:w="939" w:type="dxa"/>
             <w:noWrap/>
-            <w:hideMark/>
-          </w:tcPr>
-          <w:p>
-            <w:pPr>
-              <w:rPr>
-                <w:b/>
-                <w:bCs/>
-                <w:sz w:val="16"/>
-                <w:szCs w:val="16"/>
-              </w:rPr>
-            </w:pPr>
-            <w:r>
-              <w:rPr>
-                <w:b/>
-                <w:bCs/>
-                <w:sz w:val="16"/>
-                <w:szCs w:val="16"/>
+            <w:vAlign w:val="center"/>
+            <w:hideMark/>
+          </w:tcPr>
+          <w:p>
+            <w:pPr>
+              <w:jc w:val="center"/>
+              <w:rPr>
+                <w:b/>
+                <w:bCs/>
+                <w:sz w:val="20"/>
+                <w:szCs w:val="20"/>
+              </w:rPr>
+            </w:pPr>
+            <w:r>
+              <w:rPr>
+                <w:b/>
+                <w:bCs/>
+                <w:sz w:val="20"/>
+                <w:szCs w:val="20"/>
               </w:rPr>
               <w:t>60</w:t>
             </w:r>
@@ -8340,7 +8460,7 @@
                 <w:sz w:val="16"/>
                 <w:szCs w:val="16"/>
               </w:rPr>
-              <w:t>Versuchen Sie bei Ihrer ersten Aufgabe, in den nächsten fünf Minuten NICHT an ein AUTO zu denken. Ich bin in fünf Minuten zurück.</w:t>
+              <w:t>Versuchen Sie bei Ihrer ersten Aufgabe in den nächsten fünf Minuten NICHT an ein AUTO zu denken. Ich bin in fünf Minuten zurück.</w:t>
             </w:r>
           </w:p>
         </w:tc>
@@ -8357,16 +8477,16 @@
               <w:rPr>
                 <w:rFonts w:cstheme="minorHAnsi"/>
                 <w:color w:val="000000"/>
-                <w:sz w:val="16"/>
-                <w:szCs w:val="16"/>
-              </w:rPr>
-            </w:pPr>
-            <w:r>
-              <w:rPr>
-                <w:rFonts w:cstheme="minorHAnsi"/>
-                <w:color w:val="000000"/>
-                <w:sz w:val="16"/>
-                <w:szCs w:val="16"/>
+                <w:sz w:val="20"/>
+                <w:szCs w:val="20"/>
+              </w:rPr>
+            </w:pPr>
+            <w:r>
+              <w:rPr>
+                <w:rFonts w:cstheme="minorHAnsi"/>
+                <w:color w:val="000000"/>
+                <w:sz w:val="20"/>
+                <w:szCs w:val="20"/>
               </w:rPr>
               <w:t>1</w:t>
             </w:r>
@@ -8385,16 +8505,16 @@
               <w:rPr>
                 <w:rFonts w:cstheme="minorHAnsi"/>
                 <w:color w:val="000000"/>
-                <w:sz w:val="16"/>
-                <w:szCs w:val="16"/>
-              </w:rPr>
-            </w:pPr>
-            <w:r>
-              <w:rPr>
-                <w:rFonts w:cstheme="minorHAnsi"/>
-                <w:color w:val="000000"/>
-                <w:sz w:val="16"/>
-                <w:szCs w:val="16"/>
+                <w:sz w:val="20"/>
+                <w:szCs w:val="20"/>
+              </w:rPr>
+            </w:pPr>
+            <w:r>
+              <w:rPr>
+                <w:rFonts w:cstheme="minorHAnsi"/>
+                <w:color w:val="000000"/>
+                <w:sz w:val="20"/>
+                <w:szCs w:val="20"/>
               </w:rPr>
               <w:t>1</w:t>
             </w:r>
@@ -8431,23 +8551,25 @@
           <w:tcPr>
             <w:tcW w:w="939" w:type="dxa"/>
             <w:noWrap/>
-            <w:hideMark/>
-          </w:tcPr>
-          <w:p>
-            <w:pPr>
-              <w:rPr>
-                <w:b/>
-                <w:bCs/>
-                <w:sz w:val="16"/>
-                <w:szCs w:val="16"/>
-              </w:rPr>
-            </w:pPr>
-            <w:r>
-              <w:rPr>
-                <w:b/>
-                <w:bCs/>
-                <w:sz w:val="16"/>
-                <w:szCs w:val="16"/>
+            <w:vAlign w:val="center"/>
+            <w:hideMark/>
+          </w:tcPr>
+          <w:p>
+            <w:pPr>
+              <w:jc w:val="center"/>
+              <w:rPr>
+                <w:b/>
+                <w:bCs/>
+                <w:sz w:val="20"/>
+                <w:szCs w:val="20"/>
+              </w:rPr>
+            </w:pPr>
+            <w:r>
+              <w:rPr>
+                <w:b/>
+                <w:bCs/>
+                <w:sz w:val="20"/>
+                <w:szCs w:val="20"/>
               </w:rPr>
               <w:t>61</w:t>
             </w:r>
@@ -8476,7 +8598,7 @@
                 <w:sz w:val="16"/>
                 <w:szCs w:val="16"/>
               </w:rPr>
-              <w:t>Versuchen Sie bei Ihrer ersten Aufgabe, in den nächsten fünf Minuten NICHT an einen BERG zu denken. Ich bin in fünf Minuten zurück.</w:t>
+              <w:t>Versuchen Sie bei Ihrer ersten Aufgabe in den nächsten fünf Minuten NICHT an einen BERG zu denken. Ich bin in fünf Minuten zurück.</w:t>
             </w:r>
           </w:p>
         </w:tc>
@@ -8493,16 +8615,16 @@
               <w:rPr>
                 <w:rFonts w:cstheme="minorHAnsi"/>
                 <w:color w:val="000000"/>
-                <w:sz w:val="16"/>
-                <w:szCs w:val="16"/>
-              </w:rPr>
-            </w:pPr>
-            <w:r>
-              <w:rPr>
-                <w:rFonts w:cstheme="minorHAnsi"/>
-                <w:color w:val="000000"/>
-                <w:sz w:val="16"/>
-                <w:szCs w:val="16"/>
+                <w:sz w:val="20"/>
+                <w:szCs w:val="20"/>
+              </w:rPr>
+            </w:pPr>
+            <w:r>
+              <w:rPr>
+                <w:rFonts w:cstheme="minorHAnsi"/>
+                <w:color w:val="000000"/>
+                <w:sz w:val="20"/>
+                <w:szCs w:val="20"/>
               </w:rPr>
               <w:t>1</w:t>
             </w:r>
@@ -8521,16 +8643,16 @@
               <w:rPr>
                 <w:rFonts w:cstheme="minorHAnsi"/>
                 <w:color w:val="000000"/>
-                <w:sz w:val="16"/>
-                <w:szCs w:val="16"/>
-              </w:rPr>
-            </w:pPr>
-            <w:r>
-              <w:rPr>
-                <w:rFonts w:cstheme="minorHAnsi"/>
-                <w:color w:val="000000"/>
-                <w:sz w:val="16"/>
-                <w:szCs w:val="16"/>
+                <w:sz w:val="20"/>
+                <w:szCs w:val="20"/>
+              </w:rPr>
+            </w:pPr>
+            <w:r>
+              <w:rPr>
+                <w:rFonts w:cstheme="minorHAnsi"/>
+                <w:color w:val="000000"/>
+                <w:sz w:val="20"/>
+                <w:szCs w:val="20"/>
               </w:rPr>
               <w:t>1</w:t>
             </w:r>
@@ -8567,23 +8689,25 @@
           <w:tcPr>
             <w:tcW w:w="939" w:type="dxa"/>
             <w:noWrap/>
-            <w:hideMark/>
-          </w:tcPr>
-          <w:p>
-            <w:pPr>
-              <w:rPr>
-                <w:b/>
-                <w:bCs/>
-                <w:sz w:val="16"/>
-                <w:szCs w:val="16"/>
-              </w:rPr>
-            </w:pPr>
-            <w:r>
-              <w:rPr>
-                <w:b/>
-                <w:bCs/>
-                <w:sz w:val="16"/>
-                <w:szCs w:val="16"/>
+            <w:vAlign w:val="center"/>
+            <w:hideMark/>
+          </w:tcPr>
+          <w:p>
+            <w:pPr>
+              <w:jc w:val="center"/>
+              <w:rPr>
+                <w:b/>
+                <w:bCs/>
+                <w:sz w:val="20"/>
+                <w:szCs w:val="20"/>
+              </w:rPr>
+            </w:pPr>
+            <w:r>
+              <w:rPr>
+                <w:b/>
+                <w:bCs/>
+                <w:sz w:val="20"/>
+                <w:szCs w:val="20"/>
               </w:rPr>
               <w:t>62</w:t>
             </w:r>
@@ -8612,7 +8736,7 @@
                 <w:sz w:val="16"/>
                 <w:szCs w:val="16"/>
               </w:rPr>
-              <w:t>Versuchen Sie bei Ihrer ersten Aufgabe, in den nächsten fünf Minuten an ein KIND zu denken. Ich bin in fünf Minuten zurück.</w:t>
+              <w:t>Versuchen Sie bei Ihrer ersten Aufgabe in den nächsten fünf Minuten an ein KIND zu denken. Ich bin in fünf Minuten zurück.</w:t>
             </w:r>
           </w:p>
         </w:tc>
@@ -8629,16 +8753,16 @@
               <w:rPr>
                 <w:rFonts w:cstheme="minorHAnsi"/>
                 <w:color w:val="000000"/>
-                <w:sz w:val="16"/>
-                <w:szCs w:val="16"/>
-              </w:rPr>
-            </w:pPr>
-            <w:r>
-              <w:rPr>
-                <w:rFonts w:cstheme="minorHAnsi"/>
-                <w:color w:val="000000"/>
-                <w:sz w:val="16"/>
-                <w:szCs w:val="16"/>
+                <w:sz w:val="20"/>
+                <w:szCs w:val="20"/>
+              </w:rPr>
+            </w:pPr>
+            <w:r>
+              <w:rPr>
+                <w:rFonts w:cstheme="minorHAnsi"/>
+                <w:color w:val="000000"/>
+                <w:sz w:val="20"/>
+                <w:szCs w:val="20"/>
               </w:rPr>
               <w:t>2</w:t>
             </w:r>
@@ -8657,16 +8781,16 @@
               <w:rPr>
                 <w:rFonts w:cstheme="minorHAnsi"/>
                 <w:color w:val="000000"/>
-                <w:sz w:val="16"/>
-                <w:szCs w:val="16"/>
-              </w:rPr>
-            </w:pPr>
-            <w:r>
-              <w:rPr>
-                <w:rFonts w:cstheme="minorHAnsi"/>
-                <w:color w:val="000000"/>
-                <w:sz w:val="16"/>
-                <w:szCs w:val="16"/>
+                <w:sz w:val="20"/>
+                <w:szCs w:val="20"/>
+              </w:rPr>
+            </w:pPr>
+            <w:r>
+              <w:rPr>
+                <w:rFonts w:cstheme="minorHAnsi"/>
+                <w:color w:val="000000"/>
+                <w:sz w:val="20"/>
+                <w:szCs w:val="20"/>
               </w:rPr>
               <w:t>1</w:t>
             </w:r>
@@ -8703,23 +8827,25 @@
           <w:tcPr>
             <w:tcW w:w="939" w:type="dxa"/>
             <w:noWrap/>
-            <w:hideMark/>
-          </w:tcPr>
-          <w:p>
-            <w:pPr>
-              <w:rPr>
-                <w:b/>
-                <w:bCs/>
-                <w:sz w:val="16"/>
-                <w:szCs w:val="16"/>
-              </w:rPr>
-            </w:pPr>
-            <w:r>
-              <w:rPr>
-                <w:b/>
-                <w:bCs/>
-                <w:sz w:val="16"/>
-                <w:szCs w:val="16"/>
+            <w:vAlign w:val="center"/>
+            <w:hideMark/>
+          </w:tcPr>
+          <w:p>
+            <w:pPr>
+              <w:jc w:val="center"/>
+              <w:rPr>
+                <w:b/>
+                <w:bCs/>
+                <w:sz w:val="20"/>
+                <w:szCs w:val="20"/>
+              </w:rPr>
+            </w:pPr>
+            <w:r>
+              <w:rPr>
+                <w:b/>
+                <w:bCs/>
+                <w:sz w:val="20"/>
+                <w:szCs w:val="20"/>
               </w:rPr>
               <w:t>63</w:t>
             </w:r>
@@ -8748,7 +8874,7 @@
                 <w:sz w:val="16"/>
                 <w:szCs w:val="16"/>
               </w:rPr>
-              <w:t>Versuchen Sie bei Ihrer ersten Aufgabe, in den nächsten fünf Minuten NICHT an ein AUTO zu denken. Ich bin in fünf Minuten zurück.</w:t>
+              <w:t>Versuchen Sie bei Ihrer ersten Aufgabe in den nächsten fünf Minuten NICHT an ein AUTO zu denken. Ich bin in fünf Minuten zurück.</w:t>
             </w:r>
           </w:p>
         </w:tc>
@@ -8765,16 +8891,16 @@
               <w:rPr>
                 <w:rFonts w:cstheme="minorHAnsi"/>
                 <w:color w:val="000000"/>
-                <w:sz w:val="16"/>
-                <w:szCs w:val="16"/>
-              </w:rPr>
-            </w:pPr>
-            <w:r>
-              <w:rPr>
-                <w:rFonts w:cstheme="minorHAnsi"/>
-                <w:color w:val="000000"/>
-                <w:sz w:val="16"/>
-                <w:szCs w:val="16"/>
+                <w:sz w:val="20"/>
+                <w:szCs w:val="20"/>
+              </w:rPr>
+            </w:pPr>
+            <w:r>
+              <w:rPr>
+                <w:rFonts w:cstheme="minorHAnsi"/>
+                <w:color w:val="000000"/>
+                <w:sz w:val="20"/>
+                <w:szCs w:val="20"/>
               </w:rPr>
               <w:t>1</w:t>
             </w:r>
@@ -8793,16 +8919,16 @@
               <w:rPr>
                 <w:rFonts w:cstheme="minorHAnsi"/>
                 <w:color w:val="000000"/>
-                <w:sz w:val="16"/>
-                <w:szCs w:val="16"/>
-              </w:rPr>
-            </w:pPr>
-            <w:r>
-              <w:rPr>
-                <w:rFonts w:cstheme="minorHAnsi"/>
-                <w:color w:val="000000"/>
-                <w:sz w:val="16"/>
-                <w:szCs w:val="16"/>
+                <w:sz w:val="20"/>
+                <w:szCs w:val="20"/>
+              </w:rPr>
+            </w:pPr>
+            <w:r>
+              <w:rPr>
+                <w:rFonts w:cstheme="minorHAnsi"/>
+                <w:color w:val="000000"/>
+                <w:sz w:val="20"/>
+                <w:szCs w:val="20"/>
               </w:rPr>
               <w:t>1</w:t>
             </w:r>
@@ -8839,23 +8965,25 @@
           <w:tcPr>
             <w:tcW w:w="939" w:type="dxa"/>
             <w:noWrap/>
-            <w:hideMark/>
-          </w:tcPr>
-          <w:p>
-            <w:pPr>
-              <w:rPr>
-                <w:b/>
-                <w:bCs/>
-                <w:sz w:val="16"/>
-                <w:szCs w:val="16"/>
-              </w:rPr>
-            </w:pPr>
-            <w:r>
-              <w:rPr>
-                <w:b/>
-                <w:bCs/>
-                <w:sz w:val="16"/>
-                <w:szCs w:val="16"/>
+            <w:vAlign w:val="center"/>
+            <w:hideMark/>
+          </w:tcPr>
+          <w:p>
+            <w:pPr>
+              <w:jc w:val="center"/>
+              <w:rPr>
+                <w:b/>
+                <w:bCs/>
+                <w:sz w:val="20"/>
+                <w:szCs w:val="20"/>
+              </w:rPr>
+            </w:pPr>
+            <w:r>
+              <w:rPr>
+                <w:b/>
+                <w:bCs/>
+                <w:sz w:val="20"/>
+                <w:szCs w:val="20"/>
               </w:rPr>
               <w:t>64</w:t>
             </w:r>
@@ -8884,7 +9012,7 @@
                 <w:sz w:val="16"/>
                 <w:szCs w:val="16"/>
               </w:rPr>
-              <w:t>Versuchen Sie bei Ihrer ersten Aufgabe, in den nächsten fünf Minuten an ein HAUS zu denken. Ich bin in fünf Minuten zurück.</w:t>
+              <w:t>Versuchen Sie bei Ihrer ersten Aufgabe in den nächsten fünf Minuten an ein HAUS zu denken. Ich bin in fünf Minuten zurück.</w:t>
             </w:r>
           </w:p>
         </w:tc>
@@ -8901,16 +9029,16 @@
               <w:rPr>
                 <w:rFonts w:cstheme="minorHAnsi"/>
                 <w:color w:val="000000"/>
-                <w:sz w:val="16"/>
-                <w:szCs w:val="16"/>
-              </w:rPr>
-            </w:pPr>
-            <w:r>
-              <w:rPr>
-                <w:rFonts w:cstheme="minorHAnsi"/>
-                <w:color w:val="000000"/>
-                <w:sz w:val="16"/>
-                <w:szCs w:val="16"/>
+                <w:sz w:val="20"/>
+                <w:szCs w:val="20"/>
+              </w:rPr>
+            </w:pPr>
+            <w:r>
+              <w:rPr>
+                <w:rFonts w:cstheme="minorHAnsi"/>
+                <w:color w:val="000000"/>
+                <w:sz w:val="20"/>
+                <w:szCs w:val="20"/>
               </w:rPr>
               <w:t>2</w:t>
             </w:r>
@@ -8929,16 +9057,16 @@
               <w:rPr>
                 <w:rFonts w:cstheme="minorHAnsi"/>
                 <w:color w:val="000000"/>
-                <w:sz w:val="16"/>
-                <w:szCs w:val="16"/>
-              </w:rPr>
-            </w:pPr>
-            <w:r>
-              <w:rPr>
-                <w:rFonts w:cstheme="minorHAnsi"/>
-                <w:color w:val="000000"/>
-                <w:sz w:val="16"/>
-                <w:szCs w:val="16"/>
+                <w:sz w:val="20"/>
+                <w:szCs w:val="20"/>
+              </w:rPr>
+            </w:pPr>
+            <w:r>
+              <w:rPr>
+                <w:rFonts w:cstheme="minorHAnsi"/>
+                <w:color w:val="000000"/>
+                <w:sz w:val="20"/>
+                <w:szCs w:val="20"/>
               </w:rPr>
               <w:t>2</w:t>
             </w:r>
@@ -8975,23 +9103,25 @@
           <w:tcPr>
             <w:tcW w:w="939" w:type="dxa"/>
             <w:noWrap/>
-            <w:hideMark/>
-          </w:tcPr>
-          <w:p>
-            <w:pPr>
-              <w:rPr>
-                <w:b/>
-                <w:bCs/>
-                <w:sz w:val="16"/>
-                <w:szCs w:val="16"/>
-              </w:rPr>
-            </w:pPr>
-            <w:r>
-              <w:rPr>
-                <w:b/>
-                <w:bCs/>
-                <w:sz w:val="16"/>
-                <w:szCs w:val="16"/>
+            <w:vAlign w:val="center"/>
+            <w:hideMark/>
+          </w:tcPr>
+          <w:p>
+            <w:pPr>
+              <w:jc w:val="center"/>
+              <w:rPr>
+                <w:b/>
+                <w:bCs/>
+                <w:sz w:val="20"/>
+                <w:szCs w:val="20"/>
+              </w:rPr>
+            </w:pPr>
+            <w:r>
+              <w:rPr>
+                <w:b/>
+                <w:bCs/>
+                <w:sz w:val="20"/>
+                <w:szCs w:val="20"/>
               </w:rPr>
               <w:lastRenderedPageBreak/>
               <w:t>65</w:t>
@@ -9021,7 +9151,7 @@
                 <w:sz w:val="16"/>
                 <w:szCs w:val="16"/>
               </w:rPr>
-              <w:t>Versuchen Sie bei Ihrer ersten Aufgabe, in den nächsten fünf Minuten NICHT an einen BERG zu denken. Ich bin in fünf Minuten zurück.</w:t>
+              <w:t>Versuchen Sie bei Ihrer ersten Aufgabe in den nächsten fünf Minuten NICHT an einen BERG zu denken. Ich bin in fünf Minuten zurück.</w:t>
             </w:r>
           </w:p>
         </w:tc>
@@ -9038,16 +9168,16 @@
               <w:rPr>
                 <w:rFonts w:cstheme="minorHAnsi"/>
                 <w:color w:val="000000"/>
-                <w:sz w:val="16"/>
-                <w:szCs w:val="16"/>
-              </w:rPr>
-            </w:pPr>
-            <w:r>
-              <w:rPr>
-                <w:rFonts w:cstheme="minorHAnsi"/>
-                <w:color w:val="000000"/>
-                <w:sz w:val="16"/>
-                <w:szCs w:val="16"/>
+                <w:sz w:val="20"/>
+                <w:szCs w:val="20"/>
+              </w:rPr>
+            </w:pPr>
+            <w:r>
+              <w:rPr>
+                <w:rFonts w:cstheme="minorHAnsi"/>
+                <w:color w:val="000000"/>
+                <w:sz w:val="20"/>
+                <w:szCs w:val="20"/>
               </w:rPr>
               <w:t>1</w:t>
             </w:r>
@@ -9066,16 +9196,16 @@
               <w:rPr>
                 <w:rFonts w:cstheme="minorHAnsi"/>
                 <w:color w:val="000000"/>
-                <w:sz w:val="16"/>
-                <w:szCs w:val="16"/>
-              </w:rPr>
-            </w:pPr>
-            <w:r>
-              <w:rPr>
-                <w:rFonts w:cstheme="minorHAnsi"/>
-                <w:color w:val="000000"/>
-                <w:sz w:val="16"/>
-                <w:szCs w:val="16"/>
+                <w:sz w:val="20"/>
+                <w:szCs w:val="20"/>
+              </w:rPr>
+            </w:pPr>
+            <w:r>
+              <w:rPr>
+                <w:rFonts w:cstheme="minorHAnsi"/>
+                <w:color w:val="000000"/>
+                <w:sz w:val="20"/>
+                <w:szCs w:val="20"/>
               </w:rPr>
               <w:t>1</w:t>
             </w:r>
@@ -9112,23 +9242,25 @@
           <w:tcPr>
             <w:tcW w:w="939" w:type="dxa"/>
             <w:noWrap/>
-            <w:hideMark/>
-          </w:tcPr>
-          <w:p>
-            <w:pPr>
-              <w:rPr>
-                <w:b/>
-                <w:bCs/>
-                <w:sz w:val="16"/>
-                <w:szCs w:val="16"/>
-              </w:rPr>
-            </w:pPr>
-            <w:r>
-              <w:rPr>
-                <w:b/>
-                <w:bCs/>
-                <w:sz w:val="16"/>
-                <w:szCs w:val="16"/>
+            <w:vAlign w:val="center"/>
+            <w:hideMark/>
+          </w:tcPr>
+          <w:p>
+            <w:pPr>
+              <w:jc w:val="center"/>
+              <w:rPr>
+                <w:b/>
+                <w:bCs/>
+                <w:sz w:val="20"/>
+                <w:szCs w:val="20"/>
+              </w:rPr>
+            </w:pPr>
+            <w:r>
+              <w:rPr>
+                <w:b/>
+                <w:bCs/>
+                <w:sz w:val="20"/>
+                <w:szCs w:val="20"/>
               </w:rPr>
               <w:t>66</w:t>
             </w:r>
@@ -9157,7 +9289,7 @@
                 <w:sz w:val="16"/>
                 <w:szCs w:val="16"/>
               </w:rPr>
-              <w:t>Versuchen Sie bei Ihrer ersten Aufgabe, in den nächsten fünf Minuten an einen BERG zu denken. Ich bin in fünf Minuten zurück.</w:t>
+              <w:t>Versuchen Sie bei Ihrer ersten Aufgabe in den nächsten fünf Minuten an einen BERG zu denken. Ich bin in fünf Minuten zurück.</w:t>
             </w:r>
           </w:p>
         </w:tc>
@@ -9174,16 +9306,16 @@
               <w:rPr>
                 <w:rFonts w:cstheme="minorHAnsi"/>
                 <w:color w:val="000000"/>
-                <w:sz w:val="16"/>
-                <w:szCs w:val="16"/>
-              </w:rPr>
-            </w:pPr>
-            <w:r>
-              <w:rPr>
-                <w:rFonts w:cstheme="minorHAnsi"/>
-                <w:color w:val="000000"/>
-                <w:sz w:val="16"/>
-                <w:szCs w:val="16"/>
+                <w:sz w:val="20"/>
+                <w:szCs w:val="20"/>
+              </w:rPr>
+            </w:pPr>
+            <w:r>
+              <w:rPr>
+                <w:rFonts w:cstheme="minorHAnsi"/>
+                <w:color w:val="000000"/>
+                <w:sz w:val="20"/>
+                <w:szCs w:val="20"/>
               </w:rPr>
               <w:t>1</w:t>
             </w:r>
@@ -9202,16 +9334,16 @@
               <w:rPr>
                 <w:rFonts w:cstheme="minorHAnsi"/>
                 <w:color w:val="000000"/>
-                <w:sz w:val="16"/>
-                <w:szCs w:val="16"/>
-              </w:rPr>
-            </w:pPr>
-            <w:r>
-              <w:rPr>
-                <w:rFonts w:cstheme="minorHAnsi"/>
-                <w:color w:val="000000"/>
-                <w:sz w:val="16"/>
-                <w:szCs w:val="16"/>
+                <w:sz w:val="20"/>
+                <w:szCs w:val="20"/>
+              </w:rPr>
+            </w:pPr>
+            <w:r>
+              <w:rPr>
+                <w:rFonts w:cstheme="minorHAnsi"/>
+                <w:color w:val="000000"/>
+                <w:sz w:val="20"/>
+                <w:szCs w:val="20"/>
               </w:rPr>
               <w:t>2</w:t>
             </w:r>
@@ -9248,23 +9380,25 @@
           <w:tcPr>
             <w:tcW w:w="939" w:type="dxa"/>
             <w:noWrap/>
-            <w:hideMark/>
-          </w:tcPr>
-          <w:p>
-            <w:pPr>
-              <w:rPr>
-                <w:b/>
-                <w:bCs/>
-                <w:sz w:val="16"/>
-                <w:szCs w:val="16"/>
-              </w:rPr>
-            </w:pPr>
-            <w:r>
-              <w:rPr>
-                <w:b/>
-                <w:bCs/>
-                <w:sz w:val="16"/>
-                <w:szCs w:val="16"/>
+            <w:vAlign w:val="center"/>
+            <w:hideMark/>
+          </w:tcPr>
+          <w:p>
+            <w:pPr>
+              <w:jc w:val="center"/>
+              <w:rPr>
+                <w:b/>
+                <w:bCs/>
+                <w:sz w:val="20"/>
+                <w:szCs w:val="20"/>
+              </w:rPr>
+            </w:pPr>
+            <w:r>
+              <w:rPr>
+                <w:b/>
+                <w:bCs/>
+                <w:sz w:val="20"/>
+                <w:szCs w:val="20"/>
               </w:rPr>
               <w:t>67</w:t>
             </w:r>
@@ -9293,7 +9427,7 @@
                 <w:sz w:val="16"/>
                 <w:szCs w:val="16"/>
               </w:rPr>
-              <w:t>Versuchen Sie bei Ihrer ersten Aufgabe, in den nächsten fünf Minuten NICHT an ein AUTO zu denken. Ich bin in fünf Minuten zurück.</w:t>
+              <w:t>Versuchen Sie bei Ihrer ersten Aufgabe in den nächsten fünf Minuten NICHT an ein AUTO zu denken. Ich bin in fünf Minuten zurück.</w:t>
             </w:r>
           </w:p>
         </w:tc>
@@ -9310,16 +9444,16 @@
               <w:rPr>
                 <w:rFonts w:cstheme="minorHAnsi"/>
                 <w:color w:val="000000"/>
-                <w:sz w:val="16"/>
-                <w:szCs w:val="16"/>
-              </w:rPr>
-            </w:pPr>
-            <w:r>
-              <w:rPr>
-                <w:rFonts w:cstheme="minorHAnsi"/>
-                <w:color w:val="000000"/>
-                <w:sz w:val="16"/>
-                <w:szCs w:val="16"/>
+                <w:sz w:val="20"/>
+                <w:szCs w:val="20"/>
+              </w:rPr>
+            </w:pPr>
+            <w:r>
+              <w:rPr>
+                <w:rFonts w:cstheme="minorHAnsi"/>
+                <w:color w:val="000000"/>
+                <w:sz w:val="20"/>
+                <w:szCs w:val="20"/>
               </w:rPr>
               <w:t>1</w:t>
             </w:r>
@@ -9338,16 +9472,16 @@
               <w:rPr>
                 <w:rFonts w:cstheme="minorHAnsi"/>
                 <w:color w:val="000000"/>
-                <w:sz w:val="16"/>
-                <w:szCs w:val="16"/>
-              </w:rPr>
-            </w:pPr>
-            <w:r>
-              <w:rPr>
-                <w:rFonts w:cstheme="minorHAnsi"/>
-                <w:color w:val="000000"/>
-                <w:sz w:val="16"/>
-                <w:szCs w:val="16"/>
+                <w:sz w:val="20"/>
+                <w:szCs w:val="20"/>
+              </w:rPr>
+            </w:pPr>
+            <w:r>
+              <w:rPr>
+                <w:rFonts w:cstheme="minorHAnsi"/>
+                <w:color w:val="000000"/>
+                <w:sz w:val="20"/>
+                <w:szCs w:val="20"/>
               </w:rPr>
               <w:t>2</w:t>
             </w:r>
@@ -9384,23 +9518,25 @@
           <w:tcPr>
             <w:tcW w:w="939" w:type="dxa"/>
             <w:noWrap/>
-            <w:hideMark/>
-          </w:tcPr>
-          <w:p>
-            <w:pPr>
-              <w:rPr>
-                <w:b/>
-                <w:bCs/>
-                <w:sz w:val="16"/>
-                <w:szCs w:val="16"/>
-              </w:rPr>
-            </w:pPr>
-            <w:r>
-              <w:rPr>
-                <w:b/>
-                <w:bCs/>
-                <w:sz w:val="16"/>
-                <w:szCs w:val="16"/>
+            <w:vAlign w:val="center"/>
+            <w:hideMark/>
+          </w:tcPr>
+          <w:p>
+            <w:pPr>
+              <w:jc w:val="center"/>
+              <w:rPr>
+                <w:b/>
+                <w:bCs/>
+                <w:sz w:val="20"/>
+                <w:szCs w:val="20"/>
+              </w:rPr>
+            </w:pPr>
+            <w:r>
+              <w:rPr>
+                <w:b/>
+                <w:bCs/>
+                <w:sz w:val="20"/>
+                <w:szCs w:val="20"/>
               </w:rPr>
               <w:t>68</w:t>
             </w:r>
@@ -9429,7 +9565,7 @@
                 <w:sz w:val="16"/>
                 <w:szCs w:val="16"/>
               </w:rPr>
-              <w:t>Versuchen Sie bei Ihrer ersten Aufgabe, in den nächsten fünf Minuten NICHT an ein AUTO zu denken. Ich bin in fünf Minuten zurück.</w:t>
+              <w:t>Versuchen Sie bei Ihrer ersten Aufgabe in den nächsten fünf Minuten NICHT an ein AUTO zu denken. Ich bin in fünf Minuten zurück.</w:t>
             </w:r>
           </w:p>
         </w:tc>
@@ -9446,16 +9582,16 @@
               <w:rPr>
                 <w:rFonts w:cstheme="minorHAnsi"/>
                 <w:color w:val="000000"/>
-                <w:sz w:val="16"/>
-                <w:szCs w:val="16"/>
-              </w:rPr>
-            </w:pPr>
-            <w:r>
-              <w:rPr>
-                <w:rFonts w:cstheme="minorHAnsi"/>
-                <w:color w:val="000000"/>
-                <w:sz w:val="16"/>
-                <w:szCs w:val="16"/>
+                <w:sz w:val="20"/>
+                <w:szCs w:val="20"/>
+              </w:rPr>
+            </w:pPr>
+            <w:r>
+              <w:rPr>
+                <w:rFonts w:cstheme="minorHAnsi"/>
+                <w:color w:val="000000"/>
+                <w:sz w:val="20"/>
+                <w:szCs w:val="20"/>
               </w:rPr>
               <w:t>1</w:t>
             </w:r>
@@ -9474,16 +9610,16 @@
               <w:rPr>
                 <w:rFonts w:cstheme="minorHAnsi"/>
                 <w:color w:val="000000"/>
-                <w:sz w:val="16"/>
-                <w:szCs w:val="16"/>
-              </w:rPr>
-            </w:pPr>
-            <w:r>
-              <w:rPr>
-                <w:rFonts w:cstheme="minorHAnsi"/>
-                <w:color w:val="000000"/>
-                <w:sz w:val="16"/>
-                <w:szCs w:val="16"/>
+                <w:sz w:val="20"/>
+                <w:szCs w:val="20"/>
+              </w:rPr>
+            </w:pPr>
+            <w:r>
+              <w:rPr>
+                <w:rFonts w:cstheme="minorHAnsi"/>
+                <w:color w:val="000000"/>
+                <w:sz w:val="20"/>
+                <w:szCs w:val="20"/>
               </w:rPr>
               <w:t>1</w:t>
             </w:r>
@@ -9520,23 +9656,25 @@
           <w:tcPr>
             <w:tcW w:w="939" w:type="dxa"/>
             <w:noWrap/>
-            <w:hideMark/>
-          </w:tcPr>
-          <w:p>
-            <w:pPr>
-              <w:rPr>
-                <w:b/>
-                <w:bCs/>
-                <w:sz w:val="16"/>
-                <w:szCs w:val="16"/>
-              </w:rPr>
-            </w:pPr>
-            <w:r>
-              <w:rPr>
-                <w:b/>
-                <w:bCs/>
-                <w:sz w:val="16"/>
-                <w:szCs w:val="16"/>
+            <w:vAlign w:val="center"/>
+            <w:hideMark/>
+          </w:tcPr>
+          <w:p>
+            <w:pPr>
+              <w:jc w:val="center"/>
+              <w:rPr>
+                <w:b/>
+                <w:bCs/>
+                <w:sz w:val="20"/>
+                <w:szCs w:val="20"/>
+              </w:rPr>
+            </w:pPr>
+            <w:r>
+              <w:rPr>
+                <w:b/>
+                <w:bCs/>
+                <w:sz w:val="20"/>
+                <w:szCs w:val="20"/>
               </w:rPr>
               <w:t>69</w:t>
             </w:r>
@@ -9565,7 +9703,7 @@
                 <w:sz w:val="16"/>
                 <w:szCs w:val="16"/>
               </w:rPr>
-              <w:t>Versuchen Sie bei Ihrer ersten Aufgabe, in den nächsten fünf Minuten NICHT an ein AUTO zu denken. Ich bin in fünf Minuten zurück.</w:t>
+              <w:t>Versuchen Sie bei Ihrer ersten Aufgabe in den nächsten fünf Minuten NICHT an ein AUTO zu denken. Ich bin in fünf Minuten zurück.</w:t>
             </w:r>
           </w:p>
         </w:tc>
@@ -9582,16 +9720,16 @@
               <w:rPr>
                 <w:rFonts w:cstheme="minorHAnsi"/>
                 <w:color w:val="000000"/>
-                <w:sz w:val="16"/>
-                <w:szCs w:val="16"/>
-              </w:rPr>
-            </w:pPr>
-            <w:r>
-              <w:rPr>
-                <w:rFonts w:cstheme="minorHAnsi"/>
-                <w:color w:val="000000"/>
-                <w:sz w:val="16"/>
-                <w:szCs w:val="16"/>
+                <w:sz w:val="20"/>
+                <w:szCs w:val="20"/>
+              </w:rPr>
+            </w:pPr>
+            <w:r>
+              <w:rPr>
+                <w:rFonts w:cstheme="minorHAnsi"/>
+                <w:color w:val="000000"/>
+                <w:sz w:val="20"/>
+                <w:szCs w:val="20"/>
               </w:rPr>
               <w:t>1</w:t>
             </w:r>
@@ -9610,16 +9748,16 @@
               <w:rPr>
                 <w:rFonts w:cstheme="minorHAnsi"/>
                 <w:color w:val="000000"/>
-                <w:sz w:val="16"/>
-                <w:szCs w:val="16"/>
-              </w:rPr>
-            </w:pPr>
-            <w:r>
-              <w:rPr>
-                <w:rFonts w:cstheme="minorHAnsi"/>
-                <w:color w:val="000000"/>
-                <w:sz w:val="16"/>
-                <w:szCs w:val="16"/>
+                <w:sz w:val="20"/>
+                <w:szCs w:val="20"/>
+              </w:rPr>
+            </w:pPr>
+            <w:r>
+              <w:rPr>
+                <w:rFonts w:cstheme="minorHAnsi"/>
+                <w:color w:val="000000"/>
+                <w:sz w:val="20"/>
+                <w:szCs w:val="20"/>
               </w:rPr>
               <w:t>2</w:t>
             </w:r>
@@ -9656,23 +9794,25 @@
           <w:tcPr>
             <w:tcW w:w="939" w:type="dxa"/>
             <w:noWrap/>
-            <w:hideMark/>
-          </w:tcPr>
-          <w:p>
-            <w:pPr>
-              <w:rPr>
-                <w:b/>
-                <w:bCs/>
-                <w:sz w:val="16"/>
-                <w:szCs w:val="16"/>
-              </w:rPr>
-            </w:pPr>
-            <w:r>
-              <w:rPr>
-                <w:b/>
-                <w:bCs/>
-                <w:sz w:val="16"/>
-                <w:szCs w:val="16"/>
+            <w:vAlign w:val="center"/>
+            <w:hideMark/>
+          </w:tcPr>
+          <w:p>
+            <w:pPr>
+              <w:jc w:val="center"/>
+              <w:rPr>
+                <w:b/>
+                <w:bCs/>
+                <w:sz w:val="20"/>
+                <w:szCs w:val="20"/>
+              </w:rPr>
+            </w:pPr>
+            <w:r>
+              <w:rPr>
+                <w:b/>
+                <w:bCs/>
+                <w:sz w:val="20"/>
+                <w:szCs w:val="20"/>
               </w:rPr>
               <w:t>70</w:t>
             </w:r>
@@ -9701,7 +9841,7 @@
                 <w:sz w:val="16"/>
                 <w:szCs w:val="16"/>
               </w:rPr>
-              <w:t>Versuchen Sie bei Ihrer ersten Aufgabe, in den nächsten fünf Minuten NICHT an ein AUTO zu denken. Ich bin in fünf Minuten zurück.</w:t>
+              <w:t>Versuchen Sie bei Ihrer ersten Aufgabe in den nächsten fünf Minuten NICHT an ein AUTO zu denken. Ich bin in fünf Minuten zurück.</w:t>
             </w:r>
           </w:p>
         </w:tc>
@@ -9718,16 +9858,16 @@
               <w:rPr>
                 <w:rFonts w:cstheme="minorHAnsi"/>
                 <w:color w:val="000000"/>
-                <w:sz w:val="16"/>
-                <w:szCs w:val="16"/>
-              </w:rPr>
-            </w:pPr>
-            <w:r>
-              <w:rPr>
-                <w:rFonts w:cstheme="minorHAnsi"/>
-                <w:color w:val="000000"/>
-                <w:sz w:val="16"/>
-                <w:szCs w:val="16"/>
+                <w:sz w:val="20"/>
+                <w:szCs w:val="20"/>
+              </w:rPr>
+            </w:pPr>
+            <w:r>
+              <w:rPr>
+                <w:rFonts w:cstheme="minorHAnsi"/>
+                <w:color w:val="000000"/>
+                <w:sz w:val="20"/>
+                <w:szCs w:val="20"/>
               </w:rPr>
               <w:t>1</w:t>
             </w:r>
@@ -9746,16 +9886,16 @@
               <w:rPr>
                 <w:rFonts w:cstheme="minorHAnsi"/>
                 <w:color w:val="000000"/>
-                <w:sz w:val="16"/>
-                <w:szCs w:val="16"/>
-              </w:rPr>
-            </w:pPr>
-            <w:r>
-              <w:rPr>
-                <w:rFonts w:cstheme="minorHAnsi"/>
-                <w:color w:val="000000"/>
-                <w:sz w:val="16"/>
-                <w:szCs w:val="16"/>
+                <w:sz w:val="20"/>
+                <w:szCs w:val="20"/>
+              </w:rPr>
+            </w:pPr>
+            <w:r>
+              <w:rPr>
+                <w:rFonts w:cstheme="minorHAnsi"/>
+                <w:color w:val="000000"/>
+                <w:sz w:val="20"/>
+                <w:szCs w:val="20"/>
               </w:rPr>
               <w:t>1</w:t>
             </w:r>
@@ -9792,23 +9932,25 @@
           <w:tcPr>
             <w:tcW w:w="939" w:type="dxa"/>
             <w:noWrap/>
-            <w:hideMark/>
-          </w:tcPr>
-          <w:p>
-            <w:pPr>
-              <w:rPr>
-                <w:b/>
-                <w:bCs/>
-                <w:sz w:val="16"/>
-                <w:szCs w:val="16"/>
-              </w:rPr>
-            </w:pPr>
-            <w:r>
-              <w:rPr>
-                <w:b/>
-                <w:bCs/>
-                <w:sz w:val="16"/>
-                <w:szCs w:val="16"/>
+            <w:vAlign w:val="center"/>
+            <w:hideMark/>
+          </w:tcPr>
+          <w:p>
+            <w:pPr>
+              <w:jc w:val="center"/>
+              <w:rPr>
+                <w:b/>
+                <w:bCs/>
+                <w:sz w:val="20"/>
+                <w:szCs w:val="20"/>
+              </w:rPr>
+            </w:pPr>
+            <w:r>
+              <w:rPr>
+                <w:b/>
+                <w:bCs/>
+                <w:sz w:val="20"/>
+                <w:szCs w:val="20"/>
               </w:rPr>
               <w:t>71</w:t>
             </w:r>
@@ -9837,7 +9979,7 @@
                 <w:sz w:val="16"/>
                 <w:szCs w:val="16"/>
               </w:rPr>
-              <w:t>Versuchen Sie bei Ihrer ersten Aufgabe, in den nächsten fünf Minuten an ein KIND zu denken. Ich bin in fünf Minuten zurück.</w:t>
+              <w:t>Versuchen Sie bei Ihrer ersten Aufgabe in den nächsten fünf Minuten an ein KIND zu denken. Ich bin in fünf Minuten zurück.</w:t>
             </w:r>
           </w:p>
         </w:tc>
@@ -9854,16 +9996,16 @@
               <w:rPr>
                 <w:rFonts w:cstheme="minorHAnsi"/>
                 <w:color w:val="000000"/>
-                <w:sz w:val="16"/>
-                <w:szCs w:val="16"/>
-              </w:rPr>
-            </w:pPr>
-            <w:r>
-              <w:rPr>
-                <w:rFonts w:cstheme="minorHAnsi"/>
-                <w:color w:val="000000"/>
-                <w:sz w:val="16"/>
-                <w:szCs w:val="16"/>
+                <w:sz w:val="20"/>
+                <w:szCs w:val="20"/>
+              </w:rPr>
+            </w:pPr>
+            <w:r>
+              <w:rPr>
+                <w:rFonts w:cstheme="minorHAnsi"/>
+                <w:color w:val="000000"/>
+                <w:sz w:val="20"/>
+                <w:szCs w:val="20"/>
               </w:rPr>
               <w:t>2</w:t>
             </w:r>
@@ -9882,16 +10024,16 @@
               <w:rPr>
                 <w:rFonts w:cstheme="minorHAnsi"/>
                 <w:color w:val="000000"/>
-                <w:sz w:val="16"/>
-                <w:szCs w:val="16"/>
-              </w:rPr>
-            </w:pPr>
-            <w:r>
-              <w:rPr>
-                <w:rFonts w:cstheme="minorHAnsi"/>
-                <w:color w:val="000000"/>
-                <w:sz w:val="16"/>
-                <w:szCs w:val="16"/>
+                <w:sz w:val="20"/>
+                <w:szCs w:val="20"/>
+              </w:rPr>
+            </w:pPr>
+            <w:r>
+              <w:rPr>
+                <w:rFonts w:cstheme="minorHAnsi"/>
+                <w:color w:val="000000"/>
+                <w:sz w:val="20"/>
+                <w:szCs w:val="20"/>
               </w:rPr>
               <w:t>1</w:t>
             </w:r>
@@ -9928,23 +10070,25 @@
           <w:tcPr>
             <w:tcW w:w="939" w:type="dxa"/>
             <w:noWrap/>
-            <w:hideMark/>
-          </w:tcPr>
-          <w:p>
-            <w:pPr>
-              <w:rPr>
-                <w:b/>
-                <w:bCs/>
-                <w:sz w:val="16"/>
-                <w:szCs w:val="16"/>
-              </w:rPr>
-            </w:pPr>
-            <w:r>
-              <w:rPr>
-                <w:b/>
-                <w:bCs/>
-                <w:sz w:val="16"/>
-                <w:szCs w:val="16"/>
+            <w:vAlign w:val="center"/>
+            <w:hideMark/>
+          </w:tcPr>
+          <w:p>
+            <w:pPr>
+              <w:jc w:val="center"/>
+              <w:rPr>
+                <w:b/>
+                <w:bCs/>
+                <w:sz w:val="20"/>
+                <w:szCs w:val="20"/>
+              </w:rPr>
+            </w:pPr>
+            <w:r>
+              <w:rPr>
+                <w:b/>
+                <w:bCs/>
+                <w:sz w:val="20"/>
+                <w:szCs w:val="20"/>
               </w:rPr>
               <w:t>72</w:t>
             </w:r>
@@ -9973,7 +10117,7 @@
                 <w:sz w:val="16"/>
                 <w:szCs w:val="16"/>
               </w:rPr>
-              <w:t>Versuchen Sie bei Ihrer ersten Aufgabe, in den nächsten fünf Minuten an ein KIND zu denken. Ich bin in fünf Minuten zurück.</w:t>
+              <w:t>Versuchen Sie bei Ihrer ersten Aufgabe in den nächsten fünf Minuten an ein KIND zu denken. Ich bin in fünf Minuten zurück.</w:t>
             </w:r>
           </w:p>
         </w:tc>
@@ -9990,16 +10134,16 @@
               <w:rPr>
                 <w:rFonts w:cstheme="minorHAnsi"/>
                 <w:color w:val="000000"/>
-                <w:sz w:val="16"/>
-                <w:szCs w:val="16"/>
-              </w:rPr>
-            </w:pPr>
-            <w:r>
-              <w:rPr>
-                <w:rFonts w:cstheme="minorHAnsi"/>
-                <w:color w:val="000000"/>
-                <w:sz w:val="16"/>
-                <w:szCs w:val="16"/>
+                <w:sz w:val="20"/>
+                <w:szCs w:val="20"/>
+              </w:rPr>
+            </w:pPr>
+            <w:r>
+              <w:rPr>
+                <w:rFonts w:cstheme="minorHAnsi"/>
+                <w:color w:val="000000"/>
+                <w:sz w:val="20"/>
+                <w:szCs w:val="20"/>
               </w:rPr>
               <w:t>2</w:t>
             </w:r>
@@ -10018,16 +10162,16 @@
               <w:rPr>
                 <w:rFonts w:cstheme="minorHAnsi"/>
                 <w:color w:val="000000"/>
-                <w:sz w:val="16"/>
-                <w:szCs w:val="16"/>
-              </w:rPr>
-            </w:pPr>
-            <w:r>
-              <w:rPr>
-                <w:rFonts w:cstheme="minorHAnsi"/>
-                <w:color w:val="000000"/>
-                <w:sz w:val="16"/>
-                <w:szCs w:val="16"/>
+                <w:sz w:val="20"/>
+                <w:szCs w:val="20"/>
+              </w:rPr>
+            </w:pPr>
+            <w:r>
+              <w:rPr>
+                <w:rFonts w:cstheme="minorHAnsi"/>
+                <w:color w:val="000000"/>
+                <w:sz w:val="20"/>
+                <w:szCs w:val="20"/>
               </w:rPr>
               <w:t>2</w:t>
             </w:r>
@@ -10064,23 +10208,25 @@
           <w:tcPr>
             <w:tcW w:w="939" w:type="dxa"/>
             <w:noWrap/>
-            <w:hideMark/>
-          </w:tcPr>
-          <w:p>
-            <w:pPr>
-              <w:rPr>
-                <w:b/>
-                <w:bCs/>
-                <w:sz w:val="16"/>
-                <w:szCs w:val="16"/>
-              </w:rPr>
-            </w:pPr>
-            <w:r>
-              <w:rPr>
-                <w:b/>
-                <w:bCs/>
-                <w:sz w:val="16"/>
-                <w:szCs w:val="16"/>
+            <w:vAlign w:val="center"/>
+            <w:hideMark/>
+          </w:tcPr>
+          <w:p>
+            <w:pPr>
+              <w:jc w:val="center"/>
+              <w:rPr>
+                <w:b/>
+                <w:bCs/>
+                <w:sz w:val="20"/>
+                <w:szCs w:val="20"/>
+              </w:rPr>
+            </w:pPr>
+            <w:r>
+              <w:rPr>
+                <w:b/>
+                <w:bCs/>
+                <w:sz w:val="20"/>
+                <w:szCs w:val="20"/>
               </w:rPr>
               <w:t>73</w:t>
             </w:r>
@@ -10109,7 +10255,7 @@
                 <w:sz w:val="16"/>
                 <w:szCs w:val="16"/>
               </w:rPr>
-              <w:t>Versuchen Sie bei Ihrer ersten Aufgabe, in den nächsten fünf Minuten an einen BERG zu denken. Ich bin in fünf Minuten zurück.</w:t>
+              <w:t>Versuchen Sie bei Ihrer ersten Aufgabe in den nächsten fünf Minuten an einen BERG zu denken. Ich bin in fünf Minuten zurück.</w:t>
             </w:r>
           </w:p>
         </w:tc>
@@ -10126,16 +10272,16 @@
               <w:rPr>
                 <w:rFonts w:cstheme="minorHAnsi"/>
                 <w:color w:val="000000"/>
-                <w:sz w:val="16"/>
-                <w:szCs w:val="16"/>
-              </w:rPr>
-            </w:pPr>
-            <w:r>
-              <w:rPr>
-                <w:rFonts w:cstheme="minorHAnsi"/>
-                <w:color w:val="000000"/>
-                <w:sz w:val="16"/>
-                <w:szCs w:val="16"/>
+                <w:sz w:val="20"/>
+                <w:szCs w:val="20"/>
+              </w:rPr>
+            </w:pPr>
+            <w:r>
+              <w:rPr>
+                <w:rFonts w:cstheme="minorHAnsi"/>
+                <w:color w:val="000000"/>
+                <w:sz w:val="20"/>
+                <w:szCs w:val="20"/>
               </w:rPr>
               <w:t>1</w:t>
             </w:r>
@@ -10154,16 +10300,16 @@
               <w:rPr>
                 <w:rFonts w:cstheme="minorHAnsi"/>
                 <w:color w:val="000000"/>
-                <w:sz w:val="16"/>
-                <w:szCs w:val="16"/>
-              </w:rPr>
-            </w:pPr>
-            <w:r>
-              <w:rPr>
-                <w:rFonts w:cstheme="minorHAnsi"/>
-                <w:color w:val="000000"/>
-                <w:sz w:val="16"/>
-                <w:szCs w:val="16"/>
+                <w:sz w:val="20"/>
+                <w:szCs w:val="20"/>
+              </w:rPr>
+            </w:pPr>
+            <w:r>
+              <w:rPr>
+                <w:rFonts w:cstheme="minorHAnsi"/>
+                <w:color w:val="000000"/>
+                <w:sz w:val="20"/>
+                <w:szCs w:val="20"/>
               </w:rPr>
               <w:t>2</w:t>
             </w:r>
@@ -10200,23 +10346,25 @@
           <w:tcPr>
             <w:tcW w:w="939" w:type="dxa"/>
             <w:noWrap/>
-            <w:hideMark/>
-          </w:tcPr>
-          <w:p>
-            <w:pPr>
-              <w:rPr>
-                <w:b/>
-                <w:bCs/>
-                <w:sz w:val="16"/>
-                <w:szCs w:val="16"/>
-              </w:rPr>
-            </w:pPr>
-            <w:r>
-              <w:rPr>
-                <w:b/>
-                <w:bCs/>
-                <w:sz w:val="16"/>
-                <w:szCs w:val="16"/>
+            <w:vAlign w:val="center"/>
+            <w:hideMark/>
+          </w:tcPr>
+          <w:p>
+            <w:pPr>
+              <w:jc w:val="center"/>
+              <w:rPr>
+                <w:b/>
+                <w:bCs/>
+                <w:sz w:val="20"/>
+                <w:szCs w:val="20"/>
+              </w:rPr>
+            </w:pPr>
+            <w:r>
+              <w:rPr>
+                <w:b/>
+                <w:bCs/>
+                <w:sz w:val="20"/>
+                <w:szCs w:val="20"/>
               </w:rPr>
               <w:t>74</w:t>
             </w:r>
@@ -10245,7 +10393,7 @@
                 <w:sz w:val="16"/>
                 <w:szCs w:val="16"/>
               </w:rPr>
-              <w:t>Versuchen Sie bei Ihrer ersten Aufgabe, in den nächsten fünf Minuten an ein HAUS zu denken. Ich bin in fünf Minuten zurück.</w:t>
+              <w:t>Versuchen Sie bei Ihrer ersten Aufgabe in den nächsten fünf Minuten an ein HAUS zu denken. Ich bin in fünf Minuten zurück.</w:t>
             </w:r>
           </w:p>
         </w:tc>
@@ -10262,16 +10410,16 @@
               <w:rPr>
                 <w:rFonts w:cstheme="minorHAnsi"/>
                 <w:color w:val="000000"/>
-                <w:sz w:val="16"/>
-                <w:szCs w:val="16"/>
-              </w:rPr>
-            </w:pPr>
-            <w:r>
-              <w:rPr>
-                <w:rFonts w:cstheme="minorHAnsi"/>
-                <w:color w:val="000000"/>
-                <w:sz w:val="16"/>
-                <w:szCs w:val="16"/>
+                <w:sz w:val="20"/>
+                <w:szCs w:val="20"/>
+              </w:rPr>
+            </w:pPr>
+            <w:r>
+              <w:rPr>
+                <w:rFonts w:cstheme="minorHAnsi"/>
+                <w:color w:val="000000"/>
+                <w:sz w:val="20"/>
+                <w:szCs w:val="20"/>
               </w:rPr>
               <w:t>2</w:t>
             </w:r>
@@ -10290,16 +10438,16 @@
               <w:rPr>
                 <w:rFonts w:cstheme="minorHAnsi"/>
                 <w:color w:val="000000"/>
-                <w:sz w:val="16"/>
-                <w:szCs w:val="16"/>
-              </w:rPr>
-            </w:pPr>
-            <w:r>
-              <w:rPr>
-                <w:rFonts w:cstheme="minorHAnsi"/>
-                <w:color w:val="000000"/>
-                <w:sz w:val="16"/>
-                <w:szCs w:val="16"/>
+                <w:sz w:val="20"/>
+                <w:szCs w:val="20"/>
+              </w:rPr>
+            </w:pPr>
+            <w:r>
+              <w:rPr>
+                <w:rFonts w:cstheme="minorHAnsi"/>
+                <w:color w:val="000000"/>
+                <w:sz w:val="20"/>
+                <w:szCs w:val="20"/>
               </w:rPr>
               <w:t>1</w:t>
             </w:r>
@@ -10336,23 +10484,25 @@
           <w:tcPr>
             <w:tcW w:w="939" w:type="dxa"/>
             <w:noWrap/>
-            <w:hideMark/>
-          </w:tcPr>
-          <w:p>
-            <w:pPr>
-              <w:rPr>
-                <w:b/>
-                <w:bCs/>
-                <w:sz w:val="16"/>
-                <w:szCs w:val="16"/>
-              </w:rPr>
-            </w:pPr>
-            <w:r>
-              <w:rPr>
-                <w:b/>
-                <w:bCs/>
-                <w:sz w:val="16"/>
-                <w:szCs w:val="16"/>
+            <w:vAlign w:val="center"/>
+            <w:hideMark/>
+          </w:tcPr>
+          <w:p>
+            <w:pPr>
+              <w:jc w:val="center"/>
+              <w:rPr>
+                <w:b/>
+                <w:bCs/>
+                <w:sz w:val="20"/>
+                <w:szCs w:val="20"/>
+              </w:rPr>
+            </w:pPr>
+            <w:r>
+              <w:rPr>
+                <w:b/>
+                <w:bCs/>
+                <w:sz w:val="20"/>
+                <w:szCs w:val="20"/>
               </w:rPr>
               <w:t>75</w:t>
             </w:r>
@@ -10381,7 +10531,7 @@
                 <w:sz w:val="16"/>
                 <w:szCs w:val="16"/>
               </w:rPr>
-              <w:t>Versuchen Sie bei Ihrer ersten Aufgabe, in den nächsten fünf Minuten NICHT an ein AUTO zu denken. Ich bin in fünf Minuten zurück.</w:t>
+              <w:t>Versuchen Sie bei Ihrer ersten Aufgabe in den nächsten fünf Minuten NICHT an ein AUTO zu denken. Ich bin in fünf Minuten zurück.</w:t>
             </w:r>
           </w:p>
         </w:tc>
@@ -10398,16 +10548,16 @@
               <w:rPr>
                 <w:rFonts w:cstheme="minorHAnsi"/>
                 <w:color w:val="000000"/>
-                <w:sz w:val="16"/>
-                <w:szCs w:val="16"/>
-              </w:rPr>
-            </w:pPr>
-            <w:r>
-              <w:rPr>
-                <w:rFonts w:cstheme="minorHAnsi"/>
-                <w:color w:val="000000"/>
-                <w:sz w:val="16"/>
-                <w:szCs w:val="16"/>
+                <w:sz w:val="20"/>
+                <w:szCs w:val="20"/>
+              </w:rPr>
+            </w:pPr>
+            <w:r>
+              <w:rPr>
+                <w:rFonts w:cstheme="minorHAnsi"/>
+                <w:color w:val="000000"/>
+                <w:sz w:val="20"/>
+                <w:szCs w:val="20"/>
               </w:rPr>
               <w:t>1</w:t>
             </w:r>
@@ -10426,16 +10576,16 @@
               <w:rPr>
                 <w:rFonts w:cstheme="minorHAnsi"/>
                 <w:color w:val="000000"/>
-                <w:sz w:val="16"/>
-                <w:szCs w:val="16"/>
-              </w:rPr>
-            </w:pPr>
-            <w:r>
-              <w:rPr>
-                <w:rFonts w:cstheme="minorHAnsi"/>
-                <w:color w:val="000000"/>
-                <w:sz w:val="16"/>
-                <w:szCs w:val="16"/>
+                <w:sz w:val="20"/>
+                <w:szCs w:val="20"/>
+              </w:rPr>
+            </w:pPr>
+            <w:r>
+              <w:rPr>
+                <w:rFonts w:cstheme="minorHAnsi"/>
+                <w:color w:val="000000"/>
+                <w:sz w:val="20"/>
+                <w:szCs w:val="20"/>
               </w:rPr>
               <w:t>2</w:t>
             </w:r>
@@ -10472,23 +10622,25 @@
           <w:tcPr>
             <w:tcW w:w="939" w:type="dxa"/>
             <w:noWrap/>
-            <w:hideMark/>
-          </w:tcPr>
-          <w:p>
-            <w:pPr>
-              <w:rPr>
-                <w:b/>
-                <w:bCs/>
-                <w:sz w:val="16"/>
-                <w:szCs w:val="16"/>
-              </w:rPr>
-            </w:pPr>
-            <w:r>
-              <w:rPr>
-                <w:b/>
-                <w:bCs/>
-                <w:sz w:val="16"/>
-                <w:szCs w:val="16"/>
+            <w:vAlign w:val="center"/>
+            <w:hideMark/>
+          </w:tcPr>
+          <w:p>
+            <w:pPr>
+              <w:jc w:val="center"/>
+              <w:rPr>
+                <w:b/>
+                <w:bCs/>
+                <w:sz w:val="20"/>
+                <w:szCs w:val="20"/>
+              </w:rPr>
+            </w:pPr>
+            <w:r>
+              <w:rPr>
+                <w:b/>
+                <w:bCs/>
+                <w:sz w:val="20"/>
+                <w:szCs w:val="20"/>
               </w:rPr>
               <w:t>76</w:t>
             </w:r>
@@ -10517,7 +10669,7 @@
                 <w:sz w:val="16"/>
                 <w:szCs w:val="16"/>
               </w:rPr>
-              <w:t>Versuchen Sie bei Ihrer ersten Aufgabe, in den nächsten fünf Minuten NICHT an ein HAUS zu denken. Ich bin in fünf Minuten zurück.</w:t>
+              <w:t>Versuchen Sie bei Ihrer ersten Aufgabe in den nächsten fünf Minuten NICHT an ein HAUS zu denken. Ich bin in fünf Minuten zurück.</w:t>
             </w:r>
           </w:p>
         </w:tc>
@@ -10534,16 +10686,16 @@
               <w:rPr>
                 <w:rFonts w:cstheme="minorHAnsi"/>
                 <w:color w:val="000000"/>
-                <w:sz w:val="16"/>
-                <w:szCs w:val="16"/>
-              </w:rPr>
-            </w:pPr>
-            <w:r>
-              <w:rPr>
-                <w:rFonts w:cstheme="minorHAnsi"/>
-                <w:color w:val="000000"/>
-                <w:sz w:val="16"/>
-                <w:szCs w:val="16"/>
+                <w:sz w:val="20"/>
+                <w:szCs w:val="20"/>
+              </w:rPr>
+            </w:pPr>
+            <w:r>
+              <w:rPr>
+                <w:rFonts w:cstheme="minorHAnsi"/>
+                <w:color w:val="000000"/>
+                <w:sz w:val="20"/>
+                <w:szCs w:val="20"/>
               </w:rPr>
               <w:t>2</w:t>
             </w:r>
@@ -10562,16 +10714,16 @@
               <w:rPr>
                 <w:rFonts w:cstheme="minorHAnsi"/>
                 <w:color w:val="000000"/>
-                <w:sz w:val="16"/>
-                <w:szCs w:val="16"/>
-              </w:rPr>
-            </w:pPr>
-            <w:r>
-              <w:rPr>
-                <w:rFonts w:cstheme="minorHAnsi"/>
-                <w:color w:val="000000"/>
-                <w:sz w:val="16"/>
-                <w:szCs w:val="16"/>
+                <w:sz w:val="20"/>
+                <w:szCs w:val="20"/>
+              </w:rPr>
+            </w:pPr>
+            <w:r>
+              <w:rPr>
+                <w:rFonts w:cstheme="minorHAnsi"/>
+                <w:color w:val="000000"/>
+                <w:sz w:val="20"/>
+                <w:szCs w:val="20"/>
               </w:rPr>
               <w:t>2</w:t>
             </w:r>
@@ -10608,23 +10760,25 @@
           <w:tcPr>
             <w:tcW w:w="939" w:type="dxa"/>
             <w:noWrap/>
-            <w:hideMark/>
-          </w:tcPr>
-          <w:p>
-            <w:pPr>
-              <w:rPr>
-                <w:b/>
-                <w:bCs/>
-                <w:sz w:val="16"/>
-                <w:szCs w:val="16"/>
-              </w:rPr>
-            </w:pPr>
-            <w:r>
-              <w:rPr>
-                <w:b/>
-                <w:bCs/>
-                <w:sz w:val="16"/>
-                <w:szCs w:val="16"/>
+            <w:vAlign w:val="center"/>
+            <w:hideMark/>
+          </w:tcPr>
+          <w:p>
+            <w:pPr>
+              <w:jc w:val="center"/>
+              <w:rPr>
+                <w:b/>
+                <w:bCs/>
+                <w:sz w:val="20"/>
+                <w:szCs w:val="20"/>
+              </w:rPr>
+            </w:pPr>
+            <w:r>
+              <w:rPr>
+                <w:b/>
+                <w:bCs/>
+                <w:sz w:val="20"/>
+                <w:szCs w:val="20"/>
               </w:rPr>
               <w:t>77</w:t>
             </w:r>
@@ -10653,7 +10807,7 @@
                 <w:sz w:val="16"/>
                 <w:szCs w:val="16"/>
               </w:rPr>
-              <w:t>Versuchen Sie bei Ihrer ersten Aufgabe, in den nächsten fünf Minuten an ein AUTO zu denken. Ich bin in fünf Minuten zurück.</w:t>
+              <w:t>Versuchen Sie bei Ihrer ersten Aufgabe in den nächsten fünf Minuten an ein AUTO zu denken. Ich bin in fünf Minuten zurück.</w:t>
             </w:r>
           </w:p>
         </w:tc>
@@ -10670,16 +10824,16 @@
               <w:rPr>
                 <w:rFonts w:cstheme="minorHAnsi"/>
                 <w:color w:val="000000"/>
-                <w:sz w:val="16"/>
-                <w:szCs w:val="16"/>
-              </w:rPr>
-            </w:pPr>
-            <w:r>
-              <w:rPr>
-                <w:rFonts w:cstheme="minorHAnsi"/>
-                <w:color w:val="000000"/>
-                <w:sz w:val="16"/>
-                <w:szCs w:val="16"/>
+                <w:sz w:val="20"/>
+                <w:szCs w:val="20"/>
+              </w:rPr>
+            </w:pPr>
+            <w:r>
+              <w:rPr>
+                <w:rFonts w:cstheme="minorHAnsi"/>
+                <w:color w:val="000000"/>
+                <w:sz w:val="20"/>
+                <w:szCs w:val="20"/>
               </w:rPr>
               <w:t>1</w:t>
             </w:r>
@@ -10698,16 +10852,16 @@
               <w:rPr>
                 <w:rFonts w:cstheme="minorHAnsi"/>
                 <w:color w:val="000000"/>
-                <w:sz w:val="16"/>
-                <w:szCs w:val="16"/>
-              </w:rPr>
-            </w:pPr>
-            <w:r>
-              <w:rPr>
-                <w:rFonts w:cstheme="minorHAnsi"/>
-                <w:color w:val="000000"/>
-                <w:sz w:val="16"/>
-                <w:szCs w:val="16"/>
+                <w:sz w:val="20"/>
+                <w:szCs w:val="20"/>
+              </w:rPr>
+            </w:pPr>
+            <w:r>
+              <w:rPr>
+                <w:rFonts w:cstheme="minorHAnsi"/>
+                <w:color w:val="000000"/>
+                <w:sz w:val="20"/>
+                <w:szCs w:val="20"/>
               </w:rPr>
               <w:t>1</w:t>
             </w:r>
@@ -10744,23 +10898,25 @@
           <w:tcPr>
             <w:tcW w:w="939" w:type="dxa"/>
             <w:noWrap/>
-            <w:hideMark/>
-          </w:tcPr>
-          <w:p>
-            <w:pPr>
-              <w:rPr>
-                <w:b/>
-                <w:bCs/>
-                <w:sz w:val="16"/>
-                <w:szCs w:val="16"/>
-              </w:rPr>
-            </w:pPr>
-            <w:r>
-              <w:rPr>
-                <w:b/>
-                <w:bCs/>
-                <w:sz w:val="16"/>
-                <w:szCs w:val="16"/>
+            <w:vAlign w:val="center"/>
+            <w:hideMark/>
+          </w:tcPr>
+          <w:p>
+            <w:pPr>
+              <w:jc w:val="center"/>
+              <w:rPr>
+                <w:b/>
+                <w:bCs/>
+                <w:sz w:val="20"/>
+                <w:szCs w:val="20"/>
+              </w:rPr>
+            </w:pPr>
+            <w:r>
+              <w:rPr>
+                <w:b/>
+                <w:bCs/>
+                <w:sz w:val="20"/>
+                <w:szCs w:val="20"/>
               </w:rPr>
               <w:t>78</w:t>
             </w:r>
@@ -10789,7 +10945,7 @@
                 <w:sz w:val="16"/>
                 <w:szCs w:val="16"/>
               </w:rPr>
-              <w:t>Versuchen Sie bei Ihrer ersten Aufgabe, in den nächsten fünf Minuten NICHT an ein HAUS zu denken. Ich bin in fünf Minuten zurück.</w:t>
+              <w:t>Versuchen Sie bei Ihrer ersten Aufgabe in den nächsten fünf Minuten NICHT an ein HAUS zu denken. Ich bin in fünf Minuten zurück.</w:t>
             </w:r>
           </w:p>
         </w:tc>
@@ -10806,16 +10962,16 @@
               <w:rPr>
                 <w:rFonts w:cstheme="minorHAnsi"/>
                 <w:color w:val="000000"/>
-                <w:sz w:val="16"/>
-                <w:szCs w:val="16"/>
-              </w:rPr>
-            </w:pPr>
-            <w:r>
-              <w:rPr>
-                <w:rFonts w:cstheme="minorHAnsi"/>
-                <w:color w:val="000000"/>
-                <w:sz w:val="16"/>
-                <w:szCs w:val="16"/>
+                <w:sz w:val="20"/>
+                <w:szCs w:val="20"/>
+              </w:rPr>
+            </w:pPr>
+            <w:r>
+              <w:rPr>
+                <w:rFonts w:cstheme="minorHAnsi"/>
+                <w:color w:val="000000"/>
+                <w:sz w:val="20"/>
+                <w:szCs w:val="20"/>
               </w:rPr>
               <w:t>2</w:t>
             </w:r>
@@ -10834,16 +10990,16 @@
               <w:rPr>
                 <w:rFonts w:cstheme="minorHAnsi"/>
                 <w:color w:val="000000"/>
-                <w:sz w:val="16"/>
-                <w:szCs w:val="16"/>
-              </w:rPr>
-            </w:pPr>
-            <w:r>
-              <w:rPr>
-                <w:rFonts w:cstheme="minorHAnsi"/>
-                <w:color w:val="000000"/>
-                <w:sz w:val="16"/>
-                <w:szCs w:val="16"/>
+                <w:sz w:val="20"/>
+                <w:szCs w:val="20"/>
+              </w:rPr>
+            </w:pPr>
+            <w:r>
+              <w:rPr>
+                <w:rFonts w:cstheme="minorHAnsi"/>
+                <w:color w:val="000000"/>
+                <w:sz w:val="20"/>
+                <w:szCs w:val="20"/>
               </w:rPr>
               <w:t>2</w:t>
             </w:r>
@@ -10880,23 +11036,25 @@
           <w:tcPr>
             <w:tcW w:w="939" w:type="dxa"/>
             <w:noWrap/>
-            <w:hideMark/>
-          </w:tcPr>
-          <w:p>
-            <w:pPr>
-              <w:rPr>
-                <w:b/>
-                <w:bCs/>
-                <w:sz w:val="16"/>
-                <w:szCs w:val="16"/>
-              </w:rPr>
-            </w:pPr>
-            <w:r>
-              <w:rPr>
-                <w:b/>
-                <w:bCs/>
-                <w:sz w:val="16"/>
-                <w:szCs w:val="16"/>
+            <w:vAlign w:val="center"/>
+            <w:hideMark/>
+          </w:tcPr>
+          <w:p>
+            <w:pPr>
+              <w:jc w:val="center"/>
+              <w:rPr>
+                <w:b/>
+                <w:bCs/>
+                <w:sz w:val="20"/>
+                <w:szCs w:val="20"/>
+              </w:rPr>
+            </w:pPr>
+            <w:r>
+              <w:rPr>
+                <w:b/>
+                <w:bCs/>
+                <w:sz w:val="20"/>
+                <w:szCs w:val="20"/>
               </w:rPr>
               <w:t>79</w:t>
             </w:r>
@@ -10925,7 +11083,7 @@
                 <w:sz w:val="16"/>
                 <w:szCs w:val="16"/>
               </w:rPr>
-              <w:t>Versuchen Sie bei Ihrer ersten Aufgabe, in den nächsten fünf Minuten NICHT an ein KIND zu denken. Ich bin in fünf Minuten zurück.</w:t>
+              <w:t>Versuchen Sie bei Ihrer ersten Aufgabe in den nächsten fünf Minuten NICHT an ein KIND zu denken. Ich bin in fünf Minuten zurück.</w:t>
             </w:r>
           </w:p>
         </w:tc>
@@ -10942,16 +11100,16 @@
               <w:rPr>
                 <w:rFonts w:cstheme="minorHAnsi"/>
                 <w:color w:val="000000"/>
-                <w:sz w:val="16"/>
-                <w:szCs w:val="16"/>
-              </w:rPr>
-            </w:pPr>
-            <w:r>
-              <w:rPr>
-                <w:rFonts w:cstheme="minorHAnsi"/>
-                <w:color w:val="000000"/>
-                <w:sz w:val="16"/>
-                <w:szCs w:val="16"/>
+                <w:sz w:val="20"/>
+                <w:szCs w:val="20"/>
+              </w:rPr>
+            </w:pPr>
+            <w:r>
+              <w:rPr>
+                <w:rFonts w:cstheme="minorHAnsi"/>
+                <w:color w:val="000000"/>
+                <w:sz w:val="20"/>
+                <w:szCs w:val="20"/>
               </w:rPr>
               <w:t>2</w:t>
             </w:r>
@@ -10970,16 +11128,16 @@
               <w:rPr>
                 <w:rFonts w:cstheme="minorHAnsi"/>
                 <w:color w:val="000000"/>
-                <w:sz w:val="16"/>
-                <w:szCs w:val="16"/>
-              </w:rPr>
-            </w:pPr>
-            <w:r>
-              <w:rPr>
-                <w:rFonts w:cstheme="minorHAnsi"/>
-                <w:color w:val="000000"/>
-                <w:sz w:val="16"/>
-                <w:szCs w:val="16"/>
+                <w:sz w:val="20"/>
+                <w:szCs w:val="20"/>
+              </w:rPr>
+            </w:pPr>
+            <w:r>
+              <w:rPr>
+                <w:rFonts w:cstheme="minorHAnsi"/>
+                <w:color w:val="000000"/>
+                <w:sz w:val="20"/>
+                <w:szCs w:val="20"/>
               </w:rPr>
               <w:t>1</w:t>
             </w:r>
@@ -11016,23 +11174,25 @@
           <w:tcPr>
             <w:tcW w:w="939" w:type="dxa"/>
             <w:noWrap/>
-            <w:hideMark/>
-          </w:tcPr>
-          <w:p>
-            <w:pPr>
-              <w:rPr>
-                <w:b/>
-                <w:bCs/>
-                <w:sz w:val="16"/>
-                <w:szCs w:val="16"/>
-              </w:rPr>
-            </w:pPr>
-            <w:r>
-              <w:rPr>
-                <w:b/>
-                <w:bCs/>
-                <w:sz w:val="16"/>
-                <w:szCs w:val="16"/>
+            <w:vAlign w:val="center"/>
+            <w:hideMark/>
+          </w:tcPr>
+          <w:p>
+            <w:pPr>
+              <w:jc w:val="center"/>
+              <w:rPr>
+                <w:b/>
+                <w:bCs/>
+                <w:sz w:val="20"/>
+                <w:szCs w:val="20"/>
+              </w:rPr>
+            </w:pPr>
+            <w:r>
+              <w:rPr>
+                <w:b/>
+                <w:bCs/>
+                <w:sz w:val="20"/>
+                <w:szCs w:val="20"/>
               </w:rPr>
               <w:t>80</w:t>
             </w:r>
@@ -11061,7 +11221,7 @@
                 <w:sz w:val="16"/>
                 <w:szCs w:val="16"/>
               </w:rPr>
-              <w:t>Versuchen Sie bei Ihrer ersten Aufgabe, in den nächsten fünf Minuten an ein AUTO zu denken. Ich bin in fünf Minuten zurück.</w:t>
+              <w:t>Versuchen Sie bei Ihrer ersten Aufgabe in den nächsten fünf Minuten an ein AUTO zu denken. Ich bin in fünf Minuten zurück.</w:t>
             </w:r>
           </w:p>
         </w:tc>
@@ -11078,16 +11238,16 @@
               <w:rPr>
                 <w:rFonts w:cstheme="minorHAnsi"/>
                 <w:color w:val="000000"/>
-                <w:sz w:val="16"/>
-                <w:szCs w:val="16"/>
-              </w:rPr>
-            </w:pPr>
-            <w:r>
-              <w:rPr>
-                <w:rFonts w:cstheme="minorHAnsi"/>
-                <w:color w:val="000000"/>
-                <w:sz w:val="16"/>
-                <w:szCs w:val="16"/>
+                <w:sz w:val="20"/>
+                <w:szCs w:val="20"/>
+              </w:rPr>
+            </w:pPr>
+            <w:r>
+              <w:rPr>
+                <w:rFonts w:cstheme="minorHAnsi"/>
+                <w:color w:val="000000"/>
+                <w:sz w:val="20"/>
+                <w:szCs w:val="20"/>
               </w:rPr>
               <w:t>1</w:t>
             </w:r>
@@ -11106,16 +11266,16 @@
               <w:rPr>
                 <w:rFonts w:cstheme="minorHAnsi"/>
                 <w:color w:val="000000"/>
-                <w:sz w:val="16"/>
-                <w:szCs w:val="16"/>
-              </w:rPr>
-            </w:pPr>
-            <w:r>
-              <w:rPr>
-                <w:rFonts w:cstheme="minorHAnsi"/>
-                <w:color w:val="000000"/>
-                <w:sz w:val="16"/>
-                <w:szCs w:val="16"/>
+                <w:sz w:val="20"/>
+                <w:szCs w:val="20"/>
+              </w:rPr>
+            </w:pPr>
+            <w:r>
+              <w:rPr>
+                <w:rFonts w:cstheme="minorHAnsi"/>
+                <w:color w:val="000000"/>
+                <w:sz w:val="20"/>
+                <w:szCs w:val="20"/>
               </w:rPr>
               <w:t>2</w:t>
             </w:r>
